--- a/docs/lab1_gradient_descent.docx
+++ b/docs/lab1_gradient_descent.docx
@@ -1521,6 +1521,7 @@
       </w:r>
       <w:r>
         <w:rPr>
+          <w:highlight w:val="none"/>
           <w:lang w:val="ru-RU"/>
         </w:rPr>
       </w:r>
@@ -1585,9 +1586,11 @@
       </w:r>
       <w:r>
         <w:rPr>
-          <w:rFonts w:ascii="Liberation Serif" w:hAnsi="Liberation Serif" w:cs="Liberation Serif"/>
-          <w:sz w:val="28"/>
-          <w:szCs w:val="28"/>
+          <w:rFonts w:ascii="Liberation Serif" w:hAnsi="Liberation Serif" w:eastAsia="Liberation Serif" w:cs="Liberation Serif"/>
+          <w:sz w:val="28"/>
+          <w:szCs w:val="28"/>
+          <w:highlight w:val="none"/>
+          <w:lang w:val="ru-RU"/>
         </w:rPr>
       </w:r>
       <w:r>
@@ -1648,9 +1651,11 @@
       </w:r>
       <w:r>
         <w:rPr>
-          <w:rFonts w:ascii="Liberation Serif" w:hAnsi="Liberation Serif" w:cs="Liberation Serif"/>
-          <w:sz w:val="28"/>
-          <w:szCs w:val="28"/>
+          <w:rFonts w:ascii="Liberation Serif" w:hAnsi="Liberation Serif" w:eastAsia="Liberation Serif" w:cs="Liberation Serif"/>
+          <w:sz w:val="28"/>
+          <w:szCs w:val="28"/>
+          <w:highlight w:val="none"/>
+          <w:lang w:val="ru-RU"/>
         </w:rPr>
       </w:r>
       <w:r>
@@ -2077,6 +2082,7 @@
           <w:rFonts w:ascii="Liberation Serif" w:hAnsi="Liberation Serif" w:cs="Liberation Serif"/>
           <w:sz w:val="28"/>
           <w:szCs w:val="28"/>
+          <w:highlight w:val="none"/>
         </w:rPr>
       </w:r>
       <w:r>
@@ -2182,7 +2188,6 @@
           <w:rFonts w:ascii="Liberation Serif" w:hAnsi="Liberation Serif" w:cs="Liberation Serif"/>
           <w:sz w:val="28"/>
           <w:szCs w:val="28"/>
-          <w:highlight w:val="none"/>
         </w:rPr>
       </w:r>
       <w:r>
@@ -2901,8 +2906,8 @@
       </w:r>
       <w:r>
         <w:rPr>
+          <w:bCs/>
           <w:i/>
-          <w:iCs/>
         </w:rPr>
       </w:r>
       <w:r>
@@ -3013,11 +3018,8 @@
       </w:r>
       <w:r>
         <w:rPr>
-          <w:rFonts w:ascii="Liberation Serif" w:hAnsi="Liberation Serif" w:cs="Liberation Serif"/>
           <w:bCs/>
           <w:i/>
-          <w:sz w:val="28"/>
-          <w:szCs w:val="28"/>
         </w:rPr>
       </w:r>
       <w:r>
@@ -3386,6 +3388,7 @@
           <w:rFonts w:ascii="Liberation Serif" w:hAnsi="Liberation Serif" w:cs="Liberation Serif"/>
           <w:sz w:val="28"/>
           <w:szCs w:val="28"/>
+          <w:highlight w:val="none"/>
         </w:rPr>
       </w:r>
       <w:r>
@@ -3422,7 +3425,6 @@
           <w:rFonts w:ascii="Liberation Serif" w:hAnsi="Liberation Serif" w:cs="Liberation Serif"/>
           <w:sz w:val="28"/>
           <w:szCs w:val="28"/>
-          <w:highlight w:val="none"/>
         </w:rPr>
       </w:r>
       <w:r>
@@ -3590,6 +3592,7 @@
           <w:rFonts w:ascii="Liberation Serif" w:hAnsi="Liberation Serif" w:cs="Liberation Serif"/>
           <w:sz w:val="28"/>
           <w:szCs w:val="28"/>
+          <w:highlight w:val="none"/>
         </w:rPr>
       </w:r>
       <w:r>
@@ -3626,7 +3629,6 @@
           <w:rFonts w:ascii="Liberation Serif" w:hAnsi="Liberation Serif" w:cs="Liberation Serif"/>
           <w:sz w:val="28"/>
           <w:szCs w:val="28"/>
-          <w:highlight w:val="none"/>
         </w:rPr>
       </w:r>
       <w:r>
@@ -3663,6 +3665,7 @@
           <w:rFonts w:ascii="Liberation Serif" w:hAnsi="Liberation Serif" w:cs="Liberation Serif"/>
           <w:sz w:val="28"/>
           <w:szCs w:val="28"/>
+          <w:highlight w:val="none"/>
         </w:rPr>
       </w:r>
       <w:r>
@@ -3699,7 +3702,6 @@
           <w:rFonts w:ascii="Liberation Serif" w:hAnsi="Liberation Serif" w:cs="Liberation Serif"/>
           <w:sz w:val="28"/>
           <w:szCs w:val="28"/>
-          <w:highlight w:val="none"/>
         </w:rPr>
       </w:r>
       <w:r>
@@ -3753,6 +3755,7 @@
           <w:rFonts w:ascii="Liberation Serif" w:hAnsi="Liberation Serif" w:cs="Liberation Serif"/>
           <w:sz w:val="28"/>
           <w:szCs w:val="28"/>
+          <w:highlight w:val="none"/>
         </w:rPr>
       </w:r>
       <w:r>
@@ -3789,7 +3792,6 @@
           <w:rFonts w:ascii="Liberation Serif" w:hAnsi="Liberation Serif" w:cs="Liberation Serif"/>
           <w:sz w:val="28"/>
           <w:szCs w:val="28"/>
-          <w:highlight w:val="none"/>
         </w:rPr>
       </w:r>
       <w:r>
@@ -3916,6 +3918,7 @@
           <w:rFonts w:ascii="Liberation Serif" w:hAnsi="Liberation Serif" w:cs="Liberation Serif"/>
           <w:sz w:val="28"/>
           <w:szCs w:val="28"/>
+          <w:highlight w:val="none"/>
         </w:rPr>
       </w:r>
       <w:r>
@@ -3952,7 +3955,6 @@
           <w:rFonts w:ascii="Liberation Serif" w:hAnsi="Liberation Serif" w:cs="Liberation Serif"/>
           <w:sz w:val="28"/>
           <w:szCs w:val="28"/>
-          <w:highlight w:val="none"/>
         </w:rPr>
       </w:r>
       <w:r>
@@ -4046,6 +4048,7 @@
           <w:rFonts w:ascii="Liberation Serif" w:hAnsi="Liberation Serif" w:cs="Liberation Serif"/>
           <w:sz w:val="28"/>
           <w:szCs w:val="28"/>
+          <w:highlight w:val="none"/>
         </w:rPr>
       </w:r>
       <w:r>
@@ -4082,7 +4085,6 @@
           <w:rFonts w:ascii="Liberation Serif" w:hAnsi="Liberation Serif" w:cs="Liberation Serif"/>
           <w:sz w:val="28"/>
           <w:szCs w:val="28"/>
-          <w:highlight w:val="none"/>
         </w:rPr>
       </w:r>
       <w:r>
@@ -4136,6 +4138,7 @@
           <w:rFonts w:ascii="Liberation Serif" w:hAnsi="Liberation Serif" w:cs="Liberation Serif"/>
           <w:sz w:val="28"/>
           <w:szCs w:val="28"/>
+          <w:highlight w:val="none"/>
         </w:rPr>
       </w:r>
       <w:r>
@@ -4172,7 +4175,6 @@
           <w:rFonts w:ascii="Liberation Serif" w:hAnsi="Liberation Serif" w:cs="Liberation Serif"/>
           <w:sz w:val="28"/>
           <w:szCs w:val="28"/>
-          <w:highlight w:val="none"/>
         </w:rPr>
       </w:r>
       <w:r>
@@ -4285,6 +4287,7 @@
           <w:rFonts w:ascii="Liberation Serif" w:hAnsi="Liberation Serif" w:cs="Liberation Serif"/>
           <w:sz w:val="28"/>
           <w:szCs w:val="28"/>
+          <w:highlight w:val="none"/>
         </w:rPr>
       </w:r>
       <w:r>
@@ -4321,7 +4324,6 @@
           <w:rFonts w:ascii="Liberation Serif" w:hAnsi="Liberation Serif" w:cs="Liberation Serif"/>
           <w:sz w:val="28"/>
           <w:szCs w:val="28"/>
-          <w:highlight w:val="none"/>
         </w:rPr>
       </w:r>
       <w:r>
@@ -4534,6 +4536,7 @@
           <w:rFonts w:ascii="Liberation Serif" w:hAnsi="Liberation Serif" w:cs="Liberation Serif"/>
           <w:sz w:val="28"/>
           <w:szCs w:val="28"/>
+          <w:highlight w:val="none"/>
         </w:rPr>
       </w:r>
       <w:r>
@@ -4570,7 +4573,6 @@
           <w:rFonts w:ascii="Liberation Serif" w:hAnsi="Liberation Serif" w:cs="Liberation Serif"/>
           <w:sz w:val="28"/>
           <w:szCs w:val="28"/>
-          <w:highlight w:val="none"/>
         </w:rPr>
       </w:r>
       <w:r>
@@ -5071,9 +5073,11 @@
       </w:r>
       <w:r>
         <w:rPr>
-          <w:rFonts w:ascii="Liberation Serif" w:hAnsi="Liberation Serif" w:cs="Liberation Serif"/>
-          <w:sz w:val="28"/>
-          <w:szCs w:val="28"/>
+          <w:rFonts w:ascii="Liberation Serif" w:hAnsi="Liberation Serif" w:eastAsia="Liberation Serif" w:cs="Liberation Serif"/>
+          <w:sz w:val="28"/>
+          <w:szCs w:val="28"/>
+          <w:highlight w:val="none"/>
+          <w:lang w:val="ru-RU"/>
         </w:rPr>
       </w:r>
       <w:r>
@@ -5289,13 +5293,6 @@
       </w:r>
       <w:r>
         <w:rPr>
-          <w:rFonts w:ascii="Liberation Serif" w:hAnsi="Liberation Serif" w:cs="Liberation Serif"/>
-          <w:sz w:val="28"/>
-          <w:szCs w:val="28"/>
-        </w:rPr>
-      </w:r>
-      <w:r>
-        <w:rPr>
           <w:rFonts w:ascii="Liberation Serif" w:hAnsi="Liberation Serif" w:eastAsia="Liberation Serif" w:cs="Liberation Serif"/>
           <w:sz w:val="28"/>
           <w:szCs w:val="28"/>
@@ -5303,6 +5300,15 @@
           <w:lang w:val="ru-RU"/>
         </w:rPr>
       </w:r>
+      <w:r>
+        <w:rPr>
+          <w:rFonts w:ascii="Liberation Serif" w:hAnsi="Liberation Serif" w:eastAsia="Liberation Serif" w:cs="Liberation Serif"/>
+          <w:sz w:val="28"/>
+          <w:szCs w:val="28"/>
+          <w:highlight w:val="none"/>
+          <w:lang w:val="ru-RU"/>
+        </w:rPr>
+      </w:r>
     </w:p>
     <w:p>
       <w:pPr>
@@ -5409,9 +5415,11 @@
       </w:r>
       <w:r>
         <w:rPr>
-          <w:rFonts w:ascii="Liberation Serif" w:hAnsi="Liberation Serif" w:cs="Liberation Serif"/>
-          <w:sz w:val="28"/>
-          <w:szCs w:val="28"/>
+          <w:rFonts w:ascii="Liberation Serif" w:hAnsi="Liberation Serif" w:eastAsia="Liberation Serif" w:cs="Liberation Serif"/>
+          <w:sz w:val="28"/>
+          <w:szCs w:val="28"/>
+          <w:highlight w:val="none"/>
+          <w:lang w:val="ru-RU"/>
         </w:rPr>
       </w:r>
       <w:r>
@@ -5777,13 +5785,6 @@
       </w:r>
       <w:r>
         <w:rPr>
-          <w:rFonts w:ascii="Liberation Serif" w:hAnsi="Liberation Serif" w:cs="Liberation Serif"/>
-          <w:sz w:val="28"/>
-          <w:szCs w:val="28"/>
-        </w:rPr>
-      </w:r>
-      <w:r>
-        <w:rPr>
           <w:rFonts w:ascii="Liberation Serif" w:hAnsi="Liberation Serif" w:eastAsia="Liberation Serif" w:cs="Liberation Serif"/>
           <w:sz w:val="28"/>
           <w:szCs w:val="28"/>
@@ -5791,6 +5792,15 @@
           <w:lang w:val="ru-RU"/>
         </w:rPr>
       </w:r>
+      <w:r>
+        <w:rPr>
+          <w:rFonts w:ascii="Liberation Serif" w:hAnsi="Liberation Serif" w:eastAsia="Liberation Serif" w:cs="Liberation Serif"/>
+          <w:sz w:val="28"/>
+          <w:szCs w:val="28"/>
+          <w:highlight w:val="none"/>
+          <w:lang w:val="ru-RU"/>
+        </w:rPr>
+      </w:r>
     </w:p>
     <w:p>
       <w:pPr>
@@ -5829,9 +5839,11 @@
       </w:r>
       <w:r>
         <w:rPr>
-          <w:rFonts w:ascii="Liberation Serif" w:hAnsi="Liberation Serif" w:cs="Liberation Serif"/>
-          <w:sz w:val="28"/>
-          <w:szCs w:val="28"/>
+          <w:rFonts w:ascii="Liberation Serif" w:hAnsi="Liberation Serif" w:eastAsia="Liberation Serif" w:cs="Liberation Serif"/>
+          <w:sz w:val="28"/>
+          <w:szCs w:val="28"/>
+          <w:highlight w:val="none"/>
+          <w:lang w:val="ru-RU"/>
         </w:rPr>
       </w:r>
       <w:r>
@@ -6197,13 +6209,6 @@
       </w:r>
       <w:r>
         <w:rPr>
-          <w:rFonts w:ascii="Liberation Serif" w:hAnsi="Liberation Serif" w:cs="Liberation Serif"/>
-          <w:sz w:val="28"/>
-          <w:szCs w:val="28"/>
-        </w:rPr>
-      </w:r>
-      <w:r>
-        <w:rPr>
           <w:rFonts w:ascii="Liberation Serif" w:hAnsi="Liberation Serif" w:eastAsia="Liberation Serif" w:cs="Liberation Serif"/>
           <w:sz w:val="28"/>
           <w:szCs w:val="28"/>
@@ -6211,6 +6216,15 @@
           <w:lang w:val="ru-RU"/>
         </w:rPr>
       </w:r>
+      <w:r>
+        <w:rPr>
+          <w:rFonts w:ascii="Liberation Serif" w:hAnsi="Liberation Serif" w:eastAsia="Liberation Serif" w:cs="Liberation Serif"/>
+          <w:sz w:val="28"/>
+          <w:szCs w:val="28"/>
+          <w:highlight w:val="none"/>
+          <w:lang w:val="ru-RU"/>
+        </w:rPr>
+      </w:r>
     </w:p>
     <w:p>
       <w:pPr>
@@ -6367,9 +6381,11 @@
       </w:r>
       <w:r>
         <w:rPr>
-          <w:rFonts w:ascii="Liberation Serif" w:hAnsi="Liberation Serif" w:cs="Liberation Serif"/>
-          <w:sz w:val="28"/>
-          <w:szCs w:val="28"/>
+          <w:rFonts w:ascii="Liberation Serif" w:hAnsi="Liberation Serif" w:eastAsia="Liberation Serif" w:cs="Liberation Serif"/>
+          <w:sz w:val="28"/>
+          <w:szCs w:val="28"/>
+          <w:highlight w:val="none"/>
+          <w:lang w:val="ru-RU"/>
         </w:rPr>
       </w:r>
       <w:r>
@@ -6512,9 +6528,7 @@
       </w:r>
       <w:r>
         <w:rPr>
-          <w:rFonts w:ascii="Liberation Serif" w:hAnsi="Liberation Serif" w:cs="Liberation Serif"/>
-          <w:sz w:val="28"/>
-          <w:szCs w:val="28"/>
+          <w:highlight w:val="none"/>
         </w:rPr>
       </w:r>
       <w:r>
@@ -6590,13 +6604,6 @@
       </w:r>
       <w:r>
         <w:rPr>
-          <w:rFonts w:ascii="Liberation Serif" w:hAnsi="Liberation Serif" w:cs="Liberation Serif"/>
-          <w:sz w:val="44"/>
-          <w:szCs w:val="44"/>
-        </w:rPr>
-      </w:r>
-      <w:r>
-        <w:rPr>
           <w:rFonts w:ascii="Liberation Serif" w:hAnsi="Liberation Serif" w:eastAsia="Liberation Serif" w:cs="Liberation Serif"/>
           <w:sz w:val="28"/>
           <w:szCs w:val="28"/>
@@ -6604,6 +6611,15 @@
           <w:lang w:val="ru-RU"/>
         </w:rPr>
       </w:r>
+      <w:r>
+        <w:rPr>
+          <w:rFonts w:ascii="Liberation Serif" w:hAnsi="Liberation Serif" w:eastAsia="Liberation Serif" w:cs="Liberation Serif"/>
+          <w:sz w:val="28"/>
+          <w:szCs w:val="28"/>
+          <w:highlight w:val="none"/>
+          <w:lang w:val="ru-RU"/>
+        </w:rPr>
+      </w:r>
     </w:p>
     <w:p>
       <w:pPr>
@@ -6734,7 +6750,6 @@
           <w:lang w:val="ru-RU"/>
         </w:rPr>
       </w:r>
-      <w:r/>
       <w:r>
         <mc:AlternateContent>
           <mc:Choice Requires="wpg">
@@ -6810,7 +6825,6 @@
           </mc:Fallback>
         </mc:AlternateContent>
       </w:r>
-      <w:r/>
       <w:r>
         <w:rPr>
           <w:rFonts w:ascii="Liberation Serif" w:hAnsi="Liberation Serif" w:eastAsia="Liberation Serif" w:cs="Liberation Serif"/>
@@ -6902,7 +6916,7 @@
           <w:sz w:val="28"/>
           <w:szCs w:val="28"/>
           <w:highlight w:val="none"/>
-          <w:lang w:val="ru-RU"/>
+          <w:lang w:val="ru-RU" w:bidi="ru-RU"/>
         </w:rPr>
       </w:r>
       <w:r>
@@ -7060,7 +7074,7 @@
           <w:sz w:val="28"/>
           <w:szCs w:val="28"/>
           <w:highlight w:val="none"/>
-          <w:lang w:val="ru-RU"/>
+          <w:lang w:val="ru-RU" w:bidi="ru-RU"/>
         </w:rPr>
       </w:r>
       <w:r>
@@ -7219,7 +7233,7 @@
           <w:sz w:val="28"/>
           <w:szCs w:val="28"/>
           <w:highlight w:val="none"/>
-          <w:lang w:val="ru-RU"/>
+          <w:lang w:val="ru-RU" w:bidi="ru-RU"/>
         </w:rPr>
       </w:r>
       <w:r>
@@ -7304,7 +7318,7 @@
           <w:sz w:val="28"/>
           <w:szCs w:val="28"/>
           <w:highlight w:val="none"/>
-          <w:lang w:val="ru-RU"/>
+          <w:lang w:val="ru-RU" w:bidi="ru-RU"/>
         </w:rPr>
       </w:r>
       <w:r>
@@ -7403,7 +7417,7 @@
           <w:sz w:val="28"/>
           <w:szCs w:val="28"/>
           <w:highlight w:val="none"/>
-          <w:lang w:val="ru-RU" w:bidi="ru-RU"/>
+          <w:lang w:val="ru-RU"/>
         </w:rPr>
       </w:r>
       <w:r>
@@ -7413,6 +7427,3955 @@
           <w:szCs w:val="28"/>
           <w:highlight w:val="none"/>
           <w:lang w:val="ru-RU"/>
+        </w:rPr>
+      </w:r>
+    </w:p>
+    <w:p>
+      <w:pPr>
+        <w:pBdr/>
+        <w:spacing w:after="0" w:afterAutospacing="0" w:line="240" w:lineRule="auto"/>
+        <w:ind/>
+        <w:jc w:val="both"/>
+        <w:rPr>
+          <w:rFonts w:ascii="Liberation Serif" w:hAnsi="Liberation Serif" w:eastAsia="Liberation Serif" w:cs="Liberation Serif"/>
+          <w:sz w:val="28"/>
+          <w:szCs w:val="28"/>
+          <w:highlight w:val="none"/>
+          <w:lang w:val="ru-RU"/>
+        </w:rPr>
+      </w:pPr>
+      <w:r>
+        <w:rPr>
+          <w:rFonts w:ascii="Liberation Serif" w:hAnsi="Liberation Serif" w:eastAsia="Liberation Serif" w:cs="Liberation Serif"/>
+          <w:sz w:val="28"/>
+          <w:szCs w:val="28"/>
+          <w:highlight w:val="none"/>
+          <w:lang w:val="ru-RU"/>
+        </w:rPr>
+      </w:r>
+      <w:r>
+        <w:rPr>
+          <w:rFonts w:ascii="Liberation Serif" w:hAnsi="Liberation Serif" w:eastAsia="Liberation Serif" w:cs="Liberation Serif"/>
+          <w:sz w:val="28"/>
+          <w:szCs w:val="28"/>
+          <w:highlight w:val="none"/>
+          <w:lang w:val="ru-RU"/>
+        </w:rPr>
+      </w:r>
+      <w:r>
+        <w:rPr>
+          <w:rFonts w:ascii="Liberation Serif" w:hAnsi="Liberation Serif" w:eastAsia="Liberation Serif" w:cs="Liberation Serif"/>
+          <w:sz w:val="28"/>
+          <w:szCs w:val="28"/>
+          <w:highlight w:val="none"/>
+          <w:lang w:val="ru-RU"/>
+        </w:rPr>
+      </w:r>
+    </w:p>
+    <w:p>
+      <w:pPr>
+        <w:pBdr/>
+        <w:spacing w:after="0" w:afterAutospacing="0" w:line="240" w:lineRule="auto"/>
+        <w:ind/>
+        <w:jc w:val="both"/>
+        <w:rPr>
+          <w:rFonts w:ascii="Liberation Serif" w:hAnsi="Liberation Serif" w:eastAsia="Liberation Serif" w:cs="Liberation Serif"/>
+          <w:sz w:val="28"/>
+          <w:szCs w:val="28"/>
+          <w:highlight w:val="none"/>
+          <w:lang w:val="ru-RU" w:bidi="ru-RU"/>
+        </w:rPr>
+      </w:pPr>
+      <w:r>
+        <w:rPr>
+          <w:rFonts w:ascii="Liberation Serif" w:hAnsi="Liberation Serif" w:eastAsia="Liberation Serif" w:cs="Liberation Serif"/>
+          <w:sz w:val="28"/>
+          <w:szCs w:val="28"/>
+          <w:highlight w:val="none"/>
+          <w:lang w:val="ru-RU" w:bidi="ru-RU"/>
+        </w:rPr>
+        <w:tab/>
+      </w:r>
+      <w:r>
+        <w:rPr>
+          <w:rFonts w:ascii="Liberation Serif" w:hAnsi="Liberation Serif" w:eastAsia="Liberation Serif" w:cs="Liberation Serif"/>
+          <w:sz w:val="28"/>
+          <w:szCs w:val="28"/>
+          <w:highlight w:val="none"/>
+          <w:lang w:val="ru-RU"/>
+        </w:rPr>
+      </w:r>
+    </w:p>
+    <w:p>
+      <w:pPr>
+        <w:pBdr/>
+        <w:spacing w:after="0" w:afterAutospacing="0" w:line="240" w:lineRule="auto"/>
+        <w:ind/>
+        <w:jc w:val="both"/>
+        <w:rPr>
+          <w:rFonts w:ascii="Liberation Serif" w:hAnsi="Liberation Serif" w:eastAsia="Liberation Serif" w:cs="Liberation Serif"/>
+          <w:bCs/>
+          <w:i/>
+          <w:sz w:val="28"/>
+          <w:szCs w:val="28"/>
+          <w:highlight w:val="none"/>
+          <w:lang w:val="ru-RU" w:bidi="ru-RU"/>
+        </w:rPr>
+      </w:pPr>
+      <w:r>
+        <w:rPr>
+          <w:rFonts w:ascii="Liberation Serif" w:hAnsi="Liberation Serif" w:eastAsia="Liberation Serif" w:cs="Liberation Serif"/>
+          <w:sz w:val="28"/>
+          <w:szCs w:val="28"/>
+          <w:highlight w:val="none"/>
+          <w:lang w:val="ru-RU" w:bidi="ru-RU"/>
+        </w:rPr>
+        <w:tab/>
+      </w:r>
+      <w:r>
+        <w:rPr>
+          <w:rFonts w:ascii="Liberation Serif" w:hAnsi="Liberation Serif" w:eastAsia="Liberation Serif" w:cs="Liberation Serif"/>
+          <w:i/>
+          <w:iCs/>
+          <w:sz w:val="28"/>
+          <w:szCs w:val="28"/>
+          <w:highlight w:val="none"/>
+          <w:lang w:val="ru-RU" w:bidi="ru-RU"/>
+        </w:rPr>
+        <w:t xml:space="preserve">Листинг программы.</w:t>
+      </w:r>
+      <w:r>
+        <w:rPr>
+          <w:rFonts w:ascii="Liberation Serif" w:hAnsi="Liberation Serif" w:eastAsia="Liberation Serif" w:cs="Liberation Serif"/>
+          <w:bCs/>
+          <w:i/>
+          <w:sz w:val="28"/>
+          <w:szCs w:val="28"/>
+          <w:highlight w:val="none"/>
+          <w:lang w:val="ru-RU" w:bidi="ru-RU"/>
+        </w:rPr>
+      </w:r>
+    </w:p>
+    <w:p>
+      <w:pPr>
+        <w:pBdr/>
+        <w:spacing w:after="0" w:afterAutospacing="0" w:line="240" w:lineRule="auto"/>
+        <w:ind/>
+        <w:jc w:val="both"/>
+        <w:rPr>
+          <w:rFonts w:ascii="Liberation Serif" w:hAnsi="Liberation Serif" w:eastAsia="Liberation Serif" w:cs="Liberation Serif"/>
+          <w:bCs/>
+          <w:i/>
+          <w:sz w:val="28"/>
+          <w:szCs w:val="28"/>
+          <w:highlight w:val="none"/>
+          <w:lang w:val="ru-RU" w:bidi="ru-RU"/>
+        </w:rPr>
+      </w:pPr>
+      <w:r>
+        <w:rPr>
+          <w:rFonts w:ascii="Liberation Serif" w:hAnsi="Liberation Serif" w:eastAsia="Liberation Serif" w:cs="Liberation Serif"/>
+          <w:i/>
+          <w:iCs/>
+          <w:sz w:val="28"/>
+          <w:szCs w:val="28"/>
+          <w:highlight w:val="none"/>
+          <w:lang w:val="ru-RU" w:bidi="ru-RU"/>
+        </w:rPr>
+      </w:r>
+      <w:r>
+        <w:rPr>
+          <w:rFonts w:ascii="Liberation Serif" w:hAnsi="Liberation Serif" w:eastAsia="Liberation Serif" w:cs="Liberation Serif"/>
+          <w:i/>
+          <w:iCs/>
+          <w:sz w:val="28"/>
+          <w:szCs w:val="28"/>
+          <w:highlight w:val="none"/>
+          <w:lang w:val="ru-RU" w:bidi="ru-RU"/>
+        </w:rPr>
+      </w:r>
+      <w:r>
+        <w:rPr>
+          <w:rFonts w:ascii="Liberation Serif" w:hAnsi="Liberation Serif" w:eastAsia="Liberation Serif" w:cs="Liberation Serif"/>
+          <w:i/>
+          <w:iCs/>
+          <w:sz w:val="28"/>
+          <w:szCs w:val="28"/>
+          <w:highlight w:val="none"/>
+          <w:lang w:val="ru-RU" w:bidi="ru-RU"/>
+        </w:rPr>
+      </w:r>
+    </w:p>
+    <w:p>
+      <w:pPr>
+        <w:pBdr/>
+        <w:spacing w:after="0" w:afterAutospacing="0" w:line="240" w:lineRule="auto"/>
+        <w:ind/>
+        <w:jc w:val="both"/>
+        <w:rPr>
+          <w:bCs w:val="0"/>
+          <w:i w:val="0"/>
+          <w:sz w:val="20"/>
+          <w:szCs w:val="20"/>
+        </w:rPr>
+      </w:pPr>
+      <w:r>
+        <w:rPr>
+          <w:rFonts w:ascii="Liberation Serif" w:hAnsi="Liberation Serif" w:eastAsia="Liberation Serif" w:cs="Liberation Serif"/>
+          <w:i w:val="0"/>
+          <w:iCs w:val="0"/>
+          <w:sz w:val="20"/>
+          <w:szCs w:val="20"/>
+          <w:highlight w:val="none"/>
+          <w:lang w:val="ru-RU" w:bidi="ru-RU"/>
+        </w:rPr>
+        <w:t xml:space="preserve">from math import sqrt</w:t>
+      </w:r>
+      <w:r>
+        <w:rPr>
+          <w:i w:val="0"/>
+          <w:iCs w:val="0"/>
+          <w:sz w:val="16"/>
+          <w:szCs w:val="16"/>
+        </w:rPr>
+      </w:r>
+    </w:p>
+    <w:p>
+      <w:pPr>
+        <w:pBdr/>
+        <w:spacing w:after="0" w:afterAutospacing="0" w:line="240" w:lineRule="auto"/>
+        <w:ind/>
+        <w:jc w:val="both"/>
+        <w:rPr>
+          <w:bCs w:val="0"/>
+          <w:i w:val="0"/>
+          <w:sz w:val="20"/>
+          <w:szCs w:val="20"/>
+        </w:rPr>
+      </w:pPr>
+      <w:r>
+        <w:rPr>
+          <w:rFonts w:ascii="Liberation Serif" w:hAnsi="Liberation Serif" w:eastAsia="Liberation Serif" w:cs="Liberation Serif"/>
+          <w:i w:val="0"/>
+          <w:iCs w:val="0"/>
+          <w:sz w:val="20"/>
+          <w:szCs w:val="20"/>
+          <w:highlight w:val="none"/>
+          <w:lang w:val="ru-RU" w:bidi="ru-RU"/>
+        </w:rPr>
+      </w:r>
+      <w:r>
+        <w:rPr>
+          <w:i w:val="0"/>
+          <w:iCs w:val="0"/>
+          <w:sz w:val="16"/>
+          <w:szCs w:val="16"/>
+        </w:rPr>
+      </w:r>
+    </w:p>
+    <w:p>
+      <w:pPr>
+        <w:pBdr/>
+        <w:spacing w:after="0" w:afterAutospacing="0" w:line="240" w:lineRule="auto"/>
+        <w:ind/>
+        <w:jc w:val="both"/>
+        <w:rPr>
+          <w:bCs w:val="0"/>
+          <w:i w:val="0"/>
+          <w:sz w:val="20"/>
+          <w:szCs w:val="20"/>
+        </w:rPr>
+      </w:pPr>
+      <w:r>
+        <w:rPr>
+          <w:rFonts w:ascii="Liberation Serif" w:hAnsi="Liberation Serif" w:eastAsia="Liberation Serif" w:cs="Liberation Serif"/>
+          <w:i w:val="0"/>
+          <w:iCs w:val="0"/>
+          <w:sz w:val="20"/>
+          <w:szCs w:val="20"/>
+          <w:highlight w:val="none"/>
+          <w:lang w:val="ru-RU" w:bidi="ru-RU"/>
+        </w:rPr>
+      </w:r>
+      <w:r>
+        <w:rPr>
+          <w:i w:val="0"/>
+          <w:iCs w:val="0"/>
+          <w:sz w:val="16"/>
+          <w:szCs w:val="16"/>
+        </w:rPr>
+      </w:r>
+    </w:p>
+    <w:p>
+      <w:pPr>
+        <w:pBdr/>
+        <w:spacing w:after="0" w:afterAutospacing="0" w:line="240" w:lineRule="auto"/>
+        <w:ind/>
+        <w:jc w:val="both"/>
+        <w:rPr>
+          <w:bCs w:val="0"/>
+          <w:i w:val="0"/>
+          <w:sz w:val="20"/>
+          <w:szCs w:val="20"/>
+        </w:rPr>
+      </w:pPr>
+      <w:r>
+        <w:rPr>
+          <w:rFonts w:ascii="Liberation Serif" w:hAnsi="Liberation Serif" w:eastAsia="Liberation Serif" w:cs="Liberation Serif"/>
+          <w:i w:val="0"/>
+          <w:iCs w:val="0"/>
+          <w:sz w:val="20"/>
+          <w:szCs w:val="20"/>
+          <w:highlight w:val="none"/>
+          <w:lang w:val="ru-RU" w:bidi="ru-RU"/>
+        </w:rPr>
+        <w:t xml:space="preserve">class OptimizationAlgorithms:</w:t>
+      </w:r>
+      <w:r>
+        <w:rPr>
+          <w:i w:val="0"/>
+          <w:iCs w:val="0"/>
+          <w:sz w:val="16"/>
+          <w:szCs w:val="16"/>
+        </w:rPr>
+      </w:r>
+    </w:p>
+    <w:p>
+      <w:pPr>
+        <w:pBdr/>
+        <w:spacing w:after="0" w:afterAutospacing="0" w:line="240" w:lineRule="auto"/>
+        <w:ind/>
+        <w:jc w:val="both"/>
+        <w:rPr>
+          <w:bCs w:val="0"/>
+          <w:i w:val="0"/>
+          <w:sz w:val="20"/>
+          <w:szCs w:val="20"/>
+        </w:rPr>
+      </w:pPr>
+      <w:r>
+        <w:rPr>
+          <w:rFonts w:ascii="Liberation Serif" w:hAnsi="Liberation Serif" w:eastAsia="Liberation Serif" w:cs="Liberation Serif"/>
+          <w:i w:val="0"/>
+          <w:iCs w:val="0"/>
+          <w:sz w:val="20"/>
+          <w:szCs w:val="20"/>
+          <w:highlight w:val="none"/>
+          <w:lang w:val="ru-RU" w:bidi="ru-RU"/>
+        </w:rPr>
+        <w:t xml:space="preserve">    """Класс с алгоритмами оптимизации"""</w:t>
+      </w:r>
+      <w:r>
+        <w:rPr>
+          <w:i w:val="0"/>
+          <w:iCs w:val="0"/>
+          <w:sz w:val="16"/>
+          <w:szCs w:val="16"/>
+        </w:rPr>
+      </w:r>
+    </w:p>
+    <w:p>
+      <w:pPr>
+        <w:pBdr/>
+        <w:spacing w:after="0" w:afterAutospacing="0" w:line="240" w:lineRule="auto"/>
+        <w:ind/>
+        <w:jc w:val="both"/>
+        <w:rPr>
+          <w:bCs w:val="0"/>
+          <w:i w:val="0"/>
+          <w:sz w:val="20"/>
+          <w:szCs w:val="20"/>
+        </w:rPr>
+      </w:pPr>
+      <w:r>
+        <w:rPr>
+          <w:rFonts w:ascii="Liberation Serif" w:hAnsi="Liberation Serif" w:eastAsia="Liberation Serif" w:cs="Liberation Serif"/>
+          <w:i w:val="0"/>
+          <w:iCs w:val="0"/>
+          <w:sz w:val="20"/>
+          <w:szCs w:val="20"/>
+          <w:highlight w:val="none"/>
+          <w:lang w:val="ru-RU" w:bidi="ru-RU"/>
+        </w:rPr>
+      </w:r>
+      <w:r>
+        <w:rPr>
+          <w:i w:val="0"/>
+          <w:iCs w:val="0"/>
+          <w:sz w:val="16"/>
+          <w:szCs w:val="16"/>
+        </w:rPr>
+      </w:r>
+    </w:p>
+    <w:p>
+      <w:pPr>
+        <w:pBdr/>
+        <w:spacing w:after="0" w:afterAutospacing="0" w:line="240" w:lineRule="auto"/>
+        <w:ind/>
+        <w:jc w:val="both"/>
+        <w:rPr>
+          <w:bCs w:val="0"/>
+          <w:i w:val="0"/>
+          <w:sz w:val="20"/>
+          <w:szCs w:val="20"/>
+        </w:rPr>
+      </w:pPr>
+      <w:r>
+        <w:rPr>
+          <w:rFonts w:ascii="Liberation Serif" w:hAnsi="Liberation Serif" w:eastAsia="Liberation Serif" w:cs="Liberation Serif"/>
+          <w:i w:val="0"/>
+          <w:iCs w:val="0"/>
+          <w:sz w:val="20"/>
+          <w:szCs w:val="20"/>
+          <w:highlight w:val="none"/>
+          <w:lang w:val="ru-RU" w:bidi="ru-RU"/>
+        </w:rPr>
+        <w:t xml:space="preserve">    @staticmethod</w:t>
+      </w:r>
+      <w:r>
+        <w:rPr>
+          <w:i w:val="0"/>
+          <w:iCs w:val="0"/>
+          <w:sz w:val="16"/>
+          <w:szCs w:val="16"/>
+        </w:rPr>
+      </w:r>
+    </w:p>
+    <w:p>
+      <w:pPr>
+        <w:pBdr/>
+        <w:spacing w:after="0" w:afterAutospacing="0" w:line="240" w:lineRule="auto"/>
+        <w:ind/>
+        <w:jc w:val="both"/>
+        <w:rPr>
+          <w:bCs w:val="0"/>
+          <w:i w:val="0"/>
+          <w:sz w:val="20"/>
+          <w:szCs w:val="20"/>
+        </w:rPr>
+      </w:pPr>
+      <w:r>
+        <w:rPr>
+          <w:rFonts w:ascii="Liberation Serif" w:hAnsi="Liberation Serif" w:eastAsia="Liberation Serif" w:cs="Liberation Serif"/>
+          <w:i w:val="0"/>
+          <w:iCs w:val="0"/>
+          <w:sz w:val="20"/>
+          <w:szCs w:val="20"/>
+          <w:highlight w:val="none"/>
+          <w:lang w:val="ru-RU" w:bidi="ru-RU"/>
+        </w:rPr>
+        <w:t xml:space="preserve">    def gradient_descent(func, x0, y0, t, eps, eps1, eps2, M, **func_params):</w:t>
+      </w:r>
+      <w:r>
+        <w:rPr>
+          <w:i w:val="0"/>
+          <w:iCs w:val="0"/>
+          <w:sz w:val="16"/>
+          <w:szCs w:val="16"/>
+        </w:rPr>
+      </w:r>
+    </w:p>
+    <w:p>
+      <w:pPr>
+        <w:pBdr/>
+        <w:spacing w:after="0" w:afterAutospacing="0" w:line="240" w:lineRule="auto"/>
+        <w:ind/>
+        <w:jc w:val="both"/>
+        <w:rPr>
+          <w:bCs w:val="0"/>
+          <w:i w:val="0"/>
+          <w:sz w:val="20"/>
+          <w:szCs w:val="20"/>
+        </w:rPr>
+      </w:pPr>
+      <w:r>
+        <w:rPr>
+          <w:rFonts w:ascii="Liberation Serif" w:hAnsi="Liberation Serif" w:eastAsia="Liberation Serif" w:cs="Liberation Serif"/>
+          <w:i w:val="0"/>
+          <w:iCs w:val="0"/>
+          <w:sz w:val="20"/>
+          <w:szCs w:val="20"/>
+          <w:highlight w:val="none"/>
+          <w:lang w:val="ru-RU" w:bidi="ru-RU"/>
+        </w:rPr>
+        <w:t xml:space="preserve">        """</w:t>
+      </w:r>
+      <w:r>
+        <w:rPr>
+          <w:i w:val="0"/>
+          <w:iCs w:val="0"/>
+          <w:sz w:val="16"/>
+          <w:szCs w:val="16"/>
+        </w:rPr>
+      </w:r>
+    </w:p>
+    <w:p>
+      <w:pPr>
+        <w:pBdr/>
+        <w:spacing w:after="0" w:afterAutospacing="0" w:line="240" w:lineRule="auto"/>
+        <w:ind/>
+        <w:jc w:val="both"/>
+        <w:rPr>
+          <w:bCs w:val="0"/>
+          <w:i w:val="0"/>
+          <w:sz w:val="20"/>
+          <w:szCs w:val="20"/>
+        </w:rPr>
+      </w:pPr>
+      <w:r>
+        <w:rPr>
+          <w:rFonts w:ascii="Liberation Serif" w:hAnsi="Liberation Serif" w:eastAsia="Liberation Serif" w:cs="Liberation Serif"/>
+          <w:i w:val="0"/>
+          <w:iCs w:val="0"/>
+          <w:sz w:val="20"/>
+          <w:szCs w:val="20"/>
+          <w:highlight w:val="none"/>
+          <w:lang w:val="ru-RU" w:bidi="ru-RU"/>
+        </w:rPr>
+        <w:t xml:space="preserve">        Градиентный спуск с делением шага (backtracking)</w:t>
+      </w:r>
+      <w:r>
+        <w:rPr>
+          <w:i w:val="0"/>
+          <w:iCs w:val="0"/>
+          <w:sz w:val="16"/>
+          <w:szCs w:val="16"/>
+        </w:rPr>
+      </w:r>
+    </w:p>
+    <w:p>
+      <w:pPr>
+        <w:pBdr/>
+        <w:spacing w:after="0" w:afterAutospacing="0" w:line="240" w:lineRule="auto"/>
+        <w:ind/>
+        <w:jc w:val="both"/>
+        <w:rPr>
+          <w:bCs w:val="0"/>
+          <w:i w:val="0"/>
+          <w:sz w:val="20"/>
+          <w:szCs w:val="20"/>
+        </w:rPr>
+      </w:pPr>
+      <w:r>
+        <w:rPr>
+          <w:rFonts w:ascii="Liberation Serif" w:hAnsi="Liberation Serif" w:eastAsia="Liberation Serif" w:cs="Liberation Serif"/>
+          <w:i w:val="0"/>
+          <w:iCs w:val="0"/>
+          <w:sz w:val="20"/>
+          <w:szCs w:val="20"/>
+          <w:highlight w:val="none"/>
+          <w:lang w:val="ru-RU" w:bidi="ru-RU"/>
+        </w:rPr>
+        <w:t xml:space="preserve">        """</w:t>
+      </w:r>
+      <w:r>
+        <w:rPr>
+          <w:i w:val="0"/>
+          <w:iCs w:val="0"/>
+          <w:sz w:val="16"/>
+          <w:szCs w:val="16"/>
+        </w:rPr>
+      </w:r>
+    </w:p>
+    <w:p>
+      <w:pPr>
+        <w:pBdr/>
+        <w:spacing w:after="0" w:afterAutospacing="0" w:line="240" w:lineRule="auto"/>
+        <w:ind/>
+        <w:jc w:val="both"/>
+        <w:rPr>
+          <w:bCs w:val="0"/>
+          <w:i w:val="0"/>
+          <w:sz w:val="20"/>
+          <w:szCs w:val="20"/>
+        </w:rPr>
+      </w:pPr>
+      <w:r>
+        <w:rPr>
+          <w:rFonts w:ascii="Liberation Serif" w:hAnsi="Liberation Serif" w:eastAsia="Liberation Serif" w:cs="Liberation Serif"/>
+          <w:i w:val="0"/>
+          <w:iCs w:val="0"/>
+          <w:sz w:val="20"/>
+          <w:szCs w:val="20"/>
+          <w:highlight w:val="none"/>
+          <w:lang w:val="ru-RU" w:bidi="ru-RU"/>
+        </w:rPr>
+      </w:r>
+      <w:r>
+        <w:rPr>
+          <w:i w:val="0"/>
+          <w:iCs w:val="0"/>
+          <w:sz w:val="16"/>
+          <w:szCs w:val="16"/>
+        </w:rPr>
+      </w:r>
+    </w:p>
+    <w:p>
+      <w:pPr>
+        <w:pBdr/>
+        <w:spacing w:after="0" w:afterAutospacing="0" w:line="240" w:lineRule="auto"/>
+        <w:ind/>
+        <w:jc w:val="both"/>
+        <w:rPr>
+          <w:bCs w:val="0"/>
+          <w:i w:val="0"/>
+          <w:sz w:val="20"/>
+          <w:szCs w:val="20"/>
+        </w:rPr>
+      </w:pPr>
+      <w:r>
+        <w:rPr>
+          <w:rFonts w:ascii="Liberation Serif" w:hAnsi="Liberation Serif" w:eastAsia="Liberation Serif" w:cs="Liberation Serif"/>
+          <w:i w:val="0"/>
+          <w:iCs w:val="0"/>
+          <w:sz w:val="20"/>
+          <w:szCs w:val="20"/>
+          <w:highlight w:val="none"/>
+          <w:lang w:val="ru-RU" w:bidi="ru-RU"/>
+        </w:rPr>
+        <w:t xml:space="preserve">        iterations = int(M)</w:t>
+      </w:r>
+      <w:r>
+        <w:rPr>
+          <w:i w:val="0"/>
+          <w:iCs w:val="0"/>
+          <w:sz w:val="16"/>
+          <w:szCs w:val="16"/>
+        </w:rPr>
+      </w:r>
+    </w:p>
+    <w:p>
+      <w:pPr>
+        <w:pBdr/>
+        <w:spacing w:after="0" w:afterAutospacing="0" w:line="240" w:lineRule="auto"/>
+        <w:ind/>
+        <w:jc w:val="both"/>
+        <w:rPr>
+          <w:bCs w:val="0"/>
+          <w:i w:val="0"/>
+          <w:sz w:val="20"/>
+          <w:szCs w:val="20"/>
+        </w:rPr>
+      </w:pPr>
+      <w:r>
+        <w:rPr>
+          <w:rFonts w:ascii="Liberation Serif" w:hAnsi="Liberation Serif" w:eastAsia="Liberation Serif" w:cs="Liberation Serif"/>
+          <w:i w:val="0"/>
+          <w:iCs w:val="0"/>
+          <w:sz w:val="20"/>
+          <w:szCs w:val="20"/>
+          <w:highlight w:val="none"/>
+          <w:lang w:val="ru-RU" w:bidi="ru-RU"/>
+        </w:rPr>
+        <w:t xml:space="preserve">        k = 0</w:t>
+      </w:r>
+      <w:r>
+        <w:rPr>
+          <w:i w:val="0"/>
+          <w:iCs w:val="0"/>
+          <w:sz w:val="16"/>
+          <w:szCs w:val="16"/>
+        </w:rPr>
+      </w:r>
+    </w:p>
+    <w:p>
+      <w:pPr>
+        <w:pBdr/>
+        <w:spacing w:after="0" w:afterAutospacing="0" w:line="240" w:lineRule="auto"/>
+        <w:ind/>
+        <w:jc w:val="both"/>
+        <w:rPr>
+          <w:bCs w:val="0"/>
+          <w:i w:val="0"/>
+          <w:sz w:val="20"/>
+          <w:szCs w:val="20"/>
+        </w:rPr>
+      </w:pPr>
+      <w:r>
+        <w:rPr>
+          <w:rFonts w:ascii="Liberation Serif" w:hAnsi="Liberation Serif" w:eastAsia="Liberation Serif" w:cs="Liberation Serif"/>
+          <w:i w:val="0"/>
+          <w:iCs w:val="0"/>
+          <w:sz w:val="20"/>
+          <w:szCs w:val="20"/>
+          <w:highlight w:val="none"/>
+          <w:lang w:val="ru-RU" w:bidi="ru-RU"/>
+        </w:rPr>
+        <w:t xml:space="preserve">        h = 1e-5</w:t>
+      </w:r>
+      <w:r>
+        <w:rPr>
+          <w:i w:val="0"/>
+          <w:iCs w:val="0"/>
+          <w:sz w:val="16"/>
+          <w:szCs w:val="16"/>
+        </w:rPr>
+      </w:r>
+    </w:p>
+    <w:p>
+      <w:pPr>
+        <w:pBdr/>
+        <w:spacing w:after="0" w:afterAutospacing="0" w:line="240" w:lineRule="auto"/>
+        <w:ind/>
+        <w:jc w:val="both"/>
+        <w:rPr>
+          <w:bCs w:val="0"/>
+          <w:i w:val="0"/>
+          <w:sz w:val="20"/>
+          <w:szCs w:val="20"/>
+        </w:rPr>
+      </w:pPr>
+      <w:r>
+        <w:rPr>
+          <w:rFonts w:ascii="Liberation Serif" w:hAnsi="Liberation Serif" w:eastAsia="Liberation Serif" w:cs="Liberation Serif"/>
+          <w:i w:val="0"/>
+          <w:iCs w:val="0"/>
+          <w:sz w:val="20"/>
+          <w:szCs w:val="20"/>
+          <w:highlight w:val="none"/>
+          <w:lang w:val="ru-RU" w:bidi="ru-RU"/>
+        </w:rPr>
+      </w:r>
+      <w:r>
+        <w:rPr>
+          <w:i w:val="0"/>
+          <w:iCs w:val="0"/>
+          <w:sz w:val="16"/>
+          <w:szCs w:val="16"/>
+        </w:rPr>
+      </w:r>
+    </w:p>
+    <w:p>
+      <w:pPr>
+        <w:pBdr/>
+        <w:spacing w:after="0" w:afterAutospacing="0" w:line="240" w:lineRule="auto"/>
+        <w:ind/>
+        <w:jc w:val="both"/>
+        <w:rPr>
+          <w:bCs w:val="0"/>
+          <w:i w:val="0"/>
+          <w:sz w:val="20"/>
+          <w:szCs w:val="20"/>
+        </w:rPr>
+      </w:pPr>
+      <w:r>
+        <w:rPr>
+          <w:rFonts w:ascii="Liberation Serif" w:hAnsi="Liberation Serif" w:eastAsia="Liberation Serif" w:cs="Liberation Serif"/>
+          <w:i w:val="0"/>
+          <w:iCs w:val="0"/>
+          <w:sz w:val="20"/>
+          <w:szCs w:val="20"/>
+          <w:highlight w:val="none"/>
+          <w:lang w:val="ru-RU" w:bidi="ru-RU"/>
+        </w:rPr>
+        <w:t xml:space="preserve">        x, y = x0, y0</w:t>
+      </w:r>
+      <w:r>
+        <w:rPr>
+          <w:i w:val="0"/>
+          <w:iCs w:val="0"/>
+          <w:sz w:val="16"/>
+          <w:szCs w:val="16"/>
+        </w:rPr>
+      </w:r>
+    </w:p>
+    <w:p>
+      <w:pPr>
+        <w:pBdr/>
+        <w:spacing w:after="0" w:afterAutospacing="0" w:line="240" w:lineRule="auto"/>
+        <w:ind/>
+        <w:jc w:val="both"/>
+        <w:rPr>
+          <w:bCs w:val="0"/>
+          <w:i w:val="0"/>
+          <w:sz w:val="20"/>
+          <w:szCs w:val="20"/>
+        </w:rPr>
+      </w:pPr>
+      <w:r>
+        <w:rPr>
+          <w:rFonts w:ascii="Liberation Serif" w:hAnsi="Liberation Serif" w:eastAsia="Liberation Serif" w:cs="Liberation Serif"/>
+          <w:i w:val="0"/>
+          <w:iCs w:val="0"/>
+          <w:sz w:val="20"/>
+          <w:szCs w:val="20"/>
+          <w:highlight w:val="none"/>
+          <w:lang w:val="ru-RU" w:bidi="ru-RU"/>
+        </w:rPr>
+        <w:t xml:space="preserve">        yield (x, y)</w:t>
+      </w:r>
+      <w:r>
+        <w:rPr>
+          <w:i w:val="0"/>
+          <w:iCs w:val="0"/>
+          <w:sz w:val="16"/>
+          <w:szCs w:val="16"/>
+        </w:rPr>
+      </w:r>
+    </w:p>
+    <w:p>
+      <w:pPr>
+        <w:pBdr/>
+        <w:spacing w:after="0" w:afterAutospacing="0" w:line="240" w:lineRule="auto"/>
+        <w:ind/>
+        <w:jc w:val="both"/>
+        <w:rPr>
+          <w:bCs w:val="0"/>
+          <w:i w:val="0"/>
+          <w:sz w:val="20"/>
+          <w:szCs w:val="20"/>
+        </w:rPr>
+      </w:pPr>
+      <w:r>
+        <w:rPr>
+          <w:rFonts w:ascii="Liberation Serif" w:hAnsi="Liberation Serif" w:eastAsia="Liberation Serif" w:cs="Liberation Serif"/>
+          <w:i w:val="0"/>
+          <w:iCs w:val="0"/>
+          <w:sz w:val="20"/>
+          <w:szCs w:val="20"/>
+          <w:highlight w:val="none"/>
+          <w:lang w:val="ru-RU" w:bidi="ru-RU"/>
+        </w:rPr>
+        <w:t xml:space="preserve">        while k &lt; iterations:</w:t>
+      </w:r>
+      <w:r>
+        <w:rPr>
+          <w:i w:val="0"/>
+          <w:iCs w:val="0"/>
+          <w:sz w:val="16"/>
+          <w:szCs w:val="16"/>
+        </w:rPr>
+      </w:r>
+    </w:p>
+    <w:p>
+      <w:pPr>
+        <w:pBdr/>
+        <w:spacing w:after="0" w:afterAutospacing="0" w:line="240" w:lineRule="auto"/>
+        <w:ind/>
+        <w:jc w:val="both"/>
+        <w:rPr>
+          <w:bCs w:val="0"/>
+          <w:i w:val="0"/>
+          <w:sz w:val="20"/>
+          <w:szCs w:val="20"/>
+        </w:rPr>
+      </w:pPr>
+      <w:r>
+        <w:rPr>
+          <w:rFonts w:ascii="Liberation Serif" w:hAnsi="Liberation Serif" w:eastAsia="Liberation Serif" w:cs="Liberation Serif"/>
+          <w:i w:val="0"/>
+          <w:iCs w:val="0"/>
+          <w:sz w:val="20"/>
+          <w:szCs w:val="20"/>
+          <w:highlight w:val="none"/>
+          <w:lang w:val="ru-RU" w:bidi="ru-RU"/>
+        </w:rPr>
+        <w:t xml:space="preserve">            grad_x = (func(x + h, y, **func_params) - func(x - h, y, **func_params)) / (2 * h)</w:t>
+      </w:r>
+      <w:r>
+        <w:rPr>
+          <w:i w:val="0"/>
+          <w:iCs w:val="0"/>
+          <w:sz w:val="16"/>
+          <w:szCs w:val="16"/>
+        </w:rPr>
+      </w:r>
+    </w:p>
+    <w:p>
+      <w:pPr>
+        <w:pBdr/>
+        <w:spacing w:after="0" w:afterAutospacing="0" w:line="240" w:lineRule="auto"/>
+        <w:ind/>
+        <w:jc w:val="both"/>
+        <w:rPr>
+          <w:bCs w:val="0"/>
+          <w:i w:val="0"/>
+          <w:sz w:val="20"/>
+          <w:szCs w:val="20"/>
+        </w:rPr>
+      </w:pPr>
+      <w:r>
+        <w:rPr>
+          <w:rFonts w:ascii="Liberation Serif" w:hAnsi="Liberation Serif" w:eastAsia="Liberation Serif" w:cs="Liberation Serif"/>
+          <w:i w:val="0"/>
+          <w:iCs w:val="0"/>
+          <w:sz w:val="20"/>
+          <w:szCs w:val="20"/>
+          <w:highlight w:val="none"/>
+          <w:lang w:val="ru-RU" w:bidi="ru-RU"/>
+        </w:rPr>
+        <w:t xml:space="preserve">            grad_y = (func(x, y + h, **func_params) - func(x, y - h, **func_params)) / (2 * h)</w:t>
+      </w:r>
+      <w:r>
+        <w:rPr>
+          <w:i w:val="0"/>
+          <w:iCs w:val="0"/>
+          <w:sz w:val="16"/>
+          <w:szCs w:val="16"/>
+        </w:rPr>
+      </w:r>
+    </w:p>
+    <w:p>
+      <w:pPr>
+        <w:pBdr/>
+        <w:spacing w:after="0" w:afterAutospacing="0" w:line="240" w:lineRule="auto"/>
+        <w:ind/>
+        <w:jc w:val="both"/>
+        <w:rPr>
+          <w:bCs w:val="0"/>
+          <w:i w:val="0"/>
+          <w:sz w:val="20"/>
+          <w:szCs w:val="20"/>
+        </w:rPr>
+      </w:pPr>
+      <w:r>
+        <w:rPr>
+          <w:rFonts w:ascii="Liberation Serif" w:hAnsi="Liberation Serif" w:eastAsia="Liberation Serif" w:cs="Liberation Serif"/>
+          <w:i w:val="0"/>
+          <w:iCs w:val="0"/>
+          <w:sz w:val="20"/>
+          <w:szCs w:val="20"/>
+          <w:highlight w:val="none"/>
+          <w:lang w:val="ru-RU" w:bidi="ru-RU"/>
+        </w:rPr>
+      </w:r>
+      <w:r>
+        <w:rPr>
+          <w:i w:val="0"/>
+          <w:iCs w:val="0"/>
+          <w:sz w:val="16"/>
+          <w:szCs w:val="16"/>
+        </w:rPr>
+      </w:r>
+    </w:p>
+    <w:p>
+      <w:pPr>
+        <w:pBdr/>
+        <w:spacing w:after="0" w:afterAutospacing="0" w:line="240" w:lineRule="auto"/>
+        <w:ind/>
+        <w:jc w:val="both"/>
+        <w:rPr>
+          <w:bCs w:val="0"/>
+          <w:i w:val="0"/>
+          <w:sz w:val="20"/>
+          <w:szCs w:val="20"/>
+        </w:rPr>
+      </w:pPr>
+      <w:r>
+        <w:rPr>
+          <w:rFonts w:ascii="Liberation Serif" w:hAnsi="Liberation Serif" w:eastAsia="Liberation Serif" w:cs="Liberation Serif"/>
+          <w:i w:val="0"/>
+          <w:iCs w:val="0"/>
+          <w:sz w:val="20"/>
+          <w:szCs w:val="20"/>
+          <w:highlight w:val="none"/>
+          <w:lang w:val="ru-RU" w:bidi="ru-RU"/>
+        </w:rPr>
+        <w:t xml:space="preserve">            grad_norm = sqrt(grad_x ** 2 + grad_y ** 2)</w:t>
+      </w:r>
+      <w:r>
+        <w:rPr>
+          <w:i w:val="0"/>
+          <w:iCs w:val="0"/>
+          <w:sz w:val="16"/>
+          <w:szCs w:val="16"/>
+        </w:rPr>
+      </w:r>
+    </w:p>
+    <w:p>
+      <w:pPr>
+        <w:pBdr/>
+        <w:spacing w:after="0" w:afterAutospacing="0" w:line="240" w:lineRule="auto"/>
+        <w:ind/>
+        <w:jc w:val="both"/>
+        <w:rPr>
+          <w:bCs w:val="0"/>
+          <w:i w:val="0"/>
+          <w:sz w:val="20"/>
+          <w:szCs w:val="20"/>
+        </w:rPr>
+      </w:pPr>
+      <w:r>
+        <w:rPr>
+          <w:rFonts w:ascii="Liberation Serif" w:hAnsi="Liberation Serif" w:eastAsia="Liberation Serif" w:cs="Liberation Serif"/>
+          <w:i w:val="0"/>
+          <w:iCs w:val="0"/>
+          <w:sz w:val="20"/>
+          <w:szCs w:val="20"/>
+          <w:highlight w:val="none"/>
+          <w:lang w:val="ru-RU" w:bidi="ru-RU"/>
+        </w:rPr>
+      </w:r>
+      <w:r>
+        <w:rPr>
+          <w:i w:val="0"/>
+          <w:iCs w:val="0"/>
+          <w:sz w:val="16"/>
+          <w:szCs w:val="16"/>
+        </w:rPr>
+      </w:r>
+    </w:p>
+    <w:p>
+      <w:pPr>
+        <w:pBdr/>
+        <w:spacing w:after="0" w:afterAutospacing="0" w:line="240" w:lineRule="auto"/>
+        <w:ind/>
+        <w:jc w:val="both"/>
+        <w:rPr>
+          <w:bCs w:val="0"/>
+          <w:i w:val="0"/>
+          <w:sz w:val="20"/>
+          <w:szCs w:val="20"/>
+        </w:rPr>
+      </w:pPr>
+      <w:r>
+        <w:rPr>
+          <w:rFonts w:ascii="Liberation Serif" w:hAnsi="Liberation Serif" w:eastAsia="Liberation Serif" w:cs="Liberation Serif"/>
+          <w:i w:val="0"/>
+          <w:iCs w:val="0"/>
+          <w:sz w:val="20"/>
+          <w:szCs w:val="20"/>
+          <w:highlight w:val="none"/>
+          <w:lang w:val="ru-RU" w:bidi="ru-RU"/>
+        </w:rPr>
+        <w:t xml:space="preserve">            if grad_norm &lt;= eps1:</w:t>
+      </w:r>
+      <w:r>
+        <w:rPr>
+          <w:i w:val="0"/>
+          <w:iCs w:val="0"/>
+          <w:sz w:val="16"/>
+          <w:szCs w:val="16"/>
+        </w:rPr>
+      </w:r>
+    </w:p>
+    <w:p>
+      <w:pPr>
+        <w:pBdr/>
+        <w:spacing w:after="0" w:afterAutospacing="0" w:line="240" w:lineRule="auto"/>
+        <w:ind/>
+        <w:jc w:val="both"/>
+        <w:rPr>
+          <w:bCs w:val="0"/>
+          <w:i w:val="0"/>
+          <w:sz w:val="20"/>
+          <w:szCs w:val="20"/>
+        </w:rPr>
+      </w:pPr>
+      <w:r>
+        <w:rPr>
+          <w:rFonts w:ascii="Liberation Serif" w:hAnsi="Liberation Serif" w:eastAsia="Liberation Serif" w:cs="Liberation Serif"/>
+          <w:i w:val="0"/>
+          <w:iCs w:val="0"/>
+          <w:sz w:val="20"/>
+          <w:szCs w:val="20"/>
+          <w:highlight w:val="none"/>
+          <w:lang w:val="ru-RU" w:bidi="ru-RU"/>
+        </w:rPr>
+        <w:t xml:space="preserve">                return (x, y)</w:t>
+      </w:r>
+      <w:r>
+        <w:rPr>
+          <w:i w:val="0"/>
+          <w:iCs w:val="0"/>
+          <w:sz w:val="16"/>
+          <w:szCs w:val="16"/>
+        </w:rPr>
+      </w:r>
+    </w:p>
+    <w:p>
+      <w:pPr>
+        <w:pBdr/>
+        <w:spacing w:after="0" w:afterAutospacing="0" w:line="240" w:lineRule="auto"/>
+        <w:ind/>
+        <w:jc w:val="both"/>
+        <w:rPr>
+          <w:bCs w:val="0"/>
+          <w:i w:val="0"/>
+          <w:sz w:val="20"/>
+          <w:szCs w:val="20"/>
+        </w:rPr>
+      </w:pPr>
+      <w:r>
+        <w:rPr>
+          <w:rFonts w:ascii="Liberation Serif" w:hAnsi="Liberation Serif" w:eastAsia="Liberation Serif" w:cs="Liberation Serif"/>
+          <w:i w:val="0"/>
+          <w:iCs w:val="0"/>
+          <w:sz w:val="20"/>
+          <w:szCs w:val="20"/>
+          <w:highlight w:val="none"/>
+          <w:lang w:val="ru-RU" w:bidi="ru-RU"/>
+        </w:rPr>
+        <w:t xml:space="preserve">            # Backtracking</w:t>
+      </w:r>
+      <w:r>
+        <w:rPr>
+          <w:i w:val="0"/>
+          <w:iCs w:val="0"/>
+          <w:sz w:val="16"/>
+          <w:szCs w:val="16"/>
+        </w:rPr>
+      </w:r>
+    </w:p>
+    <w:p>
+      <w:pPr>
+        <w:pBdr/>
+        <w:spacing w:after="0" w:afterAutospacing="0" w:line="240" w:lineRule="auto"/>
+        <w:ind/>
+        <w:jc w:val="both"/>
+        <w:rPr>
+          <w:bCs w:val="0"/>
+          <w:i w:val="0"/>
+          <w:sz w:val="20"/>
+          <w:szCs w:val="20"/>
+        </w:rPr>
+      </w:pPr>
+      <w:r>
+        <w:rPr>
+          <w:rFonts w:ascii="Liberation Serif" w:hAnsi="Liberation Serif" w:eastAsia="Liberation Serif" w:cs="Liberation Serif"/>
+          <w:i w:val="0"/>
+          <w:iCs w:val="0"/>
+          <w:sz w:val="20"/>
+          <w:szCs w:val="20"/>
+          <w:highlight w:val="none"/>
+          <w:lang w:val="ru-RU" w:bidi="ru-RU"/>
+        </w:rPr>
+        <w:t xml:space="preserve">            t_k = t</w:t>
+      </w:r>
+      <w:r>
+        <w:rPr>
+          <w:i w:val="0"/>
+          <w:iCs w:val="0"/>
+          <w:sz w:val="16"/>
+          <w:szCs w:val="16"/>
+        </w:rPr>
+      </w:r>
+    </w:p>
+    <w:p>
+      <w:pPr>
+        <w:pBdr/>
+        <w:spacing w:after="0" w:afterAutospacing="0" w:line="240" w:lineRule="auto"/>
+        <w:ind/>
+        <w:jc w:val="both"/>
+        <w:rPr>
+          <w:bCs w:val="0"/>
+          <w:i w:val="0"/>
+          <w:sz w:val="20"/>
+          <w:szCs w:val="20"/>
+        </w:rPr>
+      </w:pPr>
+      <w:r>
+        <w:rPr>
+          <w:rFonts w:ascii="Liberation Serif" w:hAnsi="Liberation Serif" w:eastAsia="Liberation Serif" w:cs="Liberation Serif"/>
+          <w:i w:val="0"/>
+          <w:iCs w:val="0"/>
+          <w:sz w:val="20"/>
+          <w:szCs w:val="20"/>
+          <w:highlight w:val="none"/>
+          <w:lang w:val="ru-RU" w:bidi="ru-RU"/>
+        </w:rPr>
+        <w:t xml:space="preserve">            while True:</w:t>
+      </w:r>
+      <w:r>
+        <w:rPr>
+          <w:i w:val="0"/>
+          <w:iCs w:val="0"/>
+          <w:sz w:val="16"/>
+          <w:szCs w:val="16"/>
+        </w:rPr>
+      </w:r>
+    </w:p>
+    <w:p>
+      <w:pPr>
+        <w:pBdr/>
+        <w:spacing w:after="0" w:afterAutospacing="0" w:line="240" w:lineRule="auto"/>
+        <w:ind/>
+        <w:jc w:val="both"/>
+        <w:rPr>
+          <w:bCs w:val="0"/>
+          <w:i w:val="0"/>
+          <w:sz w:val="20"/>
+          <w:szCs w:val="20"/>
+        </w:rPr>
+      </w:pPr>
+      <w:r>
+        <w:rPr>
+          <w:rFonts w:ascii="Liberation Serif" w:hAnsi="Liberation Serif" w:eastAsia="Liberation Serif" w:cs="Liberation Serif"/>
+          <w:i w:val="0"/>
+          <w:iCs w:val="0"/>
+          <w:sz w:val="20"/>
+          <w:szCs w:val="20"/>
+          <w:highlight w:val="none"/>
+          <w:lang w:val="ru-RU" w:bidi="ru-RU"/>
+        </w:rPr>
+        <w:t xml:space="preserve">                tmp_x = x - t_k * grad_x</w:t>
+      </w:r>
+      <w:r>
+        <w:rPr>
+          <w:i w:val="0"/>
+          <w:iCs w:val="0"/>
+          <w:sz w:val="16"/>
+          <w:szCs w:val="16"/>
+        </w:rPr>
+      </w:r>
+    </w:p>
+    <w:p>
+      <w:pPr>
+        <w:pBdr/>
+        <w:spacing w:after="0" w:afterAutospacing="0" w:line="240" w:lineRule="auto"/>
+        <w:ind/>
+        <w:jc w:val="both"/>
+        <w:rPr>
+          <w:bCs w:val="0"/>
+          <w:i w:val="0"/>
+          <w:sz w:val="20"/>
+          <w:szCs w:val="20"/>
+        </w:rPr>
+      </w:pPr>
+      <w:r>
+        <w:rPr>
+          <w:rFonts w:ascii="Liberation Serif" w:hAnsi="Liberation Serif" w:eastAsia="Liberation Serif" w:cs="Liberation Serif"/>
+          <w:i w:val="0"/>
+          <w:iCs w:val="0"/>
+          <w:sz w:val="20"/>
+          <w:szCs w:val="20"/>
+          <w:highlight w:val="none"/>
+          <w:lang w:val="ru-RU" w:bidi="ru-RU"/>
+        </w:rPr>
+        <w:t xml:space="preserve">                tmp_y = y - t_k * grad_y</w:t>
+      </w:r>
+      <w:r>
+        <w:rPr>
+          <w:i w:val="0"/>
+          <w:iCs w:val="0"/>
+          <w:sz w:val="16"/>
+          <w:szCs w:val="16"/>
+        </w:rPr>
+      </w:r>
+    </w:p>
+    <w:p>
+      <w:pPr>
+        <w:pBdr/>
+        <w:spacing w:after="0" w:afterAutospacing="0" w:line="240" w:lineRule="auto"/>
+        <w:ind/>
+        <w:jc w:val="both"/>
+        <w:rPr>
+          <w:bCs w:val="0"/>
+          <w:i w:val="0"/>
+          <w:sz w:val="20"/>
+          <w:szCs w:val="20"/>
+        </w:rPr>
+      </w:pPr>
+      <w:r>
+        <w:rPr>
+          <w:rFonts w:ascii="Liberation Serif" w:hAnsi="Liberation Serif" w:eastAsia="Liberation Serif" w:cs="Liberation Serif"/>
+          <w:i w:val="0"/>
+          <w:iCs w:val="0"/>
+          <w:sz w:val="20"/>
+          <w:szCs w:val="20"/>
+          <w:highlight w:val="none"/>
+          <w:lang w:val="ru-RU" w:bidi="ru-RU"/>
+        </w:rPr>
+      </w:r>
+      <w:r>
+        <w:rPr>
+          <w:i w:val="0"/>
+          <w:iCs w:val="0"/>
+          <w:sz w:val="16"/>
+          <w:szCs w:val="16"/>
+        </w:rPr>
+      </w:r>
+    </w:p>
+    <w:p>
+      <w:pPr>
+        <w:pBdr/>
+        <w:spacing w:after="0" w:afterAutospacing="0" w:line="240" w:lineRule="auto"/>
+        <w:ind/>
+        <w:jc w:val="both"/>
+        <w:rPr>
+          <w:bCs w:val="0"/>
+          <w:i w:val="0"/>
+          <w:sz w:val="20"/>
+          <w:szCs w:val="20"/>
+        </w:rPr>
+      </w:pPr>
+      <w:r>
+        <w:rPr>
+          <w:rFonts w:ascii="Liberation Serif" w:hAnsi="Liberation Serif" w:eastAsia="Liberation Serif" w:cs="Liberation Serif"/>
+          <w:i w:val="0"/>
+          <w:iCs w:val="0"/>
+          <w:sz w:val="20"/>
+          <w:szCs w:val="20"/>
+          <w:highlight w:val="none"/>
+          <w:lang w:val="ru-RU" w:bidi="ru-RU"/>
+        </w:rPr>
+        <w:t xml:space="preserve">                f_current = func(x, y, **func_params)</w:t>
+      </w:r>
+      <w:r>
+        <w:rPr>
+          <w:i w:val="0"/>
+          <w:iCs w:val="0"/>
+          <w:sz w:val="16"/>
+          <w:szCs w:val="16"/>
+        </w:rPr>
+      </w:r>
+    </w:p>
+    <w:p>
+      <w:pPr>
+        <w:pBdr/>
+        <w:spacing w:after="0" w:afterAutospacing="0" w:line="240" w:lineRule="auto"/>
+        <w:ind/>
+        <w:jc w:val="both"/>
+        <w:rPr>
+          <w:bCs w:val="0"/>
+          <w:i w:val="0"/>
+          <w:sz w:val="20"/>
+          <w:szCs w:val="20"/>
+        </w:rPr>
+      </w:pPr>
+      <w:r>
+        <w:rPr>
+          <w:rFonts w:ascii="Liberation Serif" w:hAnsi="Liberation Serif" w:eastAsia="Liberation Serif" w:cs="Liberation Serif"/>
+          <w:i w:val="0"/>
+          <w:iCs w:val="0"/>
+          <w:sz w:val="20"/>
+          <w:szCs w:val="20"/>
+          <w:highlight w:val="none"/>
+          <w:lang w:val="ru-RU" w:bidi="ru-RU"/>
+        </w:rPr>
+        <w:t xml:space="preserve">                f_next = func(tmp_x, tmp_y, **func_params)</w:t>
+      </w:r>
+      <w:r>
+        <w:rPr>
+          <w:i w:val="0"/>
+          <w:iCs w:val="0"/>
+          <w:sz w:val="16"/>
+          <w:szCs w:val="16"/>
+        </w:rPr>
+      </w:r>
+    </w:p>
+    <w:p>
+      <w:pPr>
+        <w:pBdr/>
+        <w:spacing w:after="0" w:afterAutospacing="0" w:line="240" w:lineRule="auto"/>
+        <w:ind/>
+        <w:jc w:val="both"/>
+        <w:rPr>
+          <w:bCs w:val="0"/>
+          <w:i w:val="0"/>
+          <w:sz w:val="20"/>
+          <w:szCs w:val="20"/>
+        </w:rPr>
+      </w:pPr>
+      <w:r>
+        <w:rPr>
+          <w:rFonts w:ascii="Liberation Serif" w:hAnsi="Liberation Serif" w:eastAsia="Liberation Serif" w:cs="Liberation Serif"/>
+          <w:i w:val="0"/>
+          <w:iCs w:val="0"/>
+          <w:sz w:val="20"/>
+          <w:szCs w:val="20"/>
+          <w:highlight w:val="none"/>
+          <w:lang w:val="ru-RU" w:bidi="ru-RU"/>
+        </w:rPr>
+      </w:r>
+      <w:r>
+        <w:rPr>
+          <w:i w:val="0"/>
+          <w:iCs w:val="0"/>
+          <w:sz w:val="16"/>
+          <w:szCs w:val="16"/>
+        </w:rPr>
+      </w:r>
+    </w:p>
+    <w:p>
+      <w:pPr>
+        <w:pBdr/>
+        <w:spacing w:after="0" w:afterAutospacing="0" w:line="240" w:lineRule="auto"/>
+        <w:ind/>
+        <w:jc w:val="both"/>
+        <w:rPr>
+          <w:bCs w:val="0"/>
+          <w:i w:val="0"/>
+          <w:sz w:val="20"/>
+          <w:szCs w:val="20"/>
+        </w:rPr>
+      </w:pPr>
+      <w:r>
+        <w:rPr>
+          <w:rFonts w:ascii="Liberation Serif" w:hAnsi="Liberation Serif" w:eastAsia="Liberation Serif" w:cs="Liberation Serif"/>
+          <w:i w:val="0"/>
+          <w:iCs w:val="0"/>
+          <w:sz w:val="20"/>
+          <w:szCs w:val="20"/>
+          <w:highlight w:val="none"/>
+          <w:lang w:val="ru-RU" w:bidi="ru-RU"/>
+        </w:rPr>
+        <w:t xml:space="preserve">                if (f_next - f_current &lt; 0) or \</w:t>
+      </w:r>
+      <w:r>
+        <w:rPr>
+          <w:i w:val="0"/>
+          <w:iCs w:val="0"/>
+          <w:sz w:val="16"/>
+          <w:szCs w:val="16"/>
+        </w:rPr>
+      </w:r>
+    </w:p>
+    <w:p>
+      <w:pPr>
+        <w:pBdr/>
+        <w:spacing w:after="0" w:afterAutospacing="0" w:line="240" w:lineRule="auto"/>
+        <w:ind/>
+        <w:jc w:val="both"/>
+        <w:rPr>
+          <w:bCs w:val="0"/>
+          <w:i w:val="0"/>
+          <w:sz w:val="20"/>
+          <w:szCs w:val="20"/>
+        </w:rPr>
+      </w:pPr>
+      <w:r>
+        <w:rPr>
+          <w:rFonts w:ascii="Liberation Serif" w:hAnsi="Liberation Serif" w:eastAsia="Liberation Serif" w:cs="Liberation Serif"/>
+          <w:i w:val="0"/>
+          <w:iCs w:val="0"/>
+          <w:sz w:val="20"/>
+          <w:szCs w:val="20"/>
+          <w:highlight w:val="none"/>
+          <w:lang w:val="ru-RU" w:bidi="ru-RU"/>
+        </w:rPr>
+        <w:t xml:space="preserve">                        (abs(f_next - f_current) &lt; eps * grad_norm ** 2):</w:t>
+      </w:r>
+      <w:r>
+        <w:rPr>
+          <w:i w:val="0"/>
+          <w:iCs w:val="0"/>
+          <w:sz w:val="16"/>
+          <w:szCs w:val="16"/>
+        </w:rPr>
+      </w:r>
+    </w:p>
+    <w:p>
+      <w:pPr>
+        <w:pBdr/>
+        <w:spacing w:after="0" w:afterAutospacing="0" w:line="240" w:lineRule="auto"/>
+        <w:ind/>
+        <w:jc w:val="both"/>
+        <w:rPr>
+          <w:bCs w:val="0"/>
+          <w:i w:val="0"/>
+          <w:sz w:val="20"/>
+          <w:szCs w:val="20"/>
+        </w:rPr>
+      </w:pPr>
+      <w:r>
+        <w:rPr>
+          <w:rFonts w:ascii="Liberation Serif" w:hAnsi="Liberation Serif" w:eastAsia="Liberation Serif" w:cs="Liberation Serif"/>
+          <w:i w:val="0"/>
+          <w:iCs w:val="0"/>
+          <w:sz w:val="20"/>
+          <w:szCs w:val="20"/>
+          <w:highlight w:val="none"/>
+          <w:lang w:val="ru-RU" w:bidi="ru-RU"/>
+        </w:rPr>
+        <w:t xml:space="preserve">                    break</w:t>
+      </w:r>
+      <w:r>
+        <w:rPr>
+          <w:i w:val="0"/>
+          <w:iCs w:val="0"/>
+          <w:sz w:val="16"/>
+          <w:szCs w:val="16"/>
+        </w:rPr>
+      </w:r>
+    </w:p>
+    <w:p>
+      <w:pPr>
+        <w:pBdr/>
+        <w:spacing w:after="0" w:afterAutospacing="0" w:line="240" w:lineRule="auto"/>
+        <w:ind/>
+        <w:jc w:val="both"/>
+        <w:rPr>
+          <w:bCs w:val="0"/>
+          <w:i w:val="0"/>
+          <w:sz w:val="20"/>
+          <w:szCs w:val="20"/>
+        </w:rPr>
+      </w:pPr>
+      <w:r>
+        <w:rPr>
+          <w:rFonts w:ascii="Liberation Serif" w:hAnsi="Liberation Serif" w:eastAsia="Liberation Serif" w:cs="Liberation Serif"/>
+          <w:i w:val="0"/>
+          <w:iCs w:val="0"/>
+          <w:sz w:val="20"/>
+          <w:szCs w:val="20"/>
+          <w:highlight w:val="none"/>
+          <w:lang w:val="ru-RU" w:bidi="ru-RU"/>
+        </w:rPr>
+        <w:t xml:space="preserve">                else:</w:t>
+      </w:r>
+      <w:r>
+        <w:rPr>
+          <w:i w:val="0"/>
+          <w:iCs w:val="0"/>
+          <w:sz w:val="16"/>
+          <w:szCs w:val="16"/>
+        </w:rPr>
+      </w:r>
+    </w:p>
+    <w:p>
+      <w:pPr>
+        <w:pBdr/>
+        <w:spacing w:after="0" w:afterAutospacing="0" w:line="240" w:lineRule="auto"/>
+        <w:ind/>
+        <w:jc w:val="both"/>
+        <w:rPr>
+          <w:bCs w:val="0"/>
+          <w:i w:val="0"/>
+          <w:sz w:val="20"/>
+          <w:szCs w:val="20"/>
+        </w:rPr>
+      </w:pPr>
+      <w:r>
+        <w:rPr>
+          <w:rFonts w:ascii="Liberation Serif" w:hAnsi="Liberation Serif" w:eastAsia="Liberation Serif" w:cs="Liberation Serif"/>
+          <w:i w:val="0"/>
+          <w:iCs w:val="0"/>
+          <w:sz w:val="20"/>
+          <w:szCs w:val="20"/>
+          <w:highlight w:val="none"/>
+          <w:lang w:val="ru-RU" w:bidi="ru-RU"/>
+        </w:rPr>
+        <w:t xml:space="preserve">                    t_k /= 2</w:t>
+      </w:r>
+      <w:r>
+        <w:rPr>
+          <w:i w:val="0"/>
+          <w:iCs w:val="0"/>
+          <w:sz w:val="16"/>
+          <w:szCs w:val="16"/>
+        </w:rPr>
+      </w:r>
+    </w:p>
+    <w:p>
+      <w:pPr>
+        <w:pBdr/>
+        <w:spacing w:after="0" w:afterAutospacing="0" w:line="240" w:lineRule="auto"/>
+        <w:ind/>
+        <w:jc w:val="both"/>
+        <w:rPr>
+          <w:bCs w:val="0"/>
+          <w:i w:val="0"/>
+          <w:sz w:val="20"/>
+          <w:szCs w:val="20"/>
+        </w:rPr>
+      </w:pPr>
+      <w:r>
+        <w:rPr>
+          <w:rFonts w:ascii="Liberation Serif" w:hAnsi="Liberation Serif" w:eastAsia="Liberation Serif" w:cs="Liberation Serif"/>
+          <w:i w:val="0"/>
+          <w:iCs w:val="0"/>
+          <w:sz w:val="20"/>
+          <w:szCs w:val="20"/>
+          <w:highlight w:val="none"/>
+          <w:lang w:val="ru-RU" w:bidi="ru-RU"/>
+        </w:rPr>
+      </w:r>
+      <w:r>
+        <w:rPr>
+          <w:i w:val="0"/>
+          <w:iCs w:val="0"/>
+          <w:sz w:val="16"/>
+          <w:szCs w:val="16"/>
+        </w:rPr>
+      </w:r>
+    </w:p>
+    <w:p>
+      <w:pPr>
+        <w:pBdr/>
+        <w:spacing w:after="0" w:afterAutospacing="0" w:line="240" w:lineRule="auto"/>
+        <w:ind/>
+        <w:jc w:val="both"/>
+        <w:rPr>
+          <w:bCs w:val="0"/>
+          <w:i w:val="0"/>
+          <w:sz w:val="20"/>
+          <w:szCs w:val="20"/>
+        </w:rPr>
+      </w:pPr>
+      <w:r>
+        <w:rPr>
+          <w:rFonts w:ascii="Liberation Serif" w:hAnsi="Liberation Serif" w:eastAsia="Liberation Serif" w:cs="Liberation Serif"/>
+          <w:i w:val="0"/>
+          <w:iCs w:val="0"/>
+          <w:sz w:val="20"/>
+          <w:szCs w:val="20"/>
+          <w:highlight w:val="none"/>
+          <w:lang w:val="ru-RU" w:bidi="ru-RU"/>
+        </w:rPr>
+        <w:t xml:space="preserve">            step_norm = sqrt((tmp_x - x) ** 2 + (tmp_y - y) ** 2)</w:t>
+      </w:r>
+      <w:r>
+        <w:rPr>
+          <w:i w:val="0"/>
+          <w:iCs w:val="0"/>
+          <w:sz w:val="16"/>
+          <w:szCs w:val="16"/>
+        </w:rPr>
+      </w:r>
+    </w:p>
+    <w:p>
+      <w:pPr>
+        <w:pBdr/>
+        <w:spacing w:after="0" w:afterAutospacing="0" w:line="240" w:lineRule="auto"/>
+        <w:ind/>
+        <w:jc w:val="both"/>
+        <w:rPr>
+          <w:bCs w:val="0"/>
+          <w:i w:val="0"/>
+          <w:sz w:val="20"/>
+          <w:szCs w:val="20"/>
+        </w:rPr>
+      </w:pPr>
+      <w:r>
+        <w:rPr>
+          <w:rFonts w:ascii="Liberation Serif" w:hAnsi="Liberation Serif" w:eastAsia="Liberation Serif" w:cs="Liberation Serif"/>
+          <w:i w:val="0"/>
+          <w:iCs w:val="0"/>
+          <w:sz w:val="20"/>
+          <w:szCs w:val="20"/>
+          <w:highlight w:val="none"/>
+          <w:lang w:val="ru-RU" w:bidi="ru-RU"/>
+        </w:rPr>
+        <w:t xml:space="preserve">            func_diff = abs(f_next - f_current)</w:t>
+      </w:r>
+      <w:r>
+        <w:rPr>
+          <w:i w:val="0"/>
+          <w:iCs w:val="0"/>
+          <w:sz w:val="16"/>
+          <w:szCs w:val="16"/>
+        </w:rPr>
+      </w:r>
+    </w:p>
+    <w:p>
+      <w:pPr>
+        <w:pBdr/>
+        <w:spacing w:after="0" w:afterAutospacing="0" w:line="240" w:lineRule="auto"/>
+        <w:ind/>
+        <w:jc w:val="both"/>
+        <w:rPr>
+          <w:bCs w:val="0"/>
+          <w:i w:val="0"/>
+          <w:sz w:val="20"/>
+          <w:szCs w:val="20"/>
+        </w:rPr>
+      </w:pPr>
+      <w:r>
+        <w:rPr>
+          <w:rFonts w:ascii="Liberation Serif" w:hAnsi="Liberation Serif" w:eastAsia="Liberation Serif" w:cs="Liberation Serif"/>
+          <w:i w:val="0"/>
+          <w:iCs w:val="0"/>
+          <w:sz w:val="20"/>
+          <w:szCs w:val="20"/>
+          <w:highlight w:val="none"/>
+          <w:lang w:val="ru-RU" w:bidi="ru-RU"/>
+        </w:rPr>
+      </w:r>
+      <w:r>
+        <w:rPr>
+          <w:i w:val="0"/>
+          <w:iCs w:val="0"/>
+          <w:sz w:val="16"/>
+          <w:szCs w:val="16"/>
+        </w:rPr>
+      </w:r>
+    </w:p>
+    <w:p>
+      <w:pPr>
+        <w:pBdr/>
+        <w:spacing w:after="0" w:afterAutospacing="0" w:line="240" w:lineRule="auto"/>
+        <w:ind/>
+        <w:jc w:val="both"/>
+        <w:rPr>
+          <w:bCs w:val="0"/>
+          <w:i w:val="0"/>
+          <w:sz w:val="20"/>
+          <w:szCs w:val="20"/>
+        </w:rPr>
+      </w:pPr>
+      <w:r>
+        <w:rPr>
+          <w:rFonts w:ascii="Liberation Serif" w:hAnsi="Liberation Serif" w:eastAsia="Liberation Serif" w:cs="Liberation Serif"/>
+          <w:i w:val="0"/>
+          <w:iCs w:val="0"/>
+          <w:sz w:val="20"/>
+          <w:szCs w:val="20"/>
+          <w:highlight w:val="none"/>
+          <w:lang w:val="ru-RU" w:bidi="ru-RU"/>
+        </w:rPr>
+        <w:t xml:space="preserve">            # обновляем точку</w:t>
+      </w:r>
+      <w:r>
+        <w:rPr>
+          <w:i w:val="0"/>
+          <w:iCs w:val="0"/>
+          <w:sz w:val="16"/>
+          <w:szCs w:val="16"/>
+        </w:rPr>
+      </w:r>
+    </w:p>
+    <w:p>
+      <w:pPr>
+        <w:pBdr/>
+        <w:spacing w:after="0" w:afterAutospacing="0" w:line="240" w:lineRule="auto"/>
+        <w:ind/>
+        <w:jc w:val="both"/>
+        <w:rPr>
+          <w:bCs w:val="0"/>
+          <w:i w:val="0"/>
+          <w:sz w:val="20"/>
+          <w:szCs w:val="20"/>
+        </w:rPr>
+      </w:pPr>
+      <w:r>
+        <w:rPr>
+          <w:rFonts w:ascii="Liberation Serif" w:hAnsi="Liberation Serif" w:eastAsia="Liberation Serif" w:cs="Liberation Serif"/>
+          <w:i w:val="0"/>
+          <w:iCs w:val="0"/>
+          <w:sz w:val="20"/>
+          <w:szCs w:val="20"/>
+          <w:highlight w:val="none"/>
+          <w:lang w:val="ru-RU" w:bidi="ru-RU"/>
+        </w:rPr>
+        <w:t xml:space="preserve">            x_new, y_new = tmp_x, tmp_y</w:t>
+      </w:r>
+      <w:r>
+        <w:rPr>
+          <w:i w:val="0"/>
+          <w:iCs w:val="0"/>
+          <w:sz w:val="16"/>
+          <w:szCs w:val="16"/>
+        </w:rPr>
+      </w:r>
+    </w:p>
+    <w:p>
+      <w:pPr>
+        <w:pBdr/>
+        <w:spacing w:after="0" w:afterAutospacing="0" w:line="240" w:lineRule="auto"/>
+        <w:ind/>
+        <w:jc w:val="both"/>
+        <w:rPr>
+          <w:bCs w:val="0"/>
+          <w:i w:val="0"/>
+          <w:sz w:val="20"/>
+          <w:szCs w:val="20"/>
+        </w:rPr>
+      </w:pPr>
+      <w:r>
+        <w:rPr>
+          <w:rFonts w:ascii="Liberation Serif" w:hAnsi="Liberation Serif" w:eastAsia="Liberation Serif" w:cs="Liberation Serif"/>
+          <w:i w:val="0"/>
+          <w:iCs w:val="0"/>
+          <w:sz w:val="20"/>
+          <w:szCs w:val="20"/>
+          <w:highlight w:val="none"/>
+          <w:lang w:val="ru-RU" w:bidi="ru-RU"/>
+        </w:rPr>
+      </w:r>
+      <w:r>
+        <w:rPr>
+          <w:i w:val="0"/>
+          <w:iCs w:val="0"/>
+          <w:sz w:val="16"/>
+          <w:szCs w:val="16"/>
+        </w:rPr>
+      </w:r>
+    </w:p>
+    <w:p>
+      <w:pPr>
+        <w:pBdr/>
+        <w:spacing w:after="0" w:afterAutospacing="0" w:line="240" w:lineRule="auto"/>
+        <w:ind/>
+        <w:jc w:val="both"/>
+        <w:rPr>
+          <w:bCs w:val="0"/>
+          <w:i w:val="0"/>
+          <w:sz w:val="20"/>
+          <w:szCs w:val="20"/>
+        </w:rPr>
+      </w:pPr>
+      <w:r>
+        <w:rPr>
+          <w:rFonts w:ascii="Liberation Serif" w:hAnsi="Liberation Serif" w:eastAsia="Liberation Serif" w:cs="Liberation Serif"/>
+          <w:i w:val="0"/>
+          <w:iCs w:val="0"/>
+          <w:sz w:val="20"/>
+          <w:szCs w:val="20"/>
+          <w:highlight w:val="none"/>
+          <w:lang w:val="ru-RU" w:bidi="ru-RU"/>
+        </w:rPr>
+        <w:t xml:space="preserve">            yield (x_new, y_new)</w:t>
+      </w:r>
+      <w:r>
+        <w:rPr>
+          <w:i w:val="0"/>
+          <w:iCs w:val="0"/>
+          <w:sz w:val="16"/>
+          <w:szCs w:val="16"/>
+        </w:rPr>
+      </w:r>
+    </w:p>
+    <w:p>
+      <w:pPr>
+        <w:pBdr/>
+        <w:spacing w:after="0" w:afterAutospacing="0" w:line="240" w:lineRule="auto"/>
+        <w:ind/>
+        <w:jc w:val="both"/>
+        <w:rPr>
+          <w:bCs w:val="0"/>
+          <w:i w:val="0"/>
+          <w:sz w:val="20"/>
+          <w:szCs w:val="20"/>
+        </w:rPr>
+      </w:pPr>
+      <w:r>
+        <w:rPr>
+          <w:rFonts w:ascii="Liberation Serif" w:hAnsi="Liberation Serif" w:eastAsia="Liberation Serif" w:cs="Liberation Serif"/>
+          <w:i w:val="0"/>
+          <w:iCs w:val="0"/>
+          <w:sz w:val="20"/>
+          <w:szCs w:val="20"/>
+          <w:highlight w:val="none"/>
+          <w:lang w:val="ru-RU" w:bidi="ru-RU"/>
+        </w:rPr>
+      </w:r>
+      <w:r>
+        <w:rPr>
+          <w:i w:val="0"/>
+          <w:iCs w:val="0"/>
+          <w:sz w:val="16"/>
+          <w:szCs w:val="16"/>
+        </w:rPr>
+      </w:r>
+    </w:p>
+    <w:p>
+      <w:pPr>
+        <w:pBdr/>
+        <w:spacing w:after="0" w:afterAutospacing="0" w:line="240" w:lineRule="auto"/>
+        <w:ind/>
+        <w:jc w:val="both"/>
+        <w:rPr>
+          <w:bCs w:val="0"/>
+          <w:i w:val="0"/>
+          <w:sz w:val="20"/>
+          <w:szCs w:val="20"/>
+        </w:rPr>
+      </w:pPr>
+      <w:r>
+        <w:rPr>
+          <w:rFonts w:ascii="Liberation Serif" w:hAnsi="Liberation Serif" w:eastAsia="Liberation Serif" w:cs="Liberation Serif"/>
+          <w:i w:val="0"/>
+          <w:iCs w:val="0"/>
+          <w:sz w:val="20"/>
+          <w:szCs w:val="20"/>
+          <w:highlight w:val="none"/>
+          <w:lang w:val="ru-RU" w:bidi="ru-RU"/>
+        </w:rPr>
+        <w:t xml:space="preserve">            if step_norm &lt; eps2 and func_diff &lt; eps2:</w:t>
+      </w:r>
+      <w:r>
+        <w:rPr>
+          <w:i w:val="0"/>
+          <w:iCs w:val="0"/>
+          <w:sz w:val="16"/>
+          <w:szCs w:val="16"/>
+        </w:rPr>
+      </w:r>
+    </w:p>
+    <w:p>
+      <w:pPr>
+        <w:pBdr/>
+        <w:spacing w:after="0" w:afterAutospacing="0" w:line="240" w:lineRule="auto"/>
+        <w:ind/>
+        <w:jc w:val="both"/>
+        <w:rPr>
+          <w:bCs w:val="0"/>
+          <w:i w:val="0"/>
+          <w:sz w:val="20"/>
+          <w:szCs w:val="20"/>
+        </w:rPr>
+      </w:pPr>
+      <w:r>
+        <w:rPr>
+          <w:rFonts w:ascii="Liberation Serif" w:hAnsi="Liberation Serif" w:eastAsia="Liberation Serif" w:cs="Liberation Serif"/>
+          <w:i w:val="0"/>
+          <w:iCs w:val="0"/>
+          <w:sz w:val="20"/>
+          <w:szCs w:val="20"/>
+          <w:highlight w:val="none"/>
+          <w:lang w:val="ru-RU" w:bidi="ru-RU"/>
+        </w:rPr>
+        <w:t xml:space="preserve">                return (x_new, y_new)</w:t>
+      </w:r>
+      <w:r>
+        <w:rPr>
+          <w:i w:val="0"/>
+          <w:iCs w:val="0"/>
+          <w:sz w:val="16"/>
+          <w:szCs w:val="16"/>
+        </w:rPr>
+      </w:r>
+    </w:p>
+    <w:p>
+      <w:pPr>
+        <w:pBdr/>
+        <w:spacing w:after="0" w:afterAutospacing="0" w:line="240" w:lineRule="auto"/>
+        <w:ind/>
+        <w:jc w:val="both"/>
+        <w:rPr>
+          <w:bCs w:val="0"/>
+          <w:i w:val="0"/>
+          <w:sz w:val="20"/>
+          <w:szCs w:val="20"/>
+        </w:rPr>
+      </w:pPr>
+      <w:r>
+        <w:rPr>
+          <w:rFonts w:ascii="Liberation Serif" w:hAnsi="Liberation Serif" w:eastAsia="Liberation Serif" w:cs="Liberation Serif"/>
+          <w:i w:val="0"/>
+          <w:iCs w:val="0"/>
+          <w:sz w:val="20"/>
+          <w:szCs w:val="20"/>
+          <w:highlight w:val="none"/>
+          <w:lang w:val="ru-RU" w:bidi="ru-RU"/>
+        </w:rPr>
+        <w:t xml:space="preserve">            x, y = x_new, y_new</w:t>
+      </w:r>
+      <w:r>
+        <w:rPr>
+          <w:i w:val="0"/>
+          <w:iCs w:val="0"/>
+          <w:sz w:val="16"/>
+          <w:szCs w:val="16"/>
+        </w:rPr>
+      </w:r>
+    </w:p>
+    <w:p>
+      <w:pPr>
+        <w:pBdr/>
+        <w:spacing w:after="0" w:afterAutospacing="0" w:line="240" w:lineRule="auto"/>
+        <w:ind/>
+        <w:jc w:val="both"/>
+        <w:rPr>
+          <w:bCs w:val="0"/>
+          <w:i w:val="0"/>
+          <w:sz w:val="20"/>
+          <w:szCs w:val="20"/>
+        </w:rPr>
+      </w:pPr>
+      <w:r>
+        <w:rPr>
+          <w:rFonts w:ascii="Liberation Serif" w:hAnsi="Liberation Serif" w:eastAsia="Liberation Serif" w:cs="Liberation Serif"/>
+          <w:i w:val="0"/>
+          <w:iCs w:val="0"/>
+          <w:sz w:val="20"/>
+          <w:szCs w:val="20"/>
+          <w:highlight w:val="none"/>
+          <w:lang w:val="ru-RU" w:bidi="ru-RU"/>
+        </w:rPr>
+        <w:t xml:space="preserve">            k += 1</w:t>
+      </w:r>
+      <w:r>
+        <w:rPr>
+          <w:i w:val="0"/>
+          <w:iCs w:val="0"/>
+          <w:sz w:val="16"/>
+          <w:szCs w:val="16"/>
+        </w:rPr>
+      </w:r>
+    </w:p>
+    <w:p>
+      <w:pPr>
+        <w:pBdr/>
+        <w:spacing w:after="0" w:afterAutospacing="0" w:line="240" w:lineRule="auto"/>
+        <w:ind/>
+        <w:jc w:val="both"/>
+        <w:rPr>
+          <w:bCs w:val="0"/>
+          <w:i w:val="0"/>
+          <w:sz w:val="20"/>
+          <w:szCs w:val="20"/>
+        </w:rPr>
+      </w:pPr>
+      <w:r>
+        <w:rPr>
+          <w:rFonts w:ascii="Liberation Serif" w:hAnsi="Liberation Serif" w:eastAsia="Liberation Serif" w:cs="Liberation Serif"/>
+          <w:i w:val="0"/>
+          <w:iCs w:val="0"/>
+          <w:sz w:val="20"/>
+          <w:szCs w:val="20"/>
+          <w:highlight w:val="none"/>
+          <w:lang w:val="ru-RU" w:bidi="ru-RU"/>
+        </w:rPr>
+      </w:r>
+      <w:r>
+        <w:rPr>
+          <w:i w:val="0"/>
+          <w:iCs w:val="0"/>
+          <w:sz w:val="16"/>
+          <w:szCs w:val="16"/>
+        </w:rPr>
+      </w:r>
+    </w:p>
+    <w:p>
+      <w:pPr>
+        <w:pBdr/>
+        <w:spacing w:after="0" w:afterAutospacing="0" w:line="240" w:lineRule="auto"/>
+        <w:ind/>
+        <w:jc w:val="both"/>
+        <w:rPr>
+          <w:bCs w:val="0"/>
+          <w:i w:val="0"/>
+          <w:sz w:val="20"/>
+          <w:szCs w:val="20"/>
+        </w:rPr>
+      </w:pPr>
+      <w:r>
+        <w:rPr>
+          <w:rFonts w:ascii="Liberation Serif" w:hAnsi="Liberation Serif" w:eastAsia="Liberation Serif" w:cs="Liberation Serif"/>
+          <w:i w:val="0"/>
+          <w:iCs w:val="0"/>
+          <w:sz w:val="20"/>
+          <w:szCs w:val="20"/>
+          <w:highlight w:val="none"/>
+          <w:lang w:val="ru-RU" w:bidi="ru-RU"/>
+        </w:rPr>
+        <w:t xml:space="preserve">        return (x, y)</w:t>
+      </w:r>
+      <w:r>
+        <w:rPr>
+          <w:i w:val="0"/>
+          <w:iCs w:val="0"/>
+          <w:sz w:val="16"/>
+          <w:szCs w:val="16"/>
+        </w:rPr>
+      </w:r>
+    </w:p>
+    <w:p>
+      <w:pPr>
+        <w:pBdr/>
+        <w:spacing w:after="0" w:afterAutospacing="0" w:line="240" w:lineRule="auto"/>
+        <w:ind/>
+        <w:jc w:val="both"/>
+        <w:rPr>
+          <w:bCs w:val="0"/>
+          <w:i w:val="0"/>
+          <w:sz w:val="20"/>
+          <w:szCs w:val="20"/>
+        </w:rPr>
+      </w:pPr>
+      <w:r>
+        <w:rPr>
+          <w:rFonts w:ascii="Liberation Serif" w:hAnsi="Liberation Serif" w:eastAsia="Liberation Serif" w:cs="Liberation Serif"/>
+          <w:i w:val="0"/>
+          <w:iCs w:val="0"/>
+          <w:sz w:val="20"/>
+          <w:szCs w:val="20"/>
+          <w:highlight w:val="none"/>
+          <w:lang w:val="ru-RU" w:bidi="ru-RU"/>
+        </w:rPr>
+      </w:r>
+      <w:r>
+        <w:rPr>
+          <w:i w:val="0"/>
+          <w:iCs w:val="0"/>
+          <w:sz w:val="16"/>
+          <w:szCs w:val="16"/>
+        </w:rPr>
+      </w:r>
+    </w:p>
+    <w:p>
+      <w:pPr>
+        <w:pBdr/>
+        <w:spacing w:after="0" w:afterAutospacing="0" w:line="240" w:lineRule="auto"/>
+        <w:ind/>
+        <w:jc w:val="both"/>
+        <w:rPr>
+          <w:bCs w:val="0"/>
+          <w:i w:val="0"/>
+          <w:sz w:val="20"/>
+          <w:szCs w:val="20"/>
+        </w:rPr>
+      </w:pPr>
+      <w:r>
+        <w:rPr>
+          <w:rFonts w:ascii="Liberation Serif" w:hAnsi="Liberation Serif" w:eastAsia="Liberation Serif" w:cs="Liberation Serif"/>
+          <w:i w:val="0"/>
+          <w:iCs w:val="0"/>
+          <w:sz w:val="20"/>
+          <w:szCs w:val="20"/>
+          <w:highlight w:val="none"/>
+          <w:lang w:val="ru-RU" w:bidi="ru-RU"/>
+        </w:rPr>
+        <w:t xml:space="preserve">    @staticmethod</w:t>
+      </w:r>
+      <w:r>
+        <w:rPr>
+          <w:i w:val="0"/>
+          <w:iCs w:val="0"/>
+          <w:sz w:val="16"/>
+          <w:szCs w:val="16"/>
+        </w:rPr>
+      </w:r>
+    </w:p>
+    <w:p>
+      <w:pPr>
+        <w:pBdr/>
+        <w:spacing w:after="0" w:afterAutospacing="0" w:line="240" w:lineRule="auto"/>
+        <w:ind/>
+        <w:jc w:val="both"/>
+        <w:rPr>
+          <w:bCs w:val="0"/>
+          <w:i w:val="0"/>
+          <w:sz w:val="20"/>
+          <w:szCs w:val="20"/>
+        </w:rPr>
+      </w:pPr>
+      <w:r>
+        <w:rPr>
+          <w:rFonts w:ascii="Liberation Serif" w:hAnsi="Liberation Serif" w:eastAsia="Liberation Serif" w:cs="Liberation Serif"/>
+          <w:i w:val="0"/>
+          <w:iCs w:val="0"/>
+          <w:sz w:val="20"/>
+          <w:szCs w:val="20"/>
+          <w:highlight w:val="none"/>
+          <w:lang w:val="ru-RU" w:bidi="ru-RU"/>
+        </w:rPr>
+        <w:t xml:space="preserve">    def get_algorithm_params(algo_name):</w:t>
+      </w:r>
+      <w:r>
+        <w:rPr>
+          <w:i w:val="0"/>
+          <w:iCs w:val="0"/>
+          <w:sz w:val="16"/>
+          <w:szCs w:val="16"/>
+        </w:rPr>
+      </w:r>
+    </w:p>
+    <w:p>
+      <w:pPr>
+        <w:pBdr/>
+        <w:spacing w:after="0" w:afterAutospacing="0" w:line="240" w:lineRule="auto"/>
+        <w:ind/>
+        <w:jc w:val="both"/>
+        <w:rPr>
+          <w:bCs w:val="0"/>
+          <w:i w:val="0"/>
+          <w:sz w:val="20"/>
+          <w:szCs w:val="20"/>
+        </w:rPr>
+      </w:pPr>
+      <w:r>
+        <w:rPr>
+          <w:rFonts w:ascii="Liberation Serif" w:hAnsi="Liberation Serif" w:eastAsia="Liberation Serif" w:cs="Liberation Serif"/>
+          <w:i w:val="0"/>
+          <w:iCs w:val="0"/>
+          <w:sz w:val="20"/>
+          <w:szCs w:val="20"/>
+          <w:highlight w:val="none"/>
+          <w:lang w:val="ru-RU" w:bidi="ru-RU"/>
+        </w:rPr>
+        <w:t xml:space="preserve">        """Возвращает параметры алгоритма"""</w:t>
+      </w:r>
+      <w:r>
+        <w:rPr>
+          <w:i w:val="0"/>
+          <w:iCs w:val="0"/>
+          <w:sz w:val="16"/>
+          <w:szCs w:val="16"/>
+        </w:rPr>
+      </w:r>
+    </w:p>
+    <w:p>
+      <w:pPr>
+        <w:pBdr/>
+        <w:spacing w:after="0" w:afterAutospacing="0" w:line="240" w:lineRule="auto"/>
+        <w:ind/>
+        <w:jc w:val="both"/>
+        <w:rPr>
+          <w:bCs w:val="0"/>
+          <w:i w:val="0"/>
+          <w:sz w:val="20"/>
+          <w:szCs w:val="20"/>
+        </w:rPr>
+      </w:pPr>
+      <w:r>
+        <w:rPr>
+          <w:rFonts w:ascii="Liberation Serif" w:hAnsi="Liberation Serif" w:eastAsia="Liberation Serif" w:cs="Liberation Serif"/>
+          <w:i w:val="0"/>
+          <w:iCs w:val="0"/>
+          <w:sz w:val="20"/>
+          <w:szCs w:val="20"/>
+          <w:highlight w:val="none"/>
+          <w:lang w:val="ru-RU" w:bidi="ru-RU"/>
+        </w:rPr>
+      </w:r>
+      <w:r>
+        <w:rPr>
+          <w:i w:val="0"/>
+          <w:iCs w:val="0"/>
+          <w:sz w:val="16"/>
+          <w:szCs w:val="16"/>
+        </w:rPr>
+      </w:r>
+    </w:p>
+    <w:p>
+      <w:pPr>
+        <w:pBdr/>
+        <w:spacing w:after="0" w:afterAutospacing="0" w:line="240" w:lineRule="auto"/>
+        <w:ind/>
+        <w:jc w:val="both"/>
+        <w:rPr>
+          <w:bCs w:val="0"/>
+          <w:i w:val="0"/>
+          <w:sz w:val="20"/>
+          <w:szCs w:val="20"/>
+        </w:rPr>
+      </w:pPr>
+      <w:r>
+        <w:rPr>
+          <w:rFonts w:ascii="Liberation Serif" w:hAnsi="Liberation Serif" w:eastAsia="Liberation Serif" w:cs="Liberation Serif"/>
+          <w:i w:val="0"/>
+          <w:iCs w:val="0"/>
+          <w:sz w:val="20"/>
+          <w:szCs w:val="20"/>
+          <w:highlight w:val="none"/>
+          <w:lang w:val="ru-RU" w:bidi="ru-RU"/>
+        </w:rPr>
+        <w:t xml:space="preserve">        params = {</w:t>
+      </w:r>
+      <w:r>
+        <w:rPr>
+          <w:i w:val="0"/>
+          <w:iCs w:val="0"/>
+          <w:sz w:val="16"/>
+          <w:szCs w:val="16"/>
+        </w:rPr>
+      </w:r>
+    </w:p>
+    <w:p>
+      <w:pPr>
+        <w:pBdr/>
+        <w:spacing w:after="0" w:afterAutospacing="0" w:line="240" w:lineRule="auto"/>
+        <w:ind/>
+        <w:jc w:val="both"/>
+        <w:rPr>
+          <w:bCs w:val="0"/>
+          <w:i w:val="0"/>
+          <w:sz w:val="20"/>
+          <w:szCs w:val="20"/>
+        </w:rPr>
+      </w:pPr>
+      <w:r>
+        <w:rPr>
+          <w:rFonts w:ascii="Liberation Serif" w:hAnsi="Liberation Serif" w:eastAsia="Liberation Serif" w:cs="Liberation Serif"/>
+          <w:i w:val="0"/>
+          <w:iCs w:val="0"/>
+          <w:sz w:val="20"/>
+          <w:szCs w:val="20"/>
+          <w:highlight w:val="none"/>
+          <w:lang w:val="ru-RU" w:bidi="ru-RU"/>
+        </w:rPr>
+        <w:t xml:space="preserve">            'gradient_descent': [</w:t>
+      </w:r>
+      <w:r>
+        <w:rPr>
+          <w:i w:val="0"/>
+          <w:iCs w:val="0"/>
+          <w:sz w:val="16"/>
+          <w:szCs w:val="16"/>
+        </w:rPr>
+      </w:r>
+    </w:p>
+    <w:p>
+      <w:pPr>
+        <w:pBdr/>
+        <w:spacing w:after="0" w:afterAutospacing="0" w:line="240" w:lineRule="auto"/>
+        <w:ind/>
+        <w:jc w:val="both"/>
+        <w:rPr>
+          <w:bCs w:val="0"/>
+          <w:i w:val="0"/>
+          <w:sz w:val="20"/>
+          <w:szCs w:val="20"/>
+        </w:rPr>
+      </w:pPr>
+      <w:r>
+        <w:rPr>
+          <w:rFonts w:ascii="Liberation Serif" w:hAnsi="Liberation Serif" w:eastAsia="Liberation Serif" w:cs="Liberation Serif"/>
+          <w:i w:val="0"/>
+          <w:iCs w:val="0"/>
+          <w:sz w:val="20"/>
+          <w:szCs w:val="20"/>
+          <w:highlight w:val="none"/>
+          <w:lang w:val="ru-RU" w:bidi="ru-RU"/>
+        </w:rPr>
+        <w:t xml:space="preserve">                {</w:t>
+      </w:r>
+      <w:r>
+        <w:rPr>
+          <w:i w:val="0"/>
+          <w:iCs w:val="0"/>
+          <w:sz w:val="16"/>
+          <w:szCs w:val="16"/>
+        </w:rPr>
+      </w:r>
+    </w:p>
+    <w:p>
+      <w:pPr>
+        <w:pBdr/>
+        <w:spacing w:after="0" w:afterAutospacing="0" w:line="240" w:lineRule="auto"/>
+        <w:ind/>
+        <w:jc w:val="both"/>
+        <w:rPr>
+          <w:bCs w:val="0"/>
+          <w:i w:val="0"/>
+          <w:sz w:val="20"/>
+          <w:szCs w:val="20"/>
+        </w:rPr>
+      </w:pPr>
+      <w:r>
+        <w:rPr>
+          <w:rFonts w:ascii="Liberation Serif" w:hAnsi="Liberation Serif" w:eastAsia="Liberation Serif" w:cs="Liberation Serif"/>
+          <w:i w:val="0"/>
+          <w:iCs w:val="0"/>
+          <w:sz w:val="20"/>
+          <w:szCs w:val="20"/>
+          <w:highlight w:val="none"/>
+          <w:lang w:val="ru-RU" w:bidi="ru-RU"/>
+        </w:rPr>
+        <w:t xml:space="preserve">                    'name': 't',</w:t>
+      </w:r>
+      <w:r>
+        <w:rPr>
+          <w:i w:val="0"/>
+          <w:iCs w:val="0"/>
+          <w:sz w:val="16"/>
+          <w:szCs w:val="16"/>
+        </w:rPr>
+      </w:r>
+    </w:p>
+    <w:p>
+      <w:pPr>
+        <w:pBdr/>
+        <w:spacing w:after="0" w:afterAutospacing="0" w:line="240" w:lineRule="auto"/>
+        <w:ind/>
+        <w:jc w:val="both"/>
+        <w:rPr>
+          <w:bCs w:val="0"/>
+          <w:i w:val="0"/>
+          <w:sz w:val="20"/>
+          <w:szCs w:val="20"/>
+        </w:rPr>
+      </w:pPr>
+      <w:r>
+        <w:rPr>
+          <w:rFonts w:ascii="Liberation Serif" w:hAnsi="Liberation Serif" w:eastAsia="Liberation Serif" w:cs="Liberation Serif"/>
+          <w:i w:val="0"/>
+          <w:iCs w:val="0"/>
+          <w:sz w:val="20"/>
+          <w:szCs w:val="20"/>
+          <w:highlight w:val="none"/>
+          <w:lang w:val="ru-RU" w:bidi="ru-RU"/>
+        </w:rPr>
+        <w:t xml:space="preserve">                    'label': 'Initial step (t)',</w:t>
+      </w:r>
+      <w:r>
+        <w:rPr>
+          <w:i w:val="0"/>
+          <w:iCs w:val="0"/>
+          <w:sz w:val="16"/>
+          <w:szCs w:val="16"/>
+        </w:rPr>
+      </w:r>
+    </w:p>
+    <w:p>
+      <w:pPr>
+        <w:pBdr/>
+        <w:spacing w:after="0" w:afterAutospacing="0" w:line="240" w:lineRule="auto"/>
+        <w:ind/>
+        <w:jc w:val="both"/>
+        <w:rPr>
+          <w:bCs w:val="0"/>
+          <w:i w:val="0"/>
+          <w:sz w:val="20"/>
+          <w:szCs w:val="20"/>
+        </w:rPr>
+      </w:pPr>
+      <w:r>
+        <w:rPr>
+          <w:rFonts w:ascii="Liberation Serif" w:hAnsi="Liberation Serif" w:eastAsia="Liberation Serif" w:cs="Liberation Serif"/>
+          <w:i w:val="0"/>
+          <w:iCs w:val="0"/>
+          <w:sz w:val="20"/>
+          <w:szCs w:val="20"/>
+          <w:highlight w:val="none"/>
+          <w:lang w:val="ru-RU" w:bidi="ru-RU"/>
+        </w:rPr>
+        <w:t xml:space="preserve">                    'default': 0.1,</w:t>
+      </w:r>
+      <w:r>
+        <w:rPr>
+          <w:i w:val="0"/>
+          <w:iCs w:val="0"/>
+          <w:sz w:val="16"/>
+          <w:szCs w:val="16"/>
+        </w:rPr>
+      </w:r>
+    </w:p>
+    <w:p>
+      <w:pPr>
+        <w:pBdr/>
+        <w:spacing w:after="0" w:afterAutospacing="0" w:line="240" w:lineRule="auto"/>
+        <w:ind/>
+        <w:jc w:val="both"/>
+        <w:rPr>
+          <w:bCs w:val="0"/>
+          <w:i w:val="0"/>
+          <w:sz w:val="20"/>
+          <w:szCs w:val="20"/>
+        </w:rPr>
+      </w:pPr>
+      <w:r>
+        <w:rPr>
+          <w:rFonts w:ascii="Liberation Serif" w:hAnsi="Liberation Serif" w:eastAsia="Liberation Serif" w:cs="Liberation Serif"/>
+          <w:i w:val="0"/>
+          <w:iCs w:val="0"/>
+          <w:sz w:val="20"/>
+          <w:szCs w:val="20"/>
+          <w:highlight w:val="none"/>
+          <w:lang w:val="ru-RU" w:bidi="ru-RU"/>
+        </w:rPr>
+        <w:t xml:space="preserve">                    'min': 0.0001,</w:t>
+      </w:r>
+      <w:r>
+        <w:rPr>
+          <w:i w:val="0"/>
+          <w:iCs w:val="0"/>
+          <w:sz w:val="16"/>
+          <w:szCs w:val="16"/>
+        </w:rPr>
+      </w:r>
+    </w:p>
+    <w:p>
+      <w:pPr>
+        <w:pBdr/>
+        <w:spacing w:after="0" w:afterAutospacing="0" w:line="240" w:lineRule="auto"/>
+        <w:ind/>
+        <w:jc w:val="both"/>
+        <w:rPr>
+          <w:bCs w:val="0"/>
+          <w:i w:val="0"/>
+          <w:sz w:val="20"/>
+          <w:szCs w:val="20"/>
+        </w:rPr>
+      </w:pPr>
+      <w:r>
+        <w:rPr>
+          <w:rFonts w:ascii="Liberation Serif" w:hAnsi="Liberation Serif" w:eastAsia="Liberation Serif" w:cs="Liberation Serif"/>
+          <w:i w:val="0"/>
+          <w:iCs w:val="0"/>
+          <w:sz w:val="20"/>
+          <w:szCs w:val="20"/>
+          <w:highlight w:val="none"/>
+          <w:lang w:val="ru-RU" w:bidi="ru-RU"/>
+        </w:rPr>
+        <w:t xml:space="preserve">                    'max': 1.0,</w:t>
+      </w:r>
+      <w:r>
+        <w:rPr>
+          <w:i w:val="0"/>
+          <w:iCs w:val="0"/>
+          <w:sz w:val="16"/>
+          <w:szCs w:val="16"/>
+        </w:rPr>
+      </w:r>
+    </w:p>
+    <w:p>
+      <w:pPr>
+        <w:pBdr/>
+        <w:spacing w:after="0" w:afterAutospacing="0" w:line="240" w:lineRule="auto"/>
+        <w:ind/>
+        <w:jc w:val="both"/>
+        <w:rPr>
+          <w:bCs w:val="0"/>
+          <w:i w:val="0"/>
+          <w:sz w:val="20"/>
+          <w:szCs w:val="20"/>
+        </w:rPr>
+      </w:pPr>
+      <w:r>
+        <w:rPr>
+          <w:rFonts w:ascii="Liberation Serif" w:hAnsi="Liberation Serif" w:eastAsia="Liberation Serif" w:cs="Liberation Serif"/>
+          <w:i w:val="0"/>
+          <w:iCs w:val="0"/>
+          <w:sz w:val="20"/>
+          <w:szCs w:val="20"/>
+          <w:highlight w:val="none"/>
+          <w:lang w:val="ru-RU" w:bidi="ru-RU"/>
+        </w:rPr>
+        <w:t xml:space="preserve">                    'step': 0.01,</w:t>
+      </w:r>
+      <w:r>
+        <w:rPr>
+          <w:i w:val="0"/>
+          <w:iCs w:val="0"/>
+          <w:sz w:val="16"/>
+          <w:szCs w:val="16"/>
+        </w:rPr>
+      </w:r>
+    </w:p>
+    <w:p>
+      <w:pPr>
+        <w:pBdr/>
+        <w:spacing w:after="0" w:afterAutospacing="0" w:line="240" w:lineRule="auto"/>
+        <w:ind/>
+        <w:jc w:val="both"/>
+        <w:rPr>
+          <w:bCs w:val="0"/>
+          <w:i w:val="0"/>
+          <w:sz w:val="20"/>
+          <w:szCs w:val="20"/>
+        </w:rPr>
+      </w:pPr>
+      <w:r>
+        <w:rPr>
+          <w:rFonts w:ascii="Liberation Serif" w:hAnsi="Liberation Serif" w:eastAsia="Liberation Serif" w:cs="Liberation Serif"/>
+          <w:i w:val="0"/>
+          <w:iCs w:val="0"/>
+          <w:sz w:val="20"/>
+          <w:szCs w:val="20"/>
+          <w:highlight w:val="none"/>
+          <w:lang w:val="ru-RU" w:bidi="ru-RU"/>
+        </w:rPr>
+        <w:t xml:space="preserve">                },</w:t>
+      </w:r>
+      <w:r>
+        <w:rPr>
+          <w:i w:val="0"/>
+          <w:iCs w:val="0"/>
+          <w:sz w:val="16"/>
+          <w:szCs w:val="16"/>
+        </w:rPr>
+      </w:r>
+    </w:p>
+    <w:p>
+      <w:pPr>
+        <w:pBdr/>
+        <w:spacing w:after="0" w:afterAutospacing="0" w:line="240" w:lineRule="auto"/>
+        <w:ind/>
+        <w:jc w:val="both"/>
+        <w:rPr>
+          <w:bCs w:val="0"/>
+          <w:i w:val="0"/>
+          <w:sz w:val="20"/>
+          <w:szCs w:val="20"/>
+        </w:rPr>
+      </w:pPr>
+      <w:r>
+        <w:rPr>
+          <w:rFonts w:ascii="Liberation Serif" w:hAnsi="Liberation Serif" w:eastAsia="Liberation Serif" w:cs="Liberation Serif"/>
+          <w:i w:val="0"/>
+          <w:iCs w:val="0"/>
+          <w:sz w:val="20"/>
+          <w:szCs w:val="20"/>
+          <w:highlight w:val="none"/>
+          <w:lang w:val="ru-RU" w:bidi="ru-RU"/>
+        </w:rPr>
+        <w:t xml:space="preserve">                {</w:t>
+      </w:r>
+      <w:r>
+        <w:rPr>
+          <w:i w:val="0"/>
+          <w:iCs w:val="0"/>
+          <w:sz w:val="16"/>
+          <w:szCs w:val="16"/>
+        </w:rPr>
+      </w:r>
+    </w:p>
+    <w:p>
+      <w:pPr>
+        <w:pBdr/>
+        <w:spacing w:after="0" w:afterAutospacing="0" w:line="240" w:lineRule="auto"/>
+        <w:ind/>
+        <w:jc w:val="both"/>
+        <w:rPr>
+          <w:bCs w:val="0"/>
+          <w:i w:val="0"/>
+          <w:sz w:val="20"/>
+          <w:szCs w:val="20"/>
+        </w:rPr>
+      </w:pPr>
+      <w:r>
+        <w:rPr>
+          <w:rFonts w:ascii="Liberation Serif" w:hAnsi="Liberation Serif" w:eastAsia="Liberation Serif" w:cs="Liberation Serif"/>
+          <w:i w:val="0"/>
+          <w:iCs w:val="0"/>
+          <w:sz w:val="20"/>
+          <w:szCs w:val="20"/>
+          <w:highlight w:val="none"/>
+          <w:lang w:val="ru-RU" w:bidi="ru-RU"/>
+        </w:rPr>
+        <w:t xml:space="preserve">                    'name': 'eps',</w:t>
+      </w:r>
+      <w:r>
+        <w:rPr>
+          <w:i w:val="0"/>
+          <w:iCs w:val="0"/>
+          <w:sz w:val="16"/>
+          <w:szCs w:val="16"/>
+        </w:rPr>
+      </w:r>
+    </w:p>
+    <w:p>
+      <w:pPr>
+        <w:pBdr/>
+        <w:spacing w:after="0" w:afterAutospacing="0" w:line="240" w:lineRule="auto"/>
+        <w:ind/>
+        <w:jc w:val="both"/>
+        <w:rPr>
+          <w:bCs w:val="0"/>
+          <w:i w:val="0"/>
+          <w:sz w:val="20"/>
+          <w:szCs w:val="20"/>
+        </w:rPr>
+      </w:pPr>
+      <w:r>
+        <w:rPr>
+          <w:rFonts w:ascii="Liberation Serif" w:hAnsi="Liberation Serif" w:eastAsia="Liberation Serif" w:cs="Liberation Serif"/>
+          <w:i w:val="0"/>
+          <w:iCs w:val="0"/>
+          <w:sz w:val="20"/>
+          <w:szCs w:val="20"/>
+          <w:highlight w:val="none"/>
+          <w:lang w:val="ru-RU" w:bidi="ru-RU"/>
+        </w:rPr>
+        <w:t xml:space="preserve">                    'label': 'coefficient (eps)',</w:t>
+      </w:r>
+      <w:r>
+        <w:rPr>
+          <w:i w:val="0"/>
+          <w:iCs w:val="0"/>
+          <w:sz w:val="16"/>
+          <w:szCs w:val="16"/>
+        </w:rPr>
+      </w:r>
+    </w:p>
+    <w:p>
+      <w:pPr>
+        <w:pBdr/>
+        <w:spacing w:after="0" w:afterAutospacing="0" w:line="240" w:lineRule="auto"/>
+        <w:ind/>
+        <w:jc w:val="both"/>
+        <w:rPr>
+          <w:bCs w:val="0"/>
+          <w:i w:val="0"/>
+          <w:sz w:val="20"/>
+          <w:szCs w:val="20"/>
+        </w:rPr>
+      </w:pPr>
+      <w:r>
+        <w:rPr>
+          <w:rFonts w:ascii="Liberation Serif" w:hAnsi="Liberation Serif" w:eastAsia="Liberation Serif" w:cs="Liberation Serif"/>
+          <w:i w:val="0"/>
+          <w:iCs w:val="0"/>
+          <w:sz w:val="20"/>
+          <w:szCs w:val="20"/>
+          <w:highlight w:val="none"/>
+          <w:lang w:val="ru-RU" w:bidi="ru-RU"/>
+        </w:rPr>
+        <w:t xml:space="preserve">                    'default': 0.1,</w:t>
+      </w:r>
+      <w:r>
+        <w:rPr>
+          <w:i w:val="0"/>
+          <w:iCs w:val="0"/>
+          <w:sz w:val="16"/>
+          <w:szCs w:val="16"/>
+        </w:rPr>
+      </w:r>
+    </w:p>
+    <w:p>
+      <w:pPr>
+        <w:pBdr/>
+        <w:spacing w:after="0" w:afterAutospacing="0" w:line="240" w:lineRule="auto"/>
+        <w:ind/>
+        <w:jc w:val="both"/>
+        <w:rPr>
+          <w:bCs w:val="0"/>
+          <w:i w:val="0"/>
+          <w:sz w:val="20"/>
+          <w:szCs w:val="20"/>
+        </w:rPr>
+      </w:pPr>
+      <w:r>
+        <w:rPr>
+          <w:rFonts w:ascii="Liberation Serif" w:hAnsi="Liberation Serif" w:eastAsia="Liberation Serif" w:cs="Liberation Serif"/>
+          <w:i w:val="0"/>
+          <w:iCs w:val="0"/>
+          <w:sz w:val="20"/>
+          <w:szCs w:val="20"/>
+          <w:highlight w:val="none"/>
+          <w:lang w:val="ru-RU" w:bidi="ru-RU"/>
+        </w:rPr>
+        <w:t xml:space="preserve">                    'min': 0.0001,</w:t>
+      </w:r>
+      <w:r>
+        <w:rPr>
+          <w:i w:val="0"/>
+          <w:iCs w:val="0"/>
+          <w:sz w:val="16"/>
+          <w:szCs w:val="16"/>
+        </w:rPr>
+      </w:r>
+    </w:p>
+    <w:p>
+      <w:pPr>
+        <w:pBdr/>
+        <w:spacing w:after="0" w:afterAutospacing="0" w:line="240" w:lineRule="auto"/>
+        <w:ind/>
+        <w:jc w:val="both"/>
+        <w:rPr>
+          <w:bCs w:val="0"/>
+          <w:i w:val="0"/>
+          <w:sz w:val="20"/>
+          <w:szCs w:val="20"/>
+        </w:rPr>
+      </w:pPr>
+      <w:r>
+        <w:rPr>
+          <w:rFonts w:ascii="Liberation Serif" w:hAnsi="Liberation Serif" w:eastAsia="Liberation Serif" w:cs="Liberation Serif"/>
+          <w:i w:val="0"/>
+          <w:iCs w:val="0"/>
+          <w:sz w:val="20"/>
+          <w:szCs w:val="20"/>
+          <w:highlight w:val="none"/>
+          <w:lang w:val="ru-RU" w:bidi="ru-RU"/>
+        </w:rPr>
+        <w:t xml:space="preserve">                    'max': 1.0,</w:t>
+      </w:r>
+      <w:r>
+        <w:rPr>
+          <w:i w:val="0"/>
+          <w:iCs w:val="0"/>
+          <w:sz w:val="16"/>
+          <w:szCs w:val="16"/>
+        </w:rPr>
+      </w:r>
+    </w:p>
+    <w:p>
+      <w:pPr>
+        <w:pBdr/>
+        <w:spacing w:after="0" w:afterAutospacing="0" w:line="240" w:lineRule="auto"/>
+        <w:ind/>
+        <w:jc w:val="both"/>
+        <w:rPr>
+          <w:bCs w:val="0"/>
+          <w:i w:val="0"/>
+          <w:sz w:val="20"/>
+          <w:szCs w:val="20"/>
+        </w:rPr>
+      </w:pPr>
+      <w:r>
+        <w:rPr>
+          <w:rFonts w:ascii="Liberation Serif" w:hAnsi="Liberation Serif" w:eastAsia="Liberation Serif" w:cs="Liberation Serif"/>
+          <w:i w:val="0"/>
+          <w:iCs w:val="0"/>
+          <w:sz w:val="20"/>
+          <w:szCs w:val="20"/>
+          <w:highlight w:val="none"/>
+          <w:lang w:val="ru-RU" w:bidi="ru-RU"/>
+        </w:rPr>
+        <w:t xml:space="preserve">                    'step': 0.01,</w:t>
+      </w:r>
+      <w:r>
+        <w:rPr>
+          <w:i w:val="0"/>
+          <w:iCs w:val="0"/>
+          <w:sz w:val="16"/>
+          <w:szCs w:val="16"/>
+        </w:rPr>
+      </w:r>
+    </w:p>
+    <w:p>
+      <w:pPr>
+        <w:pBdr/>
+        <w:spacing w:after="0" w:afterAutospacing="0" w:line="240" w:lineRule="auto"/>
+        <w:ind/>
+        <w:jc w:val="both"/>
+        <w:rPr>
+          <w:bCs w:val="0"/>
+          <w:i w:val="0"/>
+          <w:sz w:val="20"/>
+          <w:szCs w:val="20"/>
+        </w:rPr>
+      </w:pPr>
+      <w:r>
+        <w:rPr>
+          <w:rFonts w:ascii="Liberation Serif" w:hAnsi="Liberation Serif" w:eastAsia="Liberation Serif" w:cs="Liberation Serif"/>
+          <w:i w:val="0"/>
+          <w:iCs w:val="0"/>
+          <w:sz w:val="20"/>
+          <w:szCs w:val="20"/>
+          <w:highlight w:val="none"/>
+          <w:lang w:val="ru-RU" w:bidi="ru-RU"/>
+        </w:rPr>
+        <w:t xml:space="preserve">                },</w:t>
+      </w:r>
+      <w:r>
+        <w:rPr>
+          <w:i w:val="0"/>
+          <w:iCs w:val="0"/>
+          <w:sz w:val="16"/>
+          <w:szCs w:val="16"/>
+        </w:rPr>
+      </w:r>
+    </w:p>
+    <w:p>
+      <w:pPr>
+        <w:pBdr/>
+        <w:spacing w:after="0" w:afterAutospacing="0" w:line="240" w:lineRule="auto"/>
+        <w:ind/>
+        <w:jc w:val="both"/>
+        <w:rPr>
+          <w:bCs w:val="0"/>
+          <w:i w:val="0"/>
+          <w:sz w:val="20"/>
+          <w:szCs w:val="20"/>
+        </w:rPr>
+      </w:pPr>
+      <w:r>
+        <w:rPr>
+          <w:rFonts w:ascii="Liberation Serif" w:hAnsi="Liberation Serif" w:eastAsia="Liberation Serif" w:cs="Liberation Serif"/>
+          <w:i w:val="0"/>
+          <w:iCs w:val="0"/>
+          <w:sz w:val="20"/>
+          <w:szCs w:val="20"/>
+          <w:highlight w:val="none"/>
+          <w:lang w:val="ru-RU" w:bidi="ru-RU"/>
+        </w:rPr>
+        <w:t xml:space="preserve">                {</w:t>
+      </w:r>
+      <w:r>
+        <w:rPr>
+          <w:i w:val="0"/>
+          <w:iCs w:val="0"/>
+          <w:sz w:val="16"/>
+          <w:szCs w:val="16"/>
+        </w:rPr>
+      </w:r>
+    </w:p>
+    <w:p>
+      <w:pPr>
+        <w:pBdr/>
+        <w:spacing w:after="0" w:afterAutospacing="0" w:line="240" w:lineRule="auto"/>
+        <w:ind/>
+        <w:jc w:val="both"/>
+        <w:rPr>
+          <w:bCs w:val="0"/>
+          <w:i w:val="0"/>
+          <w:sz w:val="20"/>
+          <w:szCs w:val="20"/>
+        </w:rPr>
+      </w:pPr>
+      <w:r>
+        <w:rPr>
+          <w:rFonts w:ascii="Liberation Serif" w:hAnsi="Liberation Serif" w:eastAsia="Liberation Serif" w:cs="Liberation Serif"/>
+          <w:i w:val="0"/>
+          <w:iCs w:val="0"/>
+          <w:sz w:val="20"/>
+          <w:szCs w:val="20"/>
+          <w:highlight w:val="none"/>
+          <w:lang w:val="ru-RU" w:bidi="ru-RU"/>
+        </w:rPr>
+        <w:t xml:space="preserve">                    'name': 'eps1',</w:t>
+      </w:r>
+      <w:r>
+        <w:rPr>
+          <w:i w:val="0"/>
+          <w:iCs w:val="0"/>
+          <w:sz w:val="16"/>
+          <w:szCs w:val="16"/>
+        </w:rPr>
+      </w:r>
+    </w:p>
+    <w:p>
+      <w:pPr>
+        <w:pBdr/>
+        <w:spacing w:after="0" w:afterAutospacing="0" w:line="240" w:lineRule="auto"/>
+        <w:ind/>
+        <w:jc w:val="both"/>
+        <w:rPr>
+          <w:bCs w:val="0"/>
+          <w:i w:val="0"/>
+          <w:sz w:val="20"/>
+          <w:szCs w:val="20"/>
+        </w:rPr>
+      </w:pPr>
+      <w:r>
+        <w:rPr>
+          <w:rFonts w:ascii="Liberation Serif" w:hAnsi="Liberation Serif" w:eastAsia="Liberation Serif" w:cs="Liberation Serif"/>
+          <w:i w:val="0"/>
+          <w:iCs w:val="0"/>
+          <w:sz w:val="20"/>
+          <w:szCs w:val="20"/>
+          <w:highlight w:val="none"/>
+          <w:lang w:val="ru-RU" w:bidi="ru-RU"/>
+        </w:rPr>
+        <w:t xml:space="preserve">                    'label': 'Gradient tolerance (eps1)',</w:t>
+      </w:r>
+      <w:r>
+        <w:rPr>
+          <w:i w:val="0"/>
+          <w:iCs w:val="0"/>
+          <w:sz w:val="16"/>
+          <w:szCs w:val="16"/>
+        </w:rPr>
+      </w:r>
+    </w:p>
+    <w:p>
+      <w:pPr>
+        <w:pBdr/>
+        <w:spacing w:after="0" w:afterAutospacing="0" w:line="240" w:lineRule="auto"/>
+        <w:ind/>
+        <w:jc w:val="both"/>
+        <w:rPr>
+          <w:bCs w:val="0"/>
+          <w:i w:val="0"/>
+          <w:sz w:val="20"/>
+          <w:szCs w:val="20"/>
+        </w:rPr>
+      </w:pPr>
+      <w:r>
+        <w:rPr>
+          <w:rFonts w:ascii="Liberation Serif" w:hAnsi="Liberation Serif" w:eastAsia="Liberation Serif" w:cs="Liberation Serif"/>
+          <w:i w:val="0"/>
+          <w:iCs w:val="0"/>
+          <w:sz w:val="20"/>
+          <w:szCs w:val="20"/>
+          <w:highlight w:val="none"/>
+          <w:lang w:val="ru-RU" w:bidi="ru-RU"/>
+        </w:rPr>
+        <w:t xml:space="preserve">                    'default': 1e-4,</w:t>
+      </w:r>
+      <w:r>
+        <w:rPr>
+          <w:i w:val="0"/>
+          <w:iCs w:val="0"/>
+          <w:sz w:val="16"/>
+          <w:szCs w:val="16"/>
+        </w:rPr>
+      </w:r>
+    </w:p>
+    <w:p>
+      <w:pPr>
+        <w:pBdr/>
+        <w:spacing w:after="0" w:afterAutospacing="0" w:line="240" w:lineRule="auto"/>
+        <w:ind/>
+        <w:jc w:val="both"/>
+        <w:rPr>
+          <w:bCs w:val="0"/>
+          <w:i w:val="0"/>
+          <w:sz w:val="20"/>
+          <w:szCs w:val="20"/>
+        </w:rPr>
+      </w:pPr>
+      <w:r>
+        <w:rPr>
+          <w:rFonts w:ascii="Liberation Serif" w:hAnsi="Liberation Serif" w:eastAsia="Liberation Serif" w:cs="Liberation Serif"/>
+          <w:i w:val="0"/>
+          <w:iCs w:val="0"/>
+          <w:sz w:val="20"/>
+          <w:szCs w:val="20"/>
+          <w:highlight w:val="none"/>
+          <w:lang w:val="ru-RU" w:bidi="ru-RU"/>
+        </w:rPr>
+        <w:t xml:space="preserve">                    'min': 1e-6,</w:t>
+      </w:r>
+      <w:r>
+        <w:rPr>
+          <w:i w:val="0"/>
+          <w:iCs w:val="0"/>
+          <w:sz w:val="16"/>
+          <w:szCs w:val="16"/>
+        </w:rPr>
+      </w:r>
+    </w:p>
+    <w:p>
+      <w:pPr>
+        <w:pBdr/>
+        <w:spacing w:after="0" w:afterAutospacing="0" w:line="240" w:lineRule="auto"/>
+        <w:ind/>
+        <w:jc w:val="both"/>
+        <w:rPr>
+          <w:bCs w:val="0"/>
+          <w:i w:val="0"/>
+          <w:sz w:val="20"/>
+          <w:szCs w:val="20"/>
+        </w:rPr>
+      </w:pPr>
+      <w:r>
+        <w:rPr>
+          <w:rFonts w:ascii="Liberation Serif" w:hAnsi="Liberation Serif" w:eastAsia="Liberation Serif" w:cs="Liberation Serif"/>
+          <w:i w:val="0"/>
+          <w:iCs w:val="0"/>
+          <w:sz w:val="20"/>
+          <w:szCs w:val="20"/>
+          <w:highlight w:val="none"/>
+          <w:lang w:val="ru-RU" w:bidi="ru-RU"/>
+        </w:rPr>
+        <w:t xml:space="preserve">                    'max': 1e-1,</w:t>
+      </w:r>
+      <w:r>
+        <w:rPr>
+          <w:i w:val="0"/>
+          <w:iCs w:val="0"/>
+          <w:sz w:val="16"/>
+          <w:szCs w:val="16"/>
+        </w:rPr>
+      </w:r>
+    </w:p>
+    <w:p>
+      <w:pPr>
+        <w:pBdr/>
+        <w:spacing w:after="0" w:afterAutospacing="0" w:line="240" w:lineRule="auto"/>
+        <w:ind/>
+        <w:jc w:val="both"/>
+        <w:rPr>
+          <w:bCs w:val="0"/>
+          <w:i w:val="0"/>
+          <w:sz w:val="20"/>
+          <w:szCs w:val="20"/>
+        </w:rPr>
+      </w:pPr>
+      <w:r>
+        <w:rPr>
+          <w:rFonts w:ascii="Liberation Serif" w:hAnsi="Liberation Serif" w:eastAsia="Liberation Serif" w:cs="Liberation Serif"/>
+          <w:i w:val="0"/>
+          <w:iCs w:val="0"/>
+          <w:sz w:val="20"/>
+          <w:szCs w:val="20"/>
+          <w:highlight w:val="none"/>
+          <w:lang w:val="ru-RU" w:bidi="ru-RU"/>
+        </w:rPr>
+        <w:t xml:space="preserve">                    'step': 1e-5,</w:t>
+      </w:r>
+      <w:r>
+        <w:rPr>
+          <w:i w:val="0"/>
+          <w:iCs w:val="0"/>
+          <w:sz w:val="16"/>
+          <w:szCs w:val="16"/>
+        </w:rPr>
+      </w:r>
+    </w:p>
+    <w:p>
+      <w:pPr>
+        <w:pBdr/>
+        <w:spacing w:after="0" w:afterAutospacing="0" w:line="240" w:lineRule="auto"/>
+        <w:ind/>
+        <w:jc w:val="both"/>
+        <w:rPr>
+          <w:bCs w:val="0"/>
+          <w:i w:val="0"/>
+          <w:sz w:val="20"/>
+          <w:szCs w:val="20"/>
+        </w:rPr>
+      </w:pPr>
+      <w:r>
+        <w:rPr>
+          <w:rFonts w:ascii="Liberation Serif" w:hAnsi="Liberation Serif" w:eastAsia="Liberation Serif" w:cs="Liberation Serif"/>
+          <w:i w:val="0"/>
+          <w:iCs w:val="0"/>
+          <w:sz w:val="20"/>
+          <w:szCs w:val="20"/>
+          <w:highlight w:val="none"/>
+          <w:lang w:val="ru-RU" w:bidi="ru-RU"/>
+        </w:rPr>
+        <w:t xml:space="preserve">                },</w:t>
+      </w:r>
+      <w:r>
+        <w:rPr>
+          <w:i w:val="0"/>
+          <w:iCs w:val="0"/>
+          <w:sz w:val="16"/>
+          <w:szCs w:val="16"/>
+        </w:rPr>
+      </w:r>
+    </w:p>
+    <w:p>
+      <w:pPr>
+        <w:pBdr/>
+        <w:spacing w:after="0" w:afterAutospacing="0" w:line="240" w:lineRule="auto"/>
+        <w:ind/>
+        <w:jc w:val="both"/>
+        <w:rPr>
+          <w:bCs w:val="0"/>
+          <w:i w:val="0"/>
+          <w:sz w:val="20"/>
+          <w:szCs w:val="20"/>
+        </w:rPr>
+      </w:pPr>
+      <w:r>
+        <w:rPr>
+          <w:rFonts w:ascii="Liberation Serif" w:hAnsi="Liberation Serif" w:eastAsia="Liberation Serif" w:cs="Liberation Serif"/>
+          <w:i w:val="0"/>
+          <w:iCs w:val="0"/>
+          <w:sz w:val="20"/>
+          <w:szCs w:val="20"/>
+          <w:highlight w:val="none"/>
+          <w:lang w:val="ru-RU" w:bidi="ru-RU"/>
+        </w:rPr>
+        <w:t xml:space="preserve">                {</w:t>
+      </w:r>
+      <w:r>
+        <w:rPr>
+          <w:i w:val="0"/>
+          <w:iCs w:val="0"/>
+          <w:sz w:val="16"/>
+          <w:szCs w:val="16"/>
+        </w:rPr>
+      </w:r>
+    </w:p>
+    <w:p>
+      <w:pPr>
+        <w:pBdr/>
+        <w:spacing w:after="0" w:afterAutospacing="0" w:line="240" w:lineRule="auto"/>
+        <w:ind/>
+        <w:jc w:val="both"/>
+        <w:rPr>
+          <w:bCs w:val="0"/>
+          <w:i w:val="0"/>
+          <w:sz w:val="20"/>
+          <w:szCs w:val="20"/>
+        </w:rPr>
+      </w:pPr>
+      <w:r>
+        <w:rPr>
+          <w:rFonts w:ascii="Liberation Serif" w:hAnsi="Liberation Serif" w:eastAsia="Liberation Serif" w:cs="Liberation Serif"/>
+          <w:i w:val="0"/>
+          <w:iCs w:val="0"/>
+          <w:sz w:val="20"/>
+          <w:szCs w:val="20"/>
+          <w:highlight w:val="none"/>
+          <w:lang w:val="ru-RU" w:bidi="ru-RU"/>
+        </w:rPr>
+        <w:t xml:space="preserve">                    'name': 'eps2',</w:t>
+      </w:r>
+      <w:r>
+        <w:rPr>
+          <w:i w:val="0"/>
+          <w:iCs w:val="0"/>
+          <w:sz w:val="16"/>
+          <w:szCs w:val="16"/>
+        </w:rPr>
+      </w:r>
+    </w:p>
+    <w:p>
+      <w:pPr>
+        <w:pBdr/>
+        <w:spacing w:after="0" w:afterAutospacing="0" w:line="240" w:lineRule="auto"/>
+        <w:ind/>
+        <w:jc w:val="both"/>
+        <w:rPr>
+          <w:bCs w:val="0"/>
+          <w:i w:val="0"/>
+          <w:sz w:val="20"/>
+          <w:szCs w:val="20"/>
+        </w:rPr>
+      </w:pPr>
+      <w:r>
+        <w:rPr>
+          <w:rFonts w:ascii="Liberation Serif" w:hAnsi="Liberation Serif" w:eastAsia="Liberation Serif" w:cs="Liberation Serif"/>
+          <w:i w:val="0"/>
+          <w:iCs w:val="0"/>
+          <w:sz w:val="20"/>
+          <w:szCs w:val="20"/>
+          <w:highlight w:val="none"/>
+          <w:lang w:val="ru-RU" w:bidi="ru-RU"/>
+        </w:rPr>
+        <w:t xml:space="preserve">                    'label': 'Step tolerance (eps2)',</w:t>
+      </w:r>
+      <w:r>
+        <w:rPr>
+          <w:i w:val="0"/>
+          <w:iCs w:val="0"/>
+          <w:sz w:val="16"/>
+          <w:szCs w:val="16"/>
+        </w:rPr>
+      </w:r>
+    </w:p>
+    <w:p>
+      <w:pPr>
+        <w:pBdr/>
+        <w:spacing w:after="0" w:afterAutospacing="0" w:line="240" w:lineRule="auto"/>
+        <w:ind/>
+        <w:jc w:val="both"/>
+        <w:rPr>
+          <w:bCs w:val="0"/>
+          <w:i w:val="0"/>
+          <w:sz w:val="20"/>
+          <w:szCs w:val="20"/>
+        </w:rPr>
+      </w:pPr>
+      <w:r>
+        <w:rPr>
+          <w:rFonts w:ascii="Liberation Serif" w:hAnsi="Liberation Serif" w:eastAsia="Liberation Serif" w:cs="Liberation Serif"/>
+          <w:i w:val="0"/>
+          <w:iCs w:val="0"/>
+          <w:sz w:val="20"/>
+          <w:szCs w:val="20"/>
+          <w:highlight w:val="none"/>
+          <w:lang w:val="ru-RU" w:bidi="ru-RU"/>
+        </w:rPr>
+        <w:t xml:space="preserve">                    'default': 1e-6,</w:t>
+      </w:r>
+      <w:r>
+        <w:rPr>
+          <w:i w:val="0"/>
+          <w:iCs w:val="0"/>
+          <w:sz w:val="16"/>
+          <w:szCs w:val="16"/>
+        </w:rPr>
+      </w:r>
+    </w:p>
+    <w:p>
+      <w:pPr>
+        <w:pBdr/>
+        <w:spacing w:after="0" w:afterAutospacing="0" w:line="240" w:lineRule="auto"/>
+        <w:ind/>
+        <w:jc w:val="both"/>
+        <w:rPr>
+          <w:bCs w:val="0"/>
+          <w:i w:val="0"/>
+          <w:sz w:val="20"/>
+          <w:szCs w:val="20"/>
+        </w:rPr>
+      </w:pPr>
+      <w:r>
+        <w:rPr>
+          <w:rFonts w:ascii="Liberation Serif" w:hAnsi="Liberation Serif" w:eastAsia="Liberation Serif" w:cs="Liberation Serif"/>
+          <w:i w:val="0"/>
+          <w:iCs w:val="0"/>
+          <w:sz w:val="20"/>
+          <w:szCs w:val="20"/>
+          <w:highlight w:val="none"/>
+          <w:lang w:val="ru-RU" w:bidi="ru-RU"/>
+        </w:rPr>
+        <w:t xml:space="preserve">                    'min': 1e-8,</w:t>
+      </w:r>
+      <w:r>
+        <w:rPr>
+          <w:i w:val="0"/>
+          <w:iCs w:val="0"/>
+          <w:sz w:val="16"/>
+          <w:szCs w:val="16"/>
+        </w:rPr>
+      </w:r>
+    </w:p>
+    <w:p>
+      <w:pPr>
+        <w:pBdr/>
+        <w:spacing w:after="0" w:afterAutospacing="0" w:line="240" w:lineRule="auto"/>
+        <w:ind/>
+        <w:jc w:val="both"/>
+        <w:rPr>
+          <w:bCs w:val="0"/>
+          <w:i w:val="0"/>
+          <w:sz w:val="20"/>
+          <w:szCs w:val="20"/>
+        </w:rPr>
+      </w:pPr>
+      <w:r>
+        <w:rPr>
+          <w:rFonts w:ascii="Liberation Serif" w:hAnsi="Liberation Serif" w:eastAsia="Liberation Serif" w:cs="Liberation Serif"/>
+          <w:i w:val="0"/>
+          <w:iCs w:val="0"/>
+          <w:sz w:val="20"/>
+          <w:szCs w:val="20"/>
+          <w:highlight w:val="none"/>
+          <w:lang w:val="ru-RU" w:bidi="ru-RU"/>
+        </w:rPr>
+        <w:t xml:space="preserve">                    'max': 1e-2,</w:t>
+      </w:r>
+      <w:r>
+        <w:rPr>
+          <w:i w:val="0"/>
+          <w:iCs w:val="0"/>
+          <w:sz w:val="16"/>
+          <w:szCs w:val="16"/>
+        </w:rPr>
+      </w:r>
+    </w:p>
+    <w:p>
+      <w:pPr>
+        <w:pBdr/>
+        <w:spacing w:after="0" w:afterAutospacing="0" w:line="240" w:lineRule="auto"/>
+        <w:ind/>
+        <w:jc w:val="both"/>
+        <w:rPr>
+          <w:bCs w:val="0"/>
+          <w:i w:val="0"/>
+          <w:sz w:val="20"/>
+          <w:szCs w:val="20"/>
+        </w:rPr>
+      </w:pPr>
+      <w:r>
+        <w:rPr>
+          <w:rFonts w:ascii="Liberation Serif" w:hAnsi="Liberation Serif" w:eastAsia="Liberation Serif" w:cs="Liberation Serif"/>
+          <w:i w:val="0"/>
+          <w:iCs w:val="0"/>
+          <w:sz w:val="20"/>
+          <w:szCs w:val="20"/>
+          <w:highlight w:val="none"/>
+          <w:lang w:val="ru-RU" w:bidi="ru-RU"/>
+        </w:rPr>
+        <w:t xml:space="preserve">                    'step': 1e-6,</w:t>
+      </w:r>
+      <w:r>
+        <w:rPr>
+          <w:i w:val="0"/>
+          <w:iCs w:val="0"/>
+          <w:sz w:val="16"/>
+          <w:szCs w:val="16"/>
+        </w:rPr>
+      </w:r>
+    </w:p>
+    <w:p>
+      <w:pPr>
+        <w:pBdr/>
+        <w:spacing w:after="0" w:afterAutospacing="0" w:line="240" w:lineRule="auto"/>
+        <w:ind/>
+        <w:jc w:val="both"/>
+        <w:rPr>
+          <w:bCs w:val="0"/>
+          <w:i w:val="0"/>
+          <w:sz w:val="20"/>
+          <w:szCs w:val="20"/>
+        </w:rPr>
+      </w:pPr>
+      <w:r>
+        <w:rPr>
+          <w:rFonts w:ascii="Liberation Serif" w:hAnsi="Liberation Serif" w:eastAsia="Liberation Serif" w:cs="Liberation Serif"/>
+          <w:i w:val="0"/>
+          <w:iCs w:val="0"/>
+          <w:sz w:val="20"/>
+          <w:szCs w:val="20"/>
+          <w:highlight w:val="none"/>
+          <w:lang w:val="ru-RU" w:bidi="ru-RU"/>
+        </w:rPr>
+        <w:t xml:space="preserve">                },</w:t>
+      </w:r>
+      <w:r>
+        <w:rPr>
+          <w:i w:val="0"/>
+          <w:iCs w:val="0"/>
+          <w:sz w:val="16"/>
+          <w:szCs w:val="16"/>
+        </w:rPr>
+      </w:r>
+    </w:p>
+    <w:p>
+      <w:pPr>
+        <w:pBdr/>
+        <w:spacing w:after="0" w:afterAutospacing="0" w:line="240" w:lineRule="auto"/>
+        <w:ind/>
+        <w:jc w:val="both"/>
+        <w:rPr>
+          <w:bCs w:val="0"/>
+          <w:i w:val="0"/>
+          <w:sz w:val="20"/>
+          <w:szCs w:val="20"/>
+        </w:rPr>
+      </w:pPr>
+      <w:r>
+        <w:rPr>
+          <w:rFonts w:ascii="Liberation Serif" w:hAnsi="Liberation Serif" w:eastAsia="Liberation Serif" w:cs="Liberation Serif"/>
+          <w:i w:val="0"/>
+          <w:iCs w:val="0"/>
+          <w:sz w:val="20"/>
+          <w:szCs w:val="20"/>
+          <w:highlight w:val="none"/>
+          <w:lang w:val="ru-RU" w:bidi="ru-RU"/>
+        </w:rPr>
+        <w:t xml:space="preserve">                {</w:t>
+      </w:r>
+      <w:r>
+        <w:rPr>
+          <w:i w:val="0"/>
+          <w:iCs w:val="0"/>
+          <w:sz w:val="16"/>
+          <w:szCs w:val="16"/>
+        </w:rPr>
+      </w:r>
+    </w:p>
+    <w:p>
+      <w:pPr>
+        <w:pBdr/>
+        <w:spacing w:after="0" w:afterAutospacing="0" w:line="240" w:lineRule="auto"/>
+        <w:ind/>
+        <w:jc w:val="both"/>
+        <w:rPr>
+          <w:bCs w:val="0"/>
+          <w:i w:val="0"/>
+          <w:sz w:val="20"/>
+          <w:szCs w:val="20"/>
+        </w:rPr>
+      </w:pPr>
+      <w:r>
+        <w:rPr>
+          <w:rFonts w:ascii="Liberation Serif" w:hAnsi="Liberation Serif" w:eastAsia="Liberation Serif" w:cs="Liberation Serif"/>
+          <w:i w:val="0"/>
+          <w:iCs w:val="0"/>
+          <w:sz w:val="20"/>
+          <w:szCs w:val="20"/>
+          <w:highlight w:val="none"/>
+          <w:lang w:val="ru-RU" w:bidi="ru-RU"/>
+        </w:rPr>
+        <w:t xml:space="preserve">                    'name': 'M',</w:t>
+      </w:r>
+      <w:r>
+        <w:rPr>
+          <w:i w:val="0"/>
+          <w:iCs w:val="0"/>
+          <w:sz w:val="16"/>
+          <w:szCs w:val="16"/>
+        </w:rPr>
+      </w:r>
+    </w:p>
+    <w:p>
+      <w:pPr>
+        <w:pBdr/>
+        <w:spacing w:after="0" w:afterAutospacing="0" w:line="240" w:lineRule="auto"/>
+        <w:ind/>
+        <w:jc w:val="both"/>
+        <w:rPr>
+          <w:bCs w:val="0"/>
+          <w:i w:val="0"/>
+          <w:sz w:val="20"/>
+          <w:szCs w:val="20"/>
+        </w:rPr>
+      </w:pPr>
+      <w:r>
+        <w:rPr>
+          <w:rFonts w:ascii="Liberation Serif" w:hAnsi="Liberation Serif" w:eastAsia="Liberation Serif" w:cs="Liberation Serif"/>
+          <w:i w:val="0"/>
+          <w:iCs w:val="0"/>
+          <w:sz w:val="20"/>
+          <w:szCs w:val="20"/>
+          <w:highlight w:val="none"/>
+          <w:lang w:val="ru-RU" w:bidi="ru-RU"/>
+        </w:rPr>
+        <w:t xml:space="preserve">                    'label': 'Max iterations (M)',</w:t>
+      </w:r>
+      <w:r>
+        <w:rPr>
+          <w:i w:val="0"/>
+          <w:iCs w:val="0"/>
+          <w:sz w:val="16"/>
+          <w:szCs w:val="16"/>
+        </w:rPr>
+      </w:r>
+    </w:p>
+    <w:p>
+      <w:pPr>
+        <w:pBdr/>
+        <w:spacing w:after="0" w:afterAutospacing="0" w:line="240" w:lineRule="auto"/>
+        <w:ind/>
+        <w:jc w:val="both"/>
+        <w:rPr>
+          <w:bCs w:val="0"/>
+          <w:i w:val="0"/>
+          <w:sz w:val="20"/>
+          <w:szCs w:val="20"/>
+        </w:rPr>
+      </w:pPr>
+      <w:r>
+        <w:rPr>
+          <w:rFonts w:ascii="Liberation Serif" w:hAnsi="Liberation Serif" w:eastAsia="Liberation Serif" w:cs="Liberation Serif"/>
+          <w:i w:val="0"/>
+          <w:iCs w:val="0"/>
+          <w:sz w:val="20"/>
+          <w:szCs w:val="20"/>
+          <w:highlight w:val="none"/>
+          <w:lang w:val="ru-RU" w:bidi="ru-RU"/>
+        </w:rPr>
+        <w:t xml:space="preserve">                    'default': 200,</w:t>
+      </w:r>
+      <w:r>
+        <w:rPr>
+          <w:i w:val="0"/>
+          <w:iCs w:val="0"/>
+          <w:sz w:val="16"/>
+          <w:szCs w:val="16"/>
+        </w:rPr>
+      </w:r>
+    </w:p>
+    <w:p>
+      <w:pPr>
+        <w:pBdr/>
+        <w:spacing w:after="0" w:afterAutospacing="0" w:line="240" w:lineRule="auto"/>
+        <w:ind/>
+        <w:jc w:val="both"/>
+        <w:rPr>
+          <w:bCs w:val="0"/>
+          <w:i w:val="0"/>
+          <w:sz w:val="20"/>
+          <w:szCs w:val="20"/>
+        </w:rPr>
+      </w:pPr>
+      <w:r>
+        <w:rPr>
+          <w:rFonts w:ascii="Liberation Serif" w:hAnsi="Liberation Serif" w:eastAsia="Liberation Serif" w:cs="Liberation Serif"/>
+          <w:i w:val="0"/>
+          <w:iCs w:val="0"/>
+          <w:sz w:val="20"/>
+          <w:szCs w:val="20"/>
+          <w:highlight w:val="none"/>
+          <w:lang w:val="ru-RU" w:bidi="ru-RU"/>
+        </w:rPr>
+        <w:t xml:space="preserve">                    'type': int,</w:t>
+      </w:r>
+      <w:r>
+        <w:rPr>
+          <w:i w:val="0"/>
+          <w:iCs w:val="0"/>
+          <w:sz w:val="16"/>
+          <w:szCs w:val="16"/>
+        </w:rPr>
+      </w:r>
+    </w:p>
+    <w:p>
+      <w:pPr>
+        <w:pBdr/>
+        <w:spacing w:after="0" w:afterAutospacing="0" w:line="240" w:lineRule="auto"/>
+        <w:ind/>
+        <w:jc w:val="both"/>
+        <w:rPr>
+          <w:bCs w:val="0"/>
+          <w:i w:val="0"/>
+          <w:sz w:val="20"/>
+          <w:szCs w:val="20"/>
+        </w:rPr>
+      </w:pPr>
+      <w:r>
+        <w:rPr>
+          <w:rFonts w:ascii="Liberation Serif" w:hAnsi="Liberation Serif" w:eastAsia="Liberation Serif" w:cs="Liberation Serif"/>
+          <w:i w:val="0"/>
+          <w:iCs w:val="0"/>
+          <w:sz w:val="20"/>
+          <w:szCs w:val="20"/>
+          <w:highlight w:val="none"/>
+          <w:lang w:val="ru-RU" w:bidi="ru-RU"/>
+        </w:rPr>
+        <w:t xml:space="preserve">                    'min': 10,</w:t>
+      </w:r>
+      <w:r>
+        <w:rPr>
+          <w:i w:val="0"/>
+          <w:iCs w:val="0"/>
+          <w:sz w:val="16"/>
+          <w:szCs w:val="16"/>
+        </w:rPr>
+      </w:r>
+    </w:p>
+    <w:p>
+      <w:pPr>
+        <w:pBdr/>
+        <w:spacing w:after="0" w:afterAutospacing="0" w:line="240" w:lineRule="auto"/>
+        <w:ind/>
+        <w:jc w:val="both"/>
+        <w:rPr>
+          <w:bCs w:val="0"/>
+          <w:i w:val="0"/>
+          <w:sz w:val="20"/>
+          <w:szCs w:val="20"/>
+        </w:rPr>
+      </w:pPr>
+      <w:r>
+        <w:rPr>
+          <w:rFonts w:ascii="Liberation Serif" w:hAnsi="Liberation Serif" w:eastAsia="Liberation Serif" w:cs="Liberation Serif"/>
+          <w:i w:val="0"/>
+          <w:iCs w:val="0"/>
+          <w:sz w:val="20"/>
+          <w:szCs w:val="20"/>
+          <w:highlight w:val="none"/>
+          <w:lang w:val="ru-RU" w:bidi="ru-RU"/>
+        </w:rPr>
+        <w:t xml:space="preserve">                    'max': 2000,</w:t>
+      </w:r>
+      <w:r>
+        <w:rPr>
+          <w:i w:val="0"/>
+          <w:iCs w:val="0"/>
+          <w:sz w:val="16"/>
+          <w:szCs w:val="16"/>
+        </w:rPr>
+      </w:r>
+    </w:p>
+    <w:p>
+      <w:pPr>
+        <w:pBdr/>
+        <w:spacing w:after="0" w:afterAutospacing="0" w:line="240" w:lineRule="auto"/>
+        <w:ind/>
+        <w:jc w:val="both"/>
+        <w:rPr>
+          <w:bCs w:val="0"/>
+          <w:i w:val="0"/>
+          <w:sz w:val="20"/>
+          <w:szCs w:val="20"/>
+        </w:rPr>
+      </w:pPr>
+      <w:r>
+        <w:rPr>
+          <w:rFonts w:ascii="Liberation Serif" w:hAnsi="Liberation Serif" w:eastAsia="Liberation Serif" w:cs="Liberation Serif"/>
+          <w:i w:val="0"/>
+          <w:iCs w:val="0"/>
+          <w:sz w:val="20"/>
+          <w:szCs w:val="20"/>
+          <w:highlight w:val="none"/>
+          <w:lang w:val="ru-RU" w:bidi="ru-RU"/>
+        </w:rPr>
+        <w:t xml:space="preserve">                    'step': 10,</w:t>
+      </w:r>
+      <w:r>
+        <w:rPr>
+          <w:i w:val="0"/>
+          <w:iCs w:val="0"/>
+          <w:sz w:val="16"/>
+          <w:szCs w:val="16"/>
+        </w:rPr>
+      </w:r>
+    </w:p>
+    <w:p>
+      <w:pPr>
+        <w:pBdr/>
+        <w:spacing w:after="0" w:afterAutospacing="0" w:line="240" w:lineRule="auto"/>
+        <w:ind/>
+        <w:jc w:val="both"/>
+        <w:rPr>
+          <w:bCs w:val="0"/>
+          <w:i w:val="0"/>
+          <w:sz w:val="20"/>
+          <w:szCs w:val="20"/>
+        </w:rPr>
+      </w:pPr>
+      <w:r>
+        <w:rPr>
+          <w:rFonts w:ascii="Liberation Serif" w:hAnsi="Liberation Serif" w:eastAsia="Liberation Serif" w:cs="Liberation Serif"/>
+          <w:i w:val="0"/>
+          <w:iCs w:val="0"/>
+          <w:sz w:val="20"/>
+          <w:szCs w:val="20"/>
+          <w:highlight w:val="none"/>
+          <w:lang w:val="ru-RU" w:bidi="ru-RU"/>
+        </w:rPr>
+        <w:t xml:space="preserve">                },</w:t>
+      </w:r>
+      <w:r>
+        <w:rPr>
+          <w:i w:val="0"/>
+          <w:iCs w:val="0"/>
+          <w:sz w:val="16"/>
+          <w:szCs w:val="16"/>
+        </w:rPr>
+      </w:r>
+    </w:p>
+    <w:p>
+      <w:pPr>
+        <w:pBdr/>
+        <w:spacing w:after="0" w:afterAutospacing="0" w:line="240" w:lineRule="auto"/>
+        <w:ind/>
+        <w:jc w:val="both"/>
+        <w:rPr>
+          <w:bCs w:val="0"/>
+          <w:i w:val="0"/>
+          <w:sz w:val="20"/>
+          <w:szCs w:val="20"/>
+        </w:rPr>
+      </w:pPr>
+      <w:r>
+        <w:rPr>
+          <w:rFonts w:ascii="Liberation Serif" w:hAnsi="Liberation Serif" w:eastAsia="Liberation Serif" w:cs="Liberation Serif"/>
+          <w:i w:val="0"/>
+          <w:iCs w:val="0"/>
+          <w:sz w:val="20"/>
+          <w:szCs w:val="20"/>
+          <w:highlight w:val="none"/>
+          <w:lang w:val="ru-RU" w:bidi="ru-RU"/>
+        </w:rPr>
+        <w:t xml:space="preserve">            ],</w:t>
+      </w:r>
+      <w:r>
+        <w:rPr>
+          <w:i w:val="0"/>
+          <w:iCs w:val="0"/>
+          <w:sz w:val="16"/>
+          <w:szCs w:val="16"/>
+        </w:rPr>
+      </w:r>
+    </w:p>
+    <w:p>
+      <w:pPr>
+        <w:pBdr/>
+        <w:spacing w:after="0" w:afterAutospacing="0" w:line="240" w:lineRule="auto"/>
+        <w:ind/>
+        <w:jc w:val="both"/>
+        <w:rPr>
+          <w:bCs w:val="0"/>
+          <w:i w:val="0"/>
+          <w:sz w:val="20"/>
+          <w:szCs w:val="20"/>
+        </w:rPr>
+      </w:pPr>
+      <w:r>
+        <w:rPr>
+          <w:rFonts w:ascii="Liberation Serif" w:hAnsi="Liberation Serif" w:eastAsia="Liberation Serif" w:cs="Liberation Serif"/>
+          <w:i w:val="0"/>
+          <w:iCs w:val="0"/>
+          <w:sz w:val="20"/>
+          <w:szCs w:val="20"/>
+          <w:highlight w:val="none"/>
+          <w:lang w:val="ru-RU" w:bidi="ru-RU"/>
+        </w:rPr>
+        <w:t xml:space="preserve">        }</w:t>
+      </w:r>
+      <w:r>
+        <w:rPr>
+          <w:i w:val="0"/>
+          <w:iCs w:val="0"/>
+          <w:sz w:val="16"/>
+          <w:szCs w:val="16"/>
+        </w:rPr>
+      </w:r>
+    </w:p>
+    <w:p>
+      <w:pPr>
+        <w:pBdr/>
+        <w:spacing w:after="0" w:afterAutospacing="0" w:line="240" w:lineRule="auto"/>
+        <w:ind/>
+        <w:jc w:val="both"/>
+        <w:rPr>
+          <w:bCs w:val="0"/>
+          <w:i w:val="0"/>
+          <w:sz w:val="20"/>
+          <w:szCs w:val="20"/>
+        </w:rPr>
+      </w:pPr>
+      <w:r>
+        <w:rPr>
+          <w:rFonts w:ascii="Liberation Serif" w:hAnsi="Liberation Serif" w:eastAsia="Liberation Serif" w:cs="Liberation Serif"/>
+          <w:i w:val="0"/>
+          <w:iCs w:val="0"/>
+          <w:sz w:val="20"/>
+          <w:szCs w:val="20"/>
+          <w:highlight w:val="none"/>
+          <w:lang w:val="ru-RU" w:bidi="ru-RU"/>
+        </w:rPr>
+        <w:t xml:space="preserve">        return params.get(algo_name, [])</w:t>
+      </w:r>
+      <w:r>
+        <w:rPr>
+          <w:i w:val="0"/>
+          <w:iCs w:val="0"/>
+          <w:sz w:val="16"/>
+          <w:szCs w:val="16"/>
+        </w:rPr>
+      </w:r>
+    </w:p>
+    <w:p>
+      <w:pPr>
+        <w:pBdr/>
+        <w:spacing w:after="0" w:afterAutospacing="0" w:line="240" w:lineRule="auto"/>
+        <w:ind/>
+        <w:jc w:val="both"/>
+        <w:rPr>
+          <w:bCs w:val="0"/>
+          <w:i w:val="0"/>
+          <w:sz w:val="20"/>
+          <w:szCs w:val="20"/>
+        </w:rPr>
+      </w:pPr>
+      <w:r>
+        <w:rPr>
+          <w:rFonts w:ascii="Liberation Serif" w:hAnsi="Liberation Serif" w:eastAsia="Liberation Serif" w:cs="Liberation Serif"/>
+          <w:i w:val="0"/>
+          <w:iCs w:val="0"/>
+          <w:sz w:val="20"/>
+          <w:szCs w:val="20"/>
+          <w:highlight w:val="none"/>
+          <w:lang w:val="ru-RU" w:bidi="ru-RU"/>
+        </w:rPr>
+      </w:r>
+      <w:r>
+        <w:rPr>
+          <w:i w:val="0"/>
+          <w:iCs w:val="0"/>
+          <w:sz w:val="16"/>
+          <w:szCs w:val="16"/>
+        </w:rPr>
+      </w:r>
+    </w:p>
+    <w:p>
+      <w:pPr>
+        <w:pBdr/>
+        <w:spacing w:after="0" w:afterAutospacing="0" w:line="240" w:lineRule="auto"/>
+        <w:ind/>
+        <w:jc w:val="both"/>
+        <w:rPr>
+          <w:bCs w:val="0"/>
+          <w:i w:val="0"/>
+          <w:sz w:val="20"/>
+          <w:szCs w:val="20"/>
+        </w:rPr>
+      </w:pPr>
+      <w:r>
+        <w:rPr>
+          <w:rFonts w:ascii="Liberation Serif" w:hAnsi="Liberation Serif" w:eastAsia="Liberation Serif" w:cs="Liberation Serif"/>
+          <w:i w:val="0"/>
+          <w:iCs w:val="0"/>
+          <w:sz w:val="20"/>
+          <w:szCs w:val="20"/>
+          <w:highlight w:val="none"/>
+          <w:lang w:val="ru-RU" w:bidi="ru-RU"/>
+        </w:rPr>
+        <w:t xml:space="preserve">    @staticmethod</w:t>
+      </w:r>
+      <w:r>
+        <w:rPr>
+          <w:i w:val="0"/>
+          <w:iCs w:val="0"/>
+          <w:sz w:val="16"/>
+          <w:szCs w:val="16"/>
+        </w:rPr>
+      </w:r>
+    </w:p>
+    <w:p>
+      <w:pPr>
+        <w:pBdr/>
+        <w:spacing w:after="0" w:afterAutospacing="0" w:line="240" w:lineRule="auto"/>
+        <w:ind/>
+        <w:jc w:val="both"/>
+        <w:rPr>
+          <w:bCs w:val="0"/>
+          <w:i w:val="0"/>
+          <w:sz w:val="20"/>
+          <w:szCs w:val="20"/>
+        </w:rPr>
+      </w:pPr>
+      <w:r>
+        <w:rPr>
+          <w:rFonts w:ascii="Liberation Serif" w:hAnsi="Liberation Serif" w:eastAsia="Liberation Serif" w:cs="Liberation Serif"/>
+          <w:i w:val="0"/>
+          <w:iCs w:val="0"/>
+          <w:sz w:val="20"/>
+          <w:szCs w:val="20"/>
+          <w:highlight w:val="none"/>
+          <w:lang w:val="ru-RU" w:bidi="ru-RU"/>
+        </w:rPr>
+        <w:t xml:space="preserve">    def get_available_algorithms():</w:t>
+      </w:r>
+      <w:r>
+        <w:rPr>
+          <w:i w:val="0"/>
+          <w:iCs w:val="0"/>
+          <w:sz w:val="16"/>
+          <w:szCs w:val="16"/>
+        </w:rPr>
+      </w:r>
+    </w:p>
+    <w:p>
+      <w:pPr>
+        <w:pBdr/>
+        <w:spacing w:after="0" w:afterAutospacing="0" w:line="240" w:lineRule="auto"/>
+        <w:ind/>
+        <w:jc w:val="both"/>
+        <w:rPr>
+          <w:bCs w:val="0"/>
+          <w:i w:val="0"/>
+          <w:sz w:val="20"/>
+          <w:szCs w:val="20"/>
+        </w:rPr>
+      </w:pPr>
+      <w:r>
+        <w:rPr>
+          <w:rFonts w:ascii="Liberation Serif" w:hAnsi="Liberation Serif" w:eastAsia="Liberation Serif" w:cs="Liberation Serif"/>
+          <w:i w:val="0"/>
+          <w:iCs w:val="0"/>
+          <w:sz w:val="20"/>
+          <w:szCs w:val="20"/>
+          <w:highlight w:val="none"/>
+          <w:lang w:val="ru-RU" w:bidi="ru-RU"/>
+        </w:rPr>
+        <w:t xml:space="preserve">        """Возвращает список доступных алгоритмов"""</w:t>
+      </w:r>
+      <w:r>
+        <w:rPr>
+          <w:i w:val="0"/>
+          <w:iCs w:val="0"/>
+          <w:sz w:val="16"/>
+          <w:szCs w:val="16"/>
+        </w:rPr>
+      </w:r>
+    </w:p>
+    <w:p>
+      <w:pPr>
+        <w:pBdr/>
+        <w:spacing w:after="0" w:afterAutospacing="0" w:line="240" w:lineRule="auto"/>
+        <w:ind/>
+        <w:jc w:val="both"/>
+        <w:rPr>
+          <w:rFonts w:ascii="Liberation Serif" w:hAnsi="Liberation Serif" w:eastAsia="Liberation Serif" w:cs="Liberation Serif"/>
+          <w:bCs w:val="0"/>
+          <w:i w:val="0"/>
+          <w:sz w:val="20"/>
+          <w:szCs w:val="20"/>
+          <w:highlight w:val="none"/>
+        </w:rPr>
+      </w:pPr>
+      <w:r>
+        <w:rPr>
+          <w:rFonts w:ascii="Liberation Serif" w:hAnsi="Liberation Serif" w:eastAsia="Liberation Serif" w:cs="Liberation Serif"/>
+          <w:i w:val="0"/>
+          <w:iCs w:val="0"/>
+          <w:sz w:val="20"/>
+          <w:szCs w:val="20"/>
+          <w:highlight w:val="none"/>
+          <w:lang w:val="ru-RU" w:bidi="ru-RU"/>
+        </w:rPr>
+        <w:t xml:space="preserve">        return ['gradient_descent']</w:t>
+      </w:r>
+      <w:r>
+        <w:rPr>
+          <w:rFonts w:ascii="Liberation Serif" w:hAnsi="Liberation Serif" w:eastAsia="Liberation Serif" w:cs="Liberation Serif"/>
+          <w:i w:val="0"/>
+          <w:iCs w:val="0"/>
+          <w:sz w:val="20"/>
+          <w:szCs w:val="20"/>
+          <w:highlight w:val="none"/>
+          <w:lang w:val="ru-RU" w:bidi="ru-RU"/>
+        </w:rPr>
+      </w:r>
+      <w:r>
+        <w:rPr>
+          <w:rFonts w:ascii="Liberation Serif" w:hAnsi="Liberation Serif" w:eastAsia="Liberation Serif" w:cs="Liberation Serif"/>
+          <w:i w:val="0"/>
+          <w:iCs w:val="0"/>
+          <w:sz w:val="20"/>
+          <w:szCs w:val="20"/>
+          <w:highlight w:val="none"/>
+          <w:lang w:val="ru-RU" w:bidi="ru-RU"/>
         </w:rPr>
       </w:r>
     </w:p>

--- a/docs/lab1_gradient_descent.docx
+++ b/docs/lab1_gradient_descent.docx
@@ -6205,7 +6205,7 @@
           <w:highlight w:val="none"/>
           <w:lang w:val="ru-RU"/>
         </w:rPr>
-        <w:t xml:space="preserve">Рисунок 3 — Доступный алгоритм оптимизацииптимиДосту</w:t>
+        <w:t xml:space="preserve">Рисунок 3 — Доступный алгоритм оптимизации</w:t>
       </w:r>
       <w:r>
         <w:rPr>
@@ -7505,6 +7505,15 @@
           <w:lang w:val="ru-RU"/>
         </w:rPr>
       </w:r>
+      <w:r>
+        <w:rPr>
+          <w:rFonts w:ascii="Liberation Serif" w:hAnsi="Liberation Serif" w:eastAsia="Liberation Serif" w:cs="Liberation Serif"/>
+          <w:sz w:val="28"/>
+          <w:szCs w:val="28"/>
+          <w:highlight w:val="none"/>
+          <w:lang w:val="ru-RU" w:bidi="ru-RU"/>
+        </w:rPr>
+      </w:r>
     </w:p>
     <w:p>
       <w:pPr>
@@ -7555,13 +7564,7 @@
           <w:lang w:val="ru-RU" w:bidi="ru-RU"/>
         </w:rPr>
       </w:r>
-    </w:p>
-    <w:p>
-      <w:pPr>
-        <w:pBdr/>
-        <w:spacing w:after="0" w:afterAutospacing="0" w:line="240" w:lineRule="auto"/>
-        <w:ind/>
-        <w:jc w:val="both"/>
+      <w:r>
         <w:rPr>
           <w:rFonts w:ascii="Liberation Serif" w:hAnsi="Liberation Serif" w:eastAsia="Liberation Serif" w:cs="Liberation Serif"/>
           <w:bCs/>
@@ -7571,6 +7574,23 @@
           <w:highlight w:val="none"/>
           <w:lang w:val="ru-RU" w:bidi="ru-RU"/>
         </w:rPr>
+      </w:r>
+    </w:p>
+    <w:p>
+      <w:pPr>
+        <w:pBdr/>
+        <w:spacing w:after="0" w:afterAutospacing="0" w:line="240" w:lineRule="auto"/>
+        <w:ind/>
+        <w:jc w:val="both"/>
+        <w:rPr>
+          <w:rFonts w:ascii="Liberation Serif" w:hAnsi="Liberation Serif" w:eastAsia="Liberation Serif" w:cs="Liberation Serif"/>
+          <w:bCs/>
+          <w:i/>
+          <w:sz w:val="28"/>
+          <w:szCs w:val="28"/>
+          <w:highlight w:val="none"/>
+          <w:lang w:val="ru-RU" w:bidi="ru-RU"/>
+        </w:rPr>
       </w:pPr>
       <w:r>
         <w:rPr>
@@ -7597,8 +7617,8 @@
       <w:r>
         <w:rPr>
           <w:rFonts w:ascii="Liberation Serif" w:hAnsi="Liberation Serif" w:eastAsia="Liberation Serif" w:cs="Liberation Serif"/>
+          <w:bCs/>
           <w:i/>
-          <w:iCs/>
           <w:sz w:val="28"/>
           <w:szCs w:val="28"/>
           <w:highlight w:val="none"/>
@@ -7639,6 +7659,14 @@
           <w:szCs w:val="16"/>
         </w:rPr>
       </w:r>
+      <w:r>
+        <w:rPr>
+          <w:bCs w:val="0"/>
+          <w:i w:val="0"/>
+          <w:sz w:val="20"/>
+          <w:szCs w:val="20"/>
+        </w:rPr>
+      </w:r>
     </w:p>
     <w:p>
       <w:pPr>
@@ -7672,6 +7700,14 @@
           <w:szCs w:val="16"/>
         </w:rPr>
       </w:r>
+      <w:r>
+        <w:rPr>
+          <w:bCs w:val="0"/>
+          <w:i w:val="0"/>
+          <w:sz w:val="20"/>
+          <w:szCs w:val="20"/>
+        </w:rPr>
+      </w:r>
     </w:p>
     <w:p>
       <w:pPr>
@@ -7705,6 +7741,14 @@
           <w:szCs w:val="16"/>
         </w:rPr>
       </w:r>
+      <w:r>
+        <w:rPr>
+          <w:bCs w:val="0"/>
+          <w:i w:val="0"/>
+          <w:sz w:val="20"/>
+          <w:szCs w:val="20"/>
+        </w:rPr>
+      </w:r>
     </w:p>
     <w:p>
       <w:pPr>
@@ -7739,6 +7783,14 @@
           <w:szCs w:val="16"/>
         </w:rPr>
       </w:r>
+      <w:r>
+        <w:rPr>
+          <w:bCs w:val="0"/>
+          <w:i w:val="0"/>
+          <w:sz w:val="20"/>
+          <w:szCs w:val="20"/>
+        </w:rPr>
+      </w:r>
     </w:p>
     <w:p>
       <w:pPr>
@@ -7773,6 +7825,14 @@
           <w:szCs w:val="16"/>
         </w:rPr>
       </w:r>
+      <w:r>
+        <w:rPr>
+          <w:bCs w:val="0"/>
+          <w:i w:val="0"/>
+          <w:sz w:val="20"/>
+          <w:szCs w:val="20"/>
+        </w:rPr>
+      </w:r>
     </w:p>
     <w:p>
       <w:pPr>
@@ -7806,6 +7866,14 @@
           <w:szCs w:val="16"/>
         </w:rPr>
       </w:r>
+      <w:r>
+        <w:rPr>
+          <w:bCs w:val="0"/>
+          <w:i w:val="0"/>
+          <w:sz w:val="20"/>
+          <w:szCs w:val="20"/>
+        </w:rPr>
+      </w:r>
     </w:p>
     <w:p>
       <w:pPr>
@@ -7840,6 +7908,14 @@
           <w:szCs w:val="16"/>
         </w:rPr>
       </w:r>
+      <w:r>
+        <w:rPr>
+          <w:bCs w:val="0"/>
+          <w:i w:val="0"/>
+          <w:sz w:val="20"/>
+          <w:szCs w:val="20"/>
+        </w:rPr>
+      </w:r>
     </w:p>
     <w:p>
       <w:pPr>
@@ -7874,6 +7950,14 @@
           <w:szCs w:val="16"/>
         </w:rPr>
       </w:r>
+      <w:r>
+        <w:rPr>
+          <w:bCs w:val="0"/>
+          <w:i w:val="0"/>
+          <w:sz w:val="20"/>
+          <w:szCs w:val="20"/>
+        </w:rPr>
+      </w:r>
     </w:p>
     <w:p>
       <w:pPr>
@@ -7908,6 +7992,14 @@
           <w:szCs w:val="16"/>
         </w:rPr>
       </w:r>
+      <w:r>
+        <w:rPr>
+          <w:bCs w:val="0"/>
+          <w:i w:val="0"/>
+          <w:sz w:val="20"/>
+          <w:szCs w:val="20"/>
+        </w:rPr>
+      </w:r>
     </w:p>
     <w:p>
       <w:pPr>
@@ -7942,6 +8034,14 @@
           <w:szCs w:val="16"/>
         </w:rPr>
       </w:r>
+      <w:r>
+        <w:rPr>
+          <w:bCs w:val="0"/>
+          <w:i w:val="0"/>
+          <w:sz w:val="20"/>
+          <w:szCs w:val="20"/>
+        </w:rPr>
+      </w:r>
     </w:p>
     <w:p>
       <w:pPr>
@@ -7976,6 +8076,14 @@
           <w:szCs w:val="16"/>
         </w:rPr>
       </w:r>
+      <w:r>
+        <w:rPr>
+          <w:bCs w:val="0"/>
+          <w:i w:val="0"/>
+          <w:sz w:val="20"/>
+          <w:szCs w:val="20"/>
+        </w:rPr>
+      </w:r>
     </w:p>
     <w:p>
       <w:pPr>
@@ -8009,6 +8117,14 @@
           <w:szCs w:val="16"/>
         </w:rPr>
       </w:r>
+      <w:r>
+        <w:rPr>
+          <w:bCs w:val="0"/>
+          <w:i w:val="0"/>
+          <w:sz w:val="20"/>
+          <w:szCs w:val="20"/>
+        </w:rPr>
+      </w:r>
     </w:p>
     <w:p>
       <w:pPr>
@@ -8043,6 +8159,14 @@
           <w:szCs w:val="16"/>
         </w:rPr>
       </w:r>
+      <w:r>
+        <w:rPr>
+          <w:bCs w:val="0"/>
+          <w:i w:val="0"/>
+          <w:sz w:val="20"/>
+          <w:szCs w:val="20"/>
+        </w:rPr>
+      </w:r>
     </w:p>
     <w:p>
       <w:pPr>
@@ -8077,6 +8201,14 @@
           <w:szCs w:val="16"/>
         </w:rPr>
       </w:r>
+      <w:r>
+        <w:rPr>
+          <w:bCs w:val="0"/>
+          <w:i w:val="0"/>
+          <w:sz w:val="20"/>
+          <w:szCs w:val="20"/>
+        </w:rPr>
+      </w:r>
     </w:p>
     <w:p>
       <w:pPr>
@@ -8111,6 +8243,14 @@
           <w:szCs w:val="16"/>
         </w:rPr>
       </w:r>
+      <w:r>
+        <w:rPr>
+          <w:bCs w:val="0"/>
+          <w:i w:val="0"/>
+          <w:sz w:val="20"/>
+          <w:szCs w:val="20"/>
+        </w:rPr>
+      </w:r>
     </w:p>
     <w:p>
       <w:pPr>
@@ -8144,6 +8284,14 @@
           <w:szCs w:val="16"/>
         </w:rPr>
       </w:r>
+      <w:r>
+        <w:rPr>
+          <w:bCs w:val="0"/>
+          <w:i w:val="0"/>
+          <w:sz w:val="20"/>
+          <w:szCs w:val="20"/>
+        </w:rPr>
+      </w:r>
     </w:p>
     <w:p>
       <w:pPr>
@@ -8178,6 +8326,14 @@
           <w:szCs w:val="16"/>
         </w:rPr>
       </w:r>
+      <w:r>
+        <w:rPr>
+          <w:bCs w:val="0"/>
+          <w:i w:val="0"/>
+          <w:sz w:val="20"/>
+          <w:szCs w:val="20"/>
+        </w:rPr>
+      </w:r>
     </w:p>
     <w:p>
       <w:pPr>
@@ -8212,6 +8368,14 @@
           <w:szCs w:val="16"/>
         </w:rPr>
       </w:r>
+      <w:r>
+        <w:rPr>
+          <w:bCs w:val="0"/>
+          <w:i w:val="0"/>
+          <w:sz w:val="20"/>
+          <w:szCs w:val="20"/>
+        </w:rPr>
+      </w:r>
     </w:p>
     <w:p>
       <w:pPr>
@@ -8246,6 +8410,14 @@
           <w:szCs w:val="16"/>
         </w:rPr>
       </w:r>
+      <w:r>
+        <w:rPr>
+          <w:bCs w:val="0"/>
+          <w:i w:val="0"/>
+          <w:sz w:val="20"/>
+          <w:szCs w:val="20"/>
+        </w:rPr>
+      </w:r>
     </w:p>
     <w:p>
       <w:pPr>
@@ -8280,6 +8452,14 @@
           <w:szCs w:val="16"/>
         </w:rPr>
       </w:r>
+      <w:r>
+        <w:rPr>
+          <w:bCs w:val="0"/>
+          <w:i w:val="0"/>
+          <w:sz w:val="20"/>
+          <w:szCs w:val="20"/>
+        </w:rPr>
+      </w:r>
     </w:p>
     <w:p>
       <w:pPr>
@@ -8314,6 +8494,14 @@
           <w:szCs w:val="16"/>
         </w:rPr>
       </w:r>
+      <w:r>
+        <w:rPr>
+          <w:bCs w:val="0"/>
+          <w:i w:val="0"/>
+          <w:sz w:val="20"/>
+          <w:szCs w:val="20"/>
+        </w:rPr>
+      </w:r>
     </w:p>
     <w:p>
       <w:pPr>
@@ -8347,6 +8535,14 @@
           <w:szCs w:val="16"/>
         </w:rPr>
       </w:r>
+      <w:r>
+        <w:rPr>
+          <w:bCs w:val="0"/>
+          <w:i w:val="0"/>
+          <w:sz w:val="20"/>
+          <w:szCs w:val="20"/>
+        </w:rPr>
+      </w:r>
     </w:p>
     <w:p>
       <w:pPr>
@@ -8381,6 +8577,14 @@
           <w:szCs w:val="16"/>
         </w:rPr>
       </w:r>
+      <w:r>
+        <w:rPr>
+          <w:bCs w:val="0"/>
+          <w:i w:val="0"/>
+          <w:sz w:val="20"/>
+          <w:szCs w:val="20"/>
+        </w:rPr>
+      </w:r>
     </w:p>
     <w:p>
       <w:pPr>
@@ -8414,6 +8618,14 @@
           <w:szCs w:val="16"/>
         </w:rPr>
       </w:r>
+      <w:r>
+        <w:rPr>
+          <w:bCs w:val="0"/>
+          <w:i w:val="0"/>
+          <w:sz w:val="20"/>
+          <w:szCs w:val="20"/>
+        </w:rPr>
+      </w:r>
     </w:p>
     <w:p>
       <w:pPr>
@@ -8448,6 +8660,14 @@
           <w:szCs w:val="16"/>
         </w:rPr>
       </w:r>
+      <w:r>
+        <w:rPr>
+          <w:bCs w:val="0"/>
+          <w:i w:val="0"/>
+          <w:sz w:val="20"/>
+          <w:szCs w:val="20"/>
+        </w:rPr>
+      </w:r>
     </w:p>
     <w:p>
       <w:pPr>
@@ -8482,6 +8702,14 @@
           <w:szCs w:val="16"/>
         </w:rPr>
       </w:r>
+      <w:r>
+        <w:rPr>
+          <w:bCs w:val="0"/>
+          <w:i w:val="0"/>
+          <w:sz w:val="20"/>
+          <w:szCs w:val="20"/>
+        </w:rPr>
+      </w:r>
     </w:p>
     <w:p>
       <w:pPr>
@@ -8516,6 +8744,14 @@
           <w:szCs w:val="16"/>
         </w:rPr>
       </w:r>
+      <w:r>
+        <w:rPr>
+          <w:bCs w:val="0"/>
+          <w:i w:val="0"/>
+          <w:sz w:val="20"/>
+          <w:szCs w:val="20"/>
+        </w:rPr>
+      </w:r>
     </w:p>
     <w:p>
       <w:pPr>
@@ -8550,6 +8786,14 @@
           <w:szCs w:val="16"/>
         </w:rPr>
       </w:r>
+      <w:r>
+        <w:rPr>
+          <w:bCs w:val="0"/>
+          <w:i w:val="0"/>
+          <w:sz w:val="20"/>
+          <w:szCs w:val="20"/>
+        </w:rPr>
+      </w:r>
     </w:p>
     <w:p>
       <w:pPr>
@@ -8584,6 +8828,14 @@
           <w:szCs w:val="16"/>
         </w:rPr>
       </w:r>
+      <w:r>
+        <w:rPr>
+          <w:bCs w:val="0"/>
+          <w:i w:val="0"/>
+          <w:sz w:val="20"/>
+          <w:szCs w:val="20"/>
+        </w:rPr>
+      </w:r>
     </w:p>
     <w:p>
       <w:pPr>
@@ -8618,6 +8870,14 @@
           <w:szCs w:val="16"/>
         </w:rPr>
       </w:r>
+      <w:r>
+        <w:rPr>
+          <w:bCs w:val="0"/>
+          <w:i w:val="0"/>
+          <w:sz w:val="20"/>
+          <w:szCs w:val="20"/>
+        </w:rPr>
+      </w:r>
     </w:p>
     <w:p>
       <w:pPr>
@@ -8652,6 +8912,14 @@
           <w:szCs w:val="16"/>
         </w:rPr>
       </w:r>
+      <w:r>
+        <w:rPr>
+          <w:bCs w:val="0"/>
+          <w:i w:val="0"/>
+          <w:sz w:val="20"/>
+          <w:szCs w:val="20"/>
+        </w:rPr>
+      </w:r>
     </w:p>
     <w:p>
       <w:pPr>
@@ -8685,6 +8953,14 @@
           <w:szCs w:val="16"/>
         </w:rPr>
       </w:r>
+      <w:r>
+        <w:rPr>
+          <w:bCs w:val="0"/>
+          <w:i w:val="0"/>
+          <w:sz w:val="20"/>
+          <w:szCs w:val="20"/>
+        </w:rPr>
+      </w:r>
     </w:p>
     <w:p>
       <w:pPr>
@@ -8719,6 +8995,14 @@
           <w:szCs w:val="16"/>
         </w:rPr>
       </w:r>
+      <w:r>
+        <w:rPr>
+          <w:bCs w:val="0"/>
+          <w:i w:val="0"/>
+          <w:sz w:val="20"/>
+          <w:szCs w:val="20"/>
+        </w:rPr>
+      </w:r>
     </w:p>
     <w:p>
       <w:pPr>
@@ -8753,6 +9037,14 @@
           <w:szCs w:val="16"/>
         </w:rPr>
       </w:r>
+      <w:r>
+        <w:rPr>
+          <w:bCs w:val="0"/>
+          <w:i w:val="0"/>
+          <w:sz w:val="20"/>
+          <w:szCs w:val="20"/>
+        </w:rPr>
+      </w:r>
     </w:p>
     <w:p>
       <w:pPr>
@@ -8786,6 +9078,14 @@
           <w:szCs w:val="16"/>
         </w:rPr>
       </w:r>
+      <w:r>
+        <w:rPr>
+          <w:bCs w:val="0"/>
+          <w:i w:val="0"/>
+          <w:sz w:val="20"/>
+          <w:szCs w:val="20"/>
+        </w:rPr>
+      </w:r>
     </w:p>
     <w:p>
       <w:pPr>
@@ -8820,6 +9120,14 @@
           <w:szCs w:val="16"/>
         </w:rPr>
       </w:r>
+      <w:r>
+        <w:rPr>
+          <w:bCs w:val="0"/>
+          <w:i w:val="0"/>
+          <w:sz w:val="20"/>
+          <w:szCs w:val="20"/>
+        </w:rPr>
+      </w:r>
     </w:p>
     <w:p>
       <w:pPr>
@@ -8854,6 +9162,14 @@
           <w:szCs w:val="16"/>
         </w:rPr>
       </w:r>
+      <w:r>
+        <w:rPr>
+          <w:bCs w:val="0"/>
+          <w:i w:val="0"/>
+          <w:sz w:val="20"/>
+          <w:szCs w:val="20"/>
+        </w:rPr>
+      </w:r>
     </w:p>
     <w:p>
       <w:pPr>
@@ -8888,6 +9204,14 @@
           <w:szCs w:val="16"/>
         </w:rPr>
       </w:r>
+      <w:r>
+        <w:rPr>
+          <w:bCs w:val="0"/>
+          <w:i w:val="0"/>
+          <w:sz w:val="20"/>
+          <w:szCs w:val="20"/>
+        </w:rPr>
+      </w:r>
     </w:p>
     <w:p>
       <w:pPr>
@@ -8922,6 +9246,14 @@
           <w:szCs w:val="16"/>
         </w:rPr>
       </w:r>
+      <w:r>
+        <w:rPr>
+          <w:bCs w:val="0"/>
+          <w:i w:val="0"/>
+          <w:sz w:val="20"/>
+          <w:szCs w:val="20"/>
+        </w:rPr>
+      </w:r>
     </w:p>
     <w:p>
       <w:pPr>
@@ -8956,6 +9288,14 @@
           <w:szCs w:val="16"/>
         </w:rPr>
       </w:r>
+      <w:r>
+        <w:rPr>
+          <w:bCs w:val="0"/>
+          <w:i w:val="0"/>
+          <w:sz w:val="20"/>
+          <w:szCs w:val="20"/>
+        </w:rPr>
+      </w:r>
     </w:p>
     <w:p>
       <w:pPr>
@@ -8989,6 +9329,14 @@
           <w:szCs w:val="16"/>
         </w:rPr>
       </w:r>
+      <w:r>
+        <w:rPr>
+          <w:bCs w:val="0"/>
+          <w:i w:val="0"/>
+          <w:sz w:val="20"/>
+          <w:szCs w:val="20"/>
+        </w:rPr>
+      </w:r>
     </w:p>
     <w:p>
       <w:pPr>
@@ -9023,6 +9371,14 @@
           <w:szCs w:val="16"/>
         </w:rPr>
       </w:r>
+      <w:r>
+        <w:rPr>
+          <w:bCs w:val="0"/>
+          <w:i w:val="0"/>
+          <w:sz w:val="20"/>
+          <w:szCs w:val="20"/>
+        </w:rPr>
+      </w:r>
     </w:p>
     <w:p>
       <w:pPr>
@@ -9057,6 +9413,14 @@
           <w:szCs w:val="16"/>
         </w:rPr>
       </w:r>
+      <w:r>
+        <w:rPr>
+          <w:bCs w:val="0"/>
+          <w:i w:val="0"/>
+          <w:sz w:val="20"/>
+          <w:szCs w:val="20"/>
+        </w:rPr>
+      </w:r>
     </w:p>
     <w:p>
       <w:pPr>
@@ -9090,6 +9454,14 @@
           <w:szCs w:val="16"/>
         </w:rPr>
       </w:r>
+      <w:r>
+        <w:rPr>
+          <w:bCs w:val="0"/>
+          <w:i w:val="0"/>
+          <w:sz w:val="20"/>
+          <w:szCs w:val="20"/>
+        </w:rPr>
+      </w:r>
     </w:p>
     <w:p>
       <w:pPr>
@@ -9124,6 +9496,14 @@
           <w:szCs w:val="16"/>
         </w:rPr>
       </w:r>
+      <w:r>
+        <w:rPr>
+          <w:bCs w:val="0"/>
+          <w:i w:val="0"/>
+          <w:sz w:val="20"/>
+          <w:szCs w:val="20"/>
+        </w:rPr>
+      </w:r>
     </w:p>
     <w:p>
       <w:pPr>
@@ -9158,6 +9538,14 @@
           <w:szCs w:val="16"/>
         </w:rPr>
       </w:r>
+      <w:r>
+        <w:rPr>
+          <w:bCs w:val="0"/>
+          <w:i w:val="0"/>
+          <w:sz w:val="20"/>
+          <w:szCs w:val="20"/>
+        </w:rPr>
+      </w:r>
     </w:p>
     <w:p>
       <w:pPr>
@@ -9191,6 +9579,14 @@
           <w:szCs w:val="16"/>
         </w:rPr>
       </w:r>
+      <w:r>
+        <w:rPr>
+          <w:bCs w:val="0"/>
+          <w:i w:val="0"/>
+          <w:sz w:val="20"/>
+          <w:szCs w:val="20"/>
+        </w:rPr>
+      </w:r>
     </w:p>
     <w:p>
       <w:pPr>
@@ -9225,6 +9621,14 @@
           <w:szCs w:val="16"/>
         </w:rPr>
       </w:r>
+      <w:r>
+        <w:rPr>
+          <w:bCs w:val="0"/>
+          <w:i w:val="0"/>
+          <w:sz w:val="20"/>
+          <w:szCs w:val="20"/>
+        </w:rPr>
+      </w:r>
     </w:p>
     <w:p>
       <w:pPr>
@@ -9258,6 +9662,14 @@
           <w:szCs w:val="16"/>
         </w:rPr>
       </w:r>
+      <w:r>
+        <w:rPr>
+          <w:bCs w:val="0"/>
+          <w:i w:val="0"/>
+          <w:sz w:val="20"/>
+          <w:szCs w:val="20"/>
+        </w:rPr>
+      </w:r>
     </w:p>
     <w:p>
       <w:pPr>
@@ -9292,6 +9704,14 @@
           <w:szCs w:val="16"/>
         </w:rPr>
       </w:r>
+      <w:r>
+        <w:rPr>
+          <w:bCs w:val="0"/>
+          <w:i w:val="0"/>
+          <w:sz w:val="20"/>
+          <w:szCs w:val="20"/>
+        </w:rPr>
+      </w:r>
     </w:p>
     <w:p>
       <w:pPr>
@@ -9326,6 +9746,14 @@
           <w:szCs w:val="16"/>
         </w:rPr>
       </w:r>
+      <w:r>
+        <w:rPr>
+          <w:bCs w:val="0"/>
+          <w:i w:val="0"/>
+          <w:sz w:val="20"/>
+          <w:szCs w:val="20"/>
+        </w:rPr>
+      </w:r>
     </w:p>
     <w:p>
       <w:pPr>
@@ -9360,6 +9788,14 @@
           <w:szCs w:val="16"/>
         </w:rPr>
       </w:r>
+      <w:r>
+        <w:rPr>
+          <w:bCs w:val="0"/>
+          <w:i w:val="0"/>
+          <w:sz w:val="20"/>
+          <w:szCs w:val="20"/>
+        </w:rPr>
+      </w:r>
     </w:p>
     <w:p>
       <w:pPr>
@@ -9394,6 +9830,14 @@
           <w:szCs w:val="16"/>
         </w:rPr>
       </w:r>
+      <w:r>
+        <w:rPr>
+          <w:bCs w:val="0"/>
+          <w:i w:val="0"/>
+          <w:sz w:val="20"/>
+          <w:szCs w:val="20"/>
+        </w:rPr>
+      </w:r>
     </w:p>
     <w:p>
       <w:pPr>
@@ -9427,6 +9871,14 @@
           <w:szCs w:val="16"/>
         </w:rPr>
       </w:r>
+      <w:r>
+        <w:rPr>
+          <w:bCs w:val="0"/>
+          <w:i w:val="0"/>
+          <w:sz w:val="20"/>
+          <w:szCs w:val="20"/>
+        </w:rPr>
+      </w:r>
     </w:p>
     <w:p>
       <w:pPr>
@@ -9461,6 +9913,14 @@
           <w:szCs w:val="16"/>
         </w:rPr>
       </w:r>
+      <w:r>
+        <w:rPr>
+          <w:bCs w:val="0"/>
+          <w:i w:val="0"/>
+          <w:sz w:val="20"/>
+          <w:szCs w:val="20"/>
+        </w:rPr>
+      </w:r>
     </w:p>
     <w:p>
       <w:pPr>
@@ -9494,6 +9954,14 @@
           <w:szCs w:val="16"/>
         </w:rPr>
       </w:r>
+      <w:r>
+        <w:rPr>
+          <w:bCs w:val="0"/>
+          <w:i w:val="0"/>
+          <w:sz w:val="20"/>
+          <w:szCs w:val="20"/>
+        </w:rPr>
+      </w:r>
     </w:p>
     <w:p>
       <w:pPr>
@@ -9528,6 +9996,14 @@
           <w:szCs w:val="16"/>
         </w:rPr>
       </w:r>
+      <w:r>
+        <w:rPr>
+          <w:bCs w:val="0"/>
+          <w:i w:val="0"/>
+          <w:sz w:val="20"/>
+          <w:szCs w:val="20"/>
+        </w:rPr>
+      </w:r>
     </w:p>
     <w:p>
       <w:pPr>
@@ -9562,6 +10038,14 @@
           <w:szCs w:val="16"/>
         </w:rPr>
       </w:r>
+      <w:r>
+        <w:rPr>
+          <w:bCs w:val="0"/>
+          <w:i w:val="0"/>
+          <w:sz w:val="20"/>
+          <w:szCs w:val="20"/>
+        </w:rPr>
+      </w:r>
     </w:p>
     <w:p>
       <w:pPr>
@@ -9596,6 +10080,14 @@
           <w:szCs w:val="16"/>
         </w:rPr>
       </w:r>
+      <w:r>
+        <w:rPr>
+          <w:bCs w:val="0"/>
+          <w:i w:val="0"/>
+          <w:sz w:val="20"/>
+          <w:szCs w:val="20"/>
+        </w:rPr>
+      </w:r>
     </w:p>
     <w:p>
       <w:pPr>
@@ -9629,6 +10121,14 @@
           <w:szCs w:val="16"/>
         </w:rPr>
       </w:r>
+      <w:r>
+        <w:rPr>
+          <w:bCs w:val="0"/>
+          <w:i w:val="0"/>
+          <w:sz w:val="20"/>
+          <w:szCs w:val="20"/>
+        </w:rPr>
+      </w:r>
     </w:p>
     <w:p>
       <w:pPr>
@@ -9663,6 +10163,14 @@
           <w:szCs w:val="16"/>
         </w:rPr>
       </w:r>
+      <w:r>
+        <w:rPr>
+          <w:bCs w:val="0"/>
+          <w:i w:val="0"/>
+          <w:sz w:val="20"/>
+          <w:szCs w:val="20"/>
+        </w:rPr>
+      </w:r>
     </w:p>
     <w:p>
       <w:pPr>
@@ -9697,6 +10205,14 @@
           <w:szCs w:val="16"/>
         </w:rPr>
       </w:r>
+      <w:r>
+        <w:rPr>
+          <w:bCs w:val="0"/>
+          <w:i w:val="0"/>
+          <w:sz w:val="20"/>
+          <w:szCs w:val="20"/>
+        </w:rPr>
+      </w:r>
     </w:p>
     <w:p>
       <w:pPr>
@@ -9731,6 +10247,14 @@
           <w:szCs w:val="16"/>
         </w:rPr>
       </w:r>
+      <w:r>
+        <w:rPr>
+          <w:bCs w:val="0"/>
+          <w:i w:val="0"/>
+          <w:sz w:val="20"/>
+          <w:szCs w:val="20"/>
+        </w:rPr>
+      </w:r>
     </w:p>
     <w:p>
       <w:pPr>
@@ -9765,6 +10289,14 @@
           <w:szCs w:val="16"/>
         </w:rPr>
       </w:r>
+      <w:r>
+        <w:rPr>
+          <w:bCs w:val="0"/>
+          <w:i w:val="0"/>
+          <w:sz w:val="20"/>
+          <w:szCs w:val="20"/>
+        </w:rPr>
+      </w:r>
     </w:p>
     <w:p>
       <w:pPr>
@@ -9799,6 +10331,14 @@
           <w:szCs w:val="16"/>
         </w:rPr>
       </w:r>
+      <w:r>
+        <w:rPr>
+          <w:bCs w:val="0"/>
+          <w:i w:val="0"/>
+          <w:sz w:val="20"/>
+          <w:szCs w:val="20"/>
+        </w:rPr>
+      </w:r>
     </w:p>
     <w:p>
       <w:pPr>
@@ -9833,6 +10373,14 @@
           <w:szCs w:val="16"/>
         </w:rPr>
       </w:r>
+      <w:r>
+        <w:rPr>
+          <w:bCs w:val="0"/>
+          <w:i w:val="0"/>
+          <w:sz w:val="20"/>
+          <w:szCs w:val="20"/>
+        </w:rPr>
+      </w:r>
     </w:p>
     <w:p>
       <w:pPr>
@@ -9867,6 +10415,14 @@
           <w:szCs w:val="16"/>
         </w:rPr>
       </w:r>
+      <w:r>
+        <w:rPr>
+          <w:bCs w:val="0"/>
+          <w:i w:val="0"/>
+          <w:sz w:val="20"/>
+          <w:szCs w:val="20"/>
+        </w:rPr>
+      </w:r>
     </w:p>
     <w:p>
       <w:pPr>
@@ -9901,6 +10457,14 @@
           <w:szCs w:val="16"/>
         </w:rPr>
       </w:r>
+      <w:r>
+        <w:rPr>
+          <w:bCs w:val="0"/>
+          <w:i w:val="0"/>
+          <w:sz w:val="20"/>
+          <w:szCs w:val="20"/>
+        </w:rPr>
+      </w:r>
     </w:p>
     <w:p>
       <w:pPr>
@@ -9935,6 +10499,14 @@
           <w:szCs w:val="16"/>
         </w:rPr>
       </w:r>
+      <w:r>
+        <w:rPr>
+          <w:bCs w:val="0"/>
+          <w:i w:val="0"/>
+          <w:sz w:val="20"/>
+          <w:szCs w:val="20"/>
+        </w:rPr>
+      </w:r>
     </w:p>
     <w:p>
       <w:pPr>
@@ -9969,6 +10541,14 @@
           <w:szCs w:val="16"/>
         </w:rPr>
       </w:r>
+      <w:r>
+        <w:rPr>
+          <w:bCs w:val="0"/>
+          <w:i w:val="0"/>
+          <w:sz w:val="20"/>
+          <w:szCs w:val="20"/>
+        </w:rPr>
+      </w:r>
     </w:p>
     <w:p>
       <w:pPr>
@@ -10003,6 +10583,14 @@
           <w:szCs w:val="16"/>
         </w:rPr>
       </w:r>
+      <w:r>
+        <w:rPr>
+          <w:bCs w:val="0"/>
+          <w:i w:val="0"/>
+          <w:sz w:val="20"/>
+          <w:szCs w:val="20"/>
+        </w:rPr>
+      </w:r>
     </w:p>
     <w:p>
       <w:pPr>
@@ -10037,6 +10625,14 @@
           <w:szCs w:val="16"/>
         </w:rPr>
       </w:r>
+      <w:r>
+        <w:rPr>
+          <w:bCs w:val="0"/>
+          <w:i w:val="0"/>
+          <w:sz w:val="20"/>
+          <w:szCs w:val="20"/>
+        </w:rPr>
+      </w:r>
     </w:p>
     <w:p>
       <w:pPr>
@@ -10071,6 +10667,14 @@
           <w:szCs w:val="16"/>
         </w:rPr>
       </w:r>
+      <w:r>
+        <w:rPr>
+          <w:bCs w:val="0"/>
+          <w:i w:val="0"/>
+          <w:sz w:val="20"/>
+          <w:szCs w:val="20"/>
+        </w:rPr>
+      </w:r>
     </w:p>
     <w:p>
       <w:pPr>
@@ -10105,6 +10709,14 @@
           <w:szCs w:val="16"/>
         </w:rPr>
       </w:r>
+      <w:r>
+        <w:rPr>
+          <w:bCs w:val="0"/>
+          <w:i w:val="0"/>
+          <w:sz w:val="20"/>
+          <w:szCs w:val="20"/>
+        </w:rPr>
+      </w:r>
     </w:p>
     <w:p>
       <w:pPr>
@@ -10139,6 +10751,14 @@
           <w:szCs w:val="16"/>
         </w:rPr>
       </w:r>
+      <w:r>
+        <w:rPr>
+          <w:bCs w:val="0"/>
+          <w:i w:val="0"/>
+          <w:sz w:val="20"/>
+          <w:szCs w:val="20"/>
+        </w:rPr>
+      </w:r>
     </w:p>
     <w:p>
       <w:pPr>
@@ -10173,6 +10793,14 @@
           <w:szCs w:val="16"/>
         </w:rPr>
       </w:r>
+      <w:r>
+        <w:rPr>
+          <w:bCs w:val="0"/>
+          <w:i w:val="0"/>
+          <w:sz w:val="20"/>
+          <w:szCs w:val="20"/>
+        </w:rPr>
+      </w:r>
     </w:p>
     <w:p>
       <w:pPr>
@@ -10207,6 +10835,14 @@
           <w:szCs w:val="16"/>
         </w:rPr>
       </w:r>
+      <w:r>
+        <w:rPr>
+          <w:bCs w:val="0"/>
+          <w:i w:val="0"/>
+          <w:sz w:val="20"/>
+          <w:szCs w:val="20"/>
+        </w:rPr>
+      </w:r>
     </w:p>
     <w:p>
       <w:pPr>
@@ -10241,6 +10877,14 @@
           <w:szCs w:val="16"/>
         </w:rPr>
       </w:r>
+      <w:r>
+        <w:rPr>
+          <w:bCs w:val="0"/>
+          <w:i w:val="0"/>
+          <w:sz w:val="20"/>
+          <w:szCs w:val="20"/>
+        </w:rPr>
+      </w:r>
     </w:p>
     <w:p>
       <w:pPr>
@@ -10275,6 +10919,14 @@
           <w:szCs w:val="16"/>
         </w:rPr>
       </w:r>
+      <w:r>
+        <w:rPr>
+          <w:bCs w:val="0"/>
+          <w:i w:val="0"/>
+          <w:sz w:val="20"/>
+          <w:szCs w:val="20"/>
+        </w:rPr>
+      </w:r>
     </w:p>
     <w:p>
       <w:pPr>
@@ -10309,6 +10961,14 @@
           <w:szCs w:val="16"/>
         </w:rPr>
       </w:r>
+      <w:r>
+        <w:rPr>
+          <w:bCs w:val="0"/>
+          <w:i w:val="0"/>
+          <w:sz w:val="20"/>
+          <w:szCs w:val="20"/>
+        </w:rPr>
+      </w:r>
     </w:p>
     <w:p>
       <w:pPr>
@@ -10343,6 +11003,14 @@
           <w:szCs w:val="16"/>
         </w:rPr>
       </w:r>
+      <w:r>
+        <w:rPr>
+          <w:bCs w:val="0"/>
+          <w:i w:val="0"/>
+          <w:sz w:val="20"/>
+          <w:szCs w:val="20"/>
+        </w:rPr>
+      </w:r>
     </w:p>
     <w:p>
       <w:pPr>
@@ -10377,6 +11045,14 @@
           <w:szCs w:val="16"/>
         </w:rPr>
       </w:r>
+      <w:r>
+        <w:rPr>
+          <w:bCs w:val="0"/>
+          <w:i w:val="0"/>
+          <w:sz w:val="20"/>
+          <w:szCs w:val="20"/>
+        </w:rPr>
+      </w:r>
     </w:p>
     <w:p>
       <w:pPr>
@@ -10411,6 +11087,14 @@
           <w:szCs w:val="16"/>
         </w:rPr>
       </w:r>
+      <w:r>
+        <w:rPr>
+          <w:bCs w:val="0"/>
+          <w:i w:val="0"/>
+          <w:sz w:val="20"/>
+          <w:szCs w:val="20"/>
+        </w:rPr>
+      </w:r>
     </w:p>
     <w:p>
       <w:pPr>
@@ -10445,6 +11129,14 @@
           <w:szCs w:val="16"/>
         </w:rPr>
       </w:r>
+      <w:r>
+        <w:rPr>
+          <w:bCs w:val="0"/>
+          <w:i w:val="0"/>
+          <w:sz w:val="20"/>
+          <w:szCs w:val="20"/>
+        </w:rPr>
+      </w:r>
     </w:p>
     <w:p>
       <w:pPr>
@@ -10479,6 +11171,14 @@
           <w:szCs w:val="16"/>
         </w:rPr>
       </w:r>
+      <w:r>
+        <w:rPr>
+          <w:bCs w:val="0"/>
+          <w:i w:val="0"/>
+          <w:sz w:val="20"/>
+          <w:szCs w:val="20"/>
+        </w:rPr>
+      </w:r>
     </w:p>
     <w:p>
       <w:pPr>
@@ -10513,6 +11213,14 @@
           <w:szCs w:val="16"/>
         </w:rPr>
       </w:r>
+      <w:r>
+        <w:rPr>
+          <w:bCs w:val="0"/>
+          <w:i w:val="0"/>
+          <w:sz w:val="20"/>
+          <w:szCs w:val="20"/>
+        </w:rPr>
+      </w:r>
     </w:p>
     <w:p>
       <w:pPr>
@@ -10547,6 +11255,14 @@
           <w:szCs w:val="16"/>
         </w:rPr>
       </w:r>
+      <w:r>
+        <w:rPr>
+          <w:bCs w:val="0"/>
+          <w:i w:val="0"/>
+          <w:sz w:val="20"/>
+          <w:szCs w:val="20"/>
+        </w:rPr>
+      </w:r>
     </w:p>
     <w:p>
       <w:pPr>
@@ -10581,6 +11297,14 @@
           <w:szCs w:val="16"/>
         </w:rPr>
       </w:r>
+      <w:r>
+        <w:rPr>
+          <w:bCs w:val="0"/>
+          <w:i w:val="0"/>
+          <w:sz w:val="20"/>
+          <w:szCs w:val="20"/>
+        </w:rPr>
+      </w:r>
     </w:p>
     <w:p>
       <w:pPr>
@@ -10615,6 +11339,14 @@
           <w:szCs w:val="16"/>
         </w:rPr>
       </w:r>
+      <w:r>
+        <w:rPr>
+          <w:bCs w:val="0"/>
+          <w:i w:val="0"/>
+          <w:sz w:val="20"/>
+          <w:szCs w:val="20"/>
+        </w:rPr>
+      </w:r>
     </w:p>
     <w:p>
       <w:pPr>
@@ -10649,6 +11381,14 @@
           <w:szCs w:val="16"/>
         </w:rPr>
       </w:r>
+      <w:r>
+        <w:rPr>
+          <w:bCs w:val="0"/>
+          <w:i w:val="0"/>
+          <w:sz w:val="20"/>
+          <w:szCs w:val="20"/>
+        </w:rPr>
+      </w:r>
     </w:p>
     <w:p>
       <w:pPr>
@@ -10683,6 +11423,14 @@
           <w:szCs w:val="16"/>
         </w:rPr>
       </w:r>
+      <w:r>
+        <w:rPr>
+          <w:bCs w:val="0"/>
+          <w:i w:val="0"/>
+          <w:sz w:val="20"/>
+          <w:szCs w:val="20"/>
+        </w:rPr>
+      </w:r>
     </w:p>
     <w:p>
       <w:pPr>
@@ -10717,6 +11465,14 @@
           <w:szCs w:val="16"/>
         </w:rPr>
       </w:r>
+      <w:r>
+        <w:rPr>
+          <w:bCs w:val="0"/>
+          <w:i w:val="0"/>
+          <w:sz w:val="20"/>
+          <w:szCs w:val="20"/>
+        </w:rPr>
+      </w:r>
     </w:p>
     <w:p>
       <w:pPr>
@@ -10751,6 +11507,14 @@
           <w:szCs w:val="16"/>
         </w:rPr>
       </w:r>
+      <w:r>
+        <w:rPr>
+          <w:bCs w:val="0"/>
+          <w:i w:val="0"/>
+          <w:sz w:val="20"/>
+          <w:szCs w:val="20"/>
+        </w:rPr>
+      </w:r>
     </w:p>
     <w:p>
       <w:pPr>
@@ -10785,6 +11549,14 @@
           <w:szCs w:val="16"/>
         </w:rPr>
       </w:r>
+      <w:r>
+        <w:rPr>
+          <w:bCs w:val="0"/>
+          <w:i w:val="0"/>
+          <w:sz w:val="20"/>
+          <w:szCs w:val="20"/>
+        </w:rPr>
+      </w:r>
     </w:p>
     <w:p>
       <w:pPr>
@@ -10819,6 +11591,14 @@
           <w:szCs w:val="16"/>
         </w:rPr>
       </w:r>
+      <w:r>
+        <w:rPr>
+          <w:bCs w:val="0"/>
+          <w:i w:val="0"/>
+          <w:sz w:val="20"/>
+          <w:szCs w:val="20"/>
+        </w:rPr>
+      </w:r>
     </w:p>
     <w:p>
       <w:pPr>
@@ -10853,6 +11633,14 @@
           <w:szCs w:val="16"/>
         </w:rPr>
       </w:r>
+      <w:r>
+        <w:rPr>
+          <w:bCs w:val="0"/>
+          <w:i w:val="0"/>
+          <w:sz w:val="20"/>
+          <w:szCs w:val="20"/>
+        </w:rPr>
+      </w:r>
     </w:p>
     <w:p>
       <w:pPr>
@@ -10887,6 +11675,14 @@
           <w:szCs w:val="16"/>
         </w:rPr>
       </w:r>
+      <w:r>
+        <w:rPr>
+          <w:bCs w:val="0"/>
+          <w:i w:val="0"/>
+          <w:sz w:val="20"/>
+          <w:szCs w:val="20"/>
+        </w:rPr>
+      </w:r>
     </w:p>
     <w:p>
       <w:pPr>
@@ -10921,6 +11717,14 @@
           <w:szCs w:val="16"/>
         </w:rPr>
       </w:r>
+      <w:r>
+        <w:rPr>
+          <w:bCs w:val="0"/>
+          <w:i w:val="0"/>
+          <w:sz w:val="20"/>
+          <w:szCs w:val="20"/>
+        </w:rPr>
+      </w:r>
     </w:p>
     <w:p>
       <w:pPr>
@@ -10955,6 +11759,14 @@
           <w:szCs w:val="16"/>
         </w:rPr>
       </w:r>
+      <w:r>
+        <w:rPr>
+          <w:bCs w:val="0"/>
+          <w:i w:val="0"/>
+          <w:sz w:val="20"/>
+          <w:szCs w:val="20"/>
+        </w:rPr>
+      </w:r>
     </w:p>
     <w:p>
       <w:pPr>
@@ -10989,6 +11801,14 @@
           <w:szCs w:val="16"/>
         </w:rPr>
       </w:r>
+      <w:r>
+        <w:rPr>
+          <w:bCs w:val="0"/>
+          <w:i w:val="0"/>
+          <w:sz w:val="20"/>
+          <w:szCs w:val="20"/>
+        </w:rPr>
+      </w:r>
     </w:p>
     <w:p>
       <w:pPr>
@@ -11023,6 +11843,14 @@
           <w:szCs w:val="16"/>
         </w:rPr>
       </w:r>
+      <w:r>
+        <w:rPr>
+          <w:bCs w:val="0"/>
+          <w:i w:val="0"/>
+          <w:sz w:val="20"/>
+          <w:szCs w:val="20"/>
+        </w:rPr>
+      </w:r>
     </w:p>
     <w:p>
       <w:pPr>
@@ -11057,6 +11885,14 @@
           <w:szCs w:val="16"/>
         </w:rPr>
       </w:r>
+      <w:r>
+        <w:rPr>
+          <w:bCs w:val="0"/>
+          <w:i w:val="0"/>
+          <w:sz w:val="20"/>
+          <w:szCs w:val="20"/>
+        </w:rPr>
+      </w:r>
     </w:p>
     <w:p>
       <w:pPr>
@@ -11091,6 +11927,14 @@
           <w:szCs w:val="16"/>
         </w:rPr>
       </w:r>
+      <w:r>
+        <w:rPr>
+          <w:bCs w:val="0"/>
+          <w:i w:val="0"/>
+          <w:sz w:val="20"/>
+          <w:szCs w:val="20"/>
+        </w:rPr>
+      </w:r>
     </w:p>
     <w:p>
       <w:pPr>
@@ -11125,6 +11969,14 @@
           <w:szCs w:val="16"/>
         </w:rPr>
       </w:r>
+      <w:r>
+        <w:rPr>
+          <w:bCs w:val="0"/>
+          <w:i w:val="0"/>
+          <w:sz w:val="20"/>
+          <w:szCs w:val="20"/>
+        </w:rPr>
+      </w:r>
     </w:p>
     <w:p>
       <w:pPr>
@@ -11159,6 +12011,14 @@
           <w:szCs w:val="16"/>
         </w:rPr>
       </w:r>
+      <w:r>
+        <w:rPr>
+          <w:bCs w:val="0"/>
+          <w:i w:val="0"/>
+          <w:sz w:val="20"/>
+          <w:szCs w:val="20"/>
+        </w:rPr>
+      </w:r>
     </w:p>
     <w:p>
       <w:pPr>
@@ -11193,6 +12053,14 @@
           <w:szCs w:val="16"/>
         </w:rPr>
       </w:r>
+      <w:r>
+        <w:rPr>
+          <w:bCs w:val="0"/>
+          <w:i w:val="0"/>
+          <w:sz w:val="20"/>
+          <w:szCs w:val="20"/>
+        </w:rPr>
+      </w:r>
     </w:p>
     <w:p>
       <w:pPr>
@@ -11226,6 +12094,14 @@
           <w:szCs w:val="16"/>
         </w:rPr>
       </w:r>
+      <w:r>
+        <w:rPr>
+          <w:bCs w:val="0"/>
+          <w:i w:val="0"/>
+          <w:sz w:val="20"/>
+          <w:szCs w:val="20"/>
+        </w:rPr>
+      </w:r>
     </w:p>
     <w:p>
       <w:pPr>
@@ -11260,6 +12136,14 @@
           <w:szCs w:val="16"/>
         </w:rPr>
       </w:r>
+      <w:r>
+        <w:rPr>
+          <w:bCs w:val="0"/>
+          <w:i w:val="0"/>
+          <w:sz w:val="20"/>
+          <w:szCs w:val="20"/>
+        </w:rPr>
+      </w:r>
     </w:p>
     <w:p>
       <w:pPr>
@@ -11294,6 +12178,14 @@
           <w:szCs w:val="16"/>
         </w:rPr>
       </w:r>
+      <w:r>
+        <w:rPr>
+          <w:bCs w:val="0"/>
+          <w:i w:val="0"/>
+          <w:sz w:val="20"/>
+          <w:szCs w:val="20"/>
+        </w:rPr>
+      </w:r>
     </w:p>
     <w:p>
       <w:pPr>
@@ -11328,6 +12220,14 @@
           <w:szCs w:val="16"/>
         </w:rPr>
       </w:r>
+      <w:r>
+        <w:rPr>
+          <w:bCs w:val="0"/>
+          <w:i w:val="0"/>
+          <w:sz w:val="20"/>
+          <w:szCs w:val="20"/>
+        </w:rPr>
+      </w:r>
     </w:p>
     <w:p>
       <w:pPr>
@@ -11370,12 +12270,11 @@
       <w:r>
         <w:rPr>
           <w:rFonts w:ascii="Liberation Serif" w:hAnsi="Liberation Serif" w:eastAsia="Liberation Serif" w:cs="Liberation Serif"/>
-          <w:i w:val="0"/>
-          <w:iCs w:val="0"/>
+          <w:bCs w:val="0"/>
+          <w:i w:val="0"/>
           <w:sz w:val="20"/>
           <w:szCs w:val="20"/>
           <w:highlight w:val="none"/>
-          <w:lang w:val="ru-RU" w:bidi="ru-RU"/>
         </w:rPr>
       </w:r>
     </w:p>
